--- a/Progres-Fatimah/Jurnal Submit/manuscript/draft yuni/Pomegranate-Derived Polyphenols and Alveolar Bone Remodeling in Orthodontic Retention A Systematic Review and Meta-Analysis.docx
+++ b/Progres-Fatimah/Jurnal Submit/manuscript/draft yuni/Pomegranate-Derived Polyphenols and Alveolar Bone Remodeling in Orthodontic Retention A Systematic Review and Meta-Analysis.docx
@@ -26,13 +26,26 @@
       <w:pPr>
         <w:spacing w:before="80" w:after="40"/>
         <w:jc w:val="center"/>
+        <w:rPr>
+          <w:highlight w:val="yellow"/>
+        </w:rPr>
       </w:pPr>
       <w:r>
         <w:rPr>
           <w:b/>
           <w:bCs/>
-        </w:rPr>
-        <w:t>[First Author]</w:t>
+          <w:highlight w:val="yellow"/>
+        </w:rPr>
+        <w:t xml:space="preserve">[First </w:t>
+      </w:r>
+      <w:proofErr w:type="gramStart"/>
+      <w:r>
+        <w:rPr>
+          <w:b/>
+          <w:bCs/>
+          <w:highlight w:val="yellow"/>
+        </w:rPr>
+        <w:t>Author]</w:t>
       </w:r>
       <w:r>
         <w:rPr>
@@ -40,15 +53,27 @@
           <w:bCs/>
           <w:sz w:val="16"/>
           <w:szCs w:val="16"/>
+          <w:highlight w:val="yellow"/>
         </w:rPr>
         <w:t>¹</w:t>
       </w:r>
+      <w:proofErr w:type="gramEnd"/>
       <w:r>
         <w:rPr>
           <w:b/>
           <w:bCs/>
-        </w:rPr>
-        <w:t>, [Second Author]</w:t>
+          <w:highlight w:val="yellow"/>
+        </w:rPr>
+        <w:t xml:space="preserve">, [Second </w:t>
+      </w:r>
+      <w:proofErr w:type="gramStart"/>
+      <w:r>
+        <w:rPr>
+          <w:b/>
+          <w:bCs/>
+          <w:highlight w:val="yellow"/>
+        </w:rPr>
+        <w:t>Author]</w:t>
       </w:r>
       <w:r>
         <w:rPr>
@@ -56,22 +81,36 @@
           <w:bCs/>
           <w:sz w:val="16"/>
           <w:szCs w:val="16"/>
+          <w:highlight w:val="yellow"/>
         </w:rPr>
         <w:t>¹</w:t>
       </w:r>
+      <w:proofErr w:type="gramEnd"/>
       <w:r>
         <w:rPr>
           <w:b/>
           <w:bCs/>
-        </w:rPr>
-        <w:t>, [Corresponding Author]*</w:t>
-      </w:r>
+          <w:highlight w:val="yellow"/>
+        </w:rPr>
+        <w:t xml:space="preserve">, [Corresponding </w:t>
+      </w:r>
+      <w:proofErr w:type="gramStart"/>
+      <w:r>
+        <w:rPr>
+          <w:b/>
+          <w:bCs/>
+          <w:highlight w:val="yellow"/>
+        </w:rPr>
+        <w:t>Author]*</w:t>
+      </w:r>
+      <w:proofErr w:type="gramEnd"/>
       <w:r>
         <w:rPr>
           <w:b/>
           <w:bCs/>
           <w:sz w:val="16"/>
           <w:szCs w:val="16"/>
+          <w:highlight w:val="yellow"/>
         </w:rPr>
         <w:t>²</w:t>
       </w:r>
@@ -80,6 +119,9 @@
       <w:pPr>
         <w:spacing w:before="40" w:after="40"/>
         <w:jc w:val="center"/>
+        <w:rPr>
+          <w:highlight w:val="yellow"/>
+        </w:rPr>
       </w:pPr>
       <w:r>
         <w:rPr>
@@ -87,6 +129,7 @@
           <w:iCs/>
           <w:sz w:val="18"/>
           <w:szCs w:val="18"/>
+          <w:highlight w:val="yellow"/>
         </w:rPr>
         <w:t>¹ [Department, Institution, City, Country]</w:t>
       </w:r>
@@ -95,6 +138,9 @@
       <w:pPr>
         <w:spacing w:after="40"/>
         <w:jc w:val="center"/>
+        <w:rPr>
+          <w:highlight w:val="yellow"/>
+        </w:rPr>
       </w:pPr>
       <w:r>
         <w:rPr>
@@ -102,6 +148,7 @@
           <w:iCs/>
           <w:sz w:val="18"/>
           <w:szCs w:val="18"/>
+          <w:highlight w:val="yellow"/>
         </w:rPr>
         <w:t>² [Department, Institution, City, Country]</w:t>
       </w:r>
@@ -110,6 +157,9 @@
       <w:pPr>
         <w:spacing w:after="60"/>
         <w:jc w:val="center"/>
+        <w:rPr>
+          <w:highlight w:val="yellow"/>
+        </w:rPr>
       </w:pPr>
       <w:r>
         <w:rPr>
@@ -117,6 +167,7 @@
           <w:iCs/>
           <w:sz w:val="18"/>
           <w:szCs w:val="18"/>
+          <w:highlight w:val="yellow"/>
         </w:rPr>
         <w:t>* Corresponding author: [email@institution.ac.id]</w:t>
       </w:r>
@@ -130,8 +181,45 @@
         <w:rPr>
           <w:sz w:val="17"/>
           <w:szCs w:val="17"/>
-        </w:rPr>
-        <w:t>Received: [date]  |  Accepted: [date]  |  Published: [date]</w:t>
+          <w:highlight w:val="yellow"/>
+        </w:rPr>
+        <w:t>Received: [</w:t>
+      </w:r>
+      <w:proofErr w:type="gramStart"/>
+      <w:r>
+        <w:rPr>
+          <w:sz w:val="17"/>
+          <w:szCs w:val="17"/>
+          <w:highlight w:val="yellow"/>
+        </w:rPr>
+        <w:t>date]  |</w:t>
+      </w:r>
+      <w:proofErr w:type="gramEnd"/>
+      <w:r>
+        <w:rPr>
+          <w:sz w:val="17"/>
+          <w:szCs w:val="17"/>
+          <w:highlight w:val="yellow"/>
+        </w:rPr>
+        <w:t xml:space="preserve">  Accepted: [</w:t>
+      </w:r>
+      <w:proofErr w:type="gramStart"/>
+      <w:r>
+        <w:rPr>
+          <w:sz w:val="17"/>
+          <w:szCs w:val="17"/>
+          <w:highlight w:val="yellow"/>
+        </w:rPr>
+        <w:t>date]  |</w:t>
+      </w:r>
+      <w:proofErr w:type="gramEnd"/>
+      <w:r>
+        <w:rPr>
+          <w:sz w:val="17"/>
+          <w:szCs w:val="17"/>
+          <w:highlight w:val="yellow"/>
+        </w:rPr>
+        <w:t xml:space="preserve">  Published: [date]</w:t>
       </w:r>
     </w:p>
     <w:p>
@@ -369,7 +457,39 @@
                 <w:sz w:val="18"/>
                 <w:szCs w:val="18"/>
               </w:rPr>
-              <w:t>Following PRISMA 2020 guidelines, a systematic search was conducted in Scopus (2016–2024). A total of 1,327 initial records were progressively filtered to 60 open-access articles. Bibliometric analysis used VOSviewer v1.6.19. Meta-analysis was performed with RevMan 5.4.1 and R v4.3 where data permitted.</w:t>
+              <w:t xml:space="preserve">Following PRISMA 2020 guidelines, a systematic search was conducted in Scopus (2016–2024). A total of 1,327 initial records were progressively filtered to 60 open-access articles. Bibliometric analysis used </w:t>
+            </w:r>
+            <w:proofErr w:type="spellStart"/>
+            <w:r>
+              <w:rPr>
+                <w:sz w:val="18"/>
+                <w:szCs w:val="18"/>
+              </w:rPr>
+              <w:t>VOSviewer</w:t>
+            </w:r>
+            <w:proofErr w:type="spellEnd"/>
+            <w:r>
+              <w:rPr>
+                <w:sz w:val="18"/>
+                <w:szCs w:val="18"/>
+              </w:rPr>
+              <w:t xml:space="preserve"> v1.6.19. Meta-analysis was performed with </w:t>
+            </w:r>
+            <w:proofErr w:type="spellStart"/>
+            <w:r>
+              <w:rPr>
+                <w:sz w:val="18"/>
+                <w:szCs w:val="18"/>
+              </w:rPr>
+              <w:t>RevMan</w:t>
+            </w:r>
+            <w:proofErr w:type="spellEnd"/>
+            <w:r>
+              <w:rPr>
+                <w:sz w:val="18"/>
+                <w:szCs w:val="18"/>
+              </w:rPr>
+              <w:t xml:space="preserve"> 5.4.1 and R v4.3 where data permitted.</w:t>
             </w:r>
           </w:p>
         </w:tc>
@@ -428,7 +548,39 @@
                 <w:sz w:val="18"/>
                 <w:szCs w:val="18"/>
               </w:rPr>
-              <w:t>Publication CAGR ≈ 10.9% (2016–2024); Indonesia (28.9%), China (20.0%), and Japan (13.3%) are leading contributors. Ellagic acid significantly upregulated OPG and downregulated RANKL in bone defect models (p = 0.000), reduced TNF-α and IL-6, increased IL-10, and reduced alveolar bone loss in periodontitis models. Four mechanistic pathways identified: (1) RANKL/OPG axis modulation; (2) NF-κB/cytokine inhibition; (3) ROS scavenging via Nrf2/HO-1; (4) pro-osteogenic BMP-2/Wnt/β-catenin stimulation.</w:t>
+              <w:t>Publication CAGR ≈ 10.9% (2016–2024); Indonesia (28.9%), China (20.0%), and Japan (13.3%) are leading contributors. Ellagic acid significantly upregulated OPG and downregulated RANKL in bone defect models (p = 0.000), reduced TNF-α and IL-6, increased IL-10, and reduced alveolar bone loss in periodontitis models. Four mechanistic pathways identified: (1) RANKL/OPG axis modulation; (2) NF-</w:t>
+            </w:r>
+            <w:proofErr w:type="spellStart"/>
+            <w:r>
+              <w:rPr>
+                <w:sz w:val="18"/>
+                <w:szCs w:val="18"/>
+              </w:rPr>
+              <w:t>κB</w:t>
+            </w:r>
+            <w:proofErr w:type="spellEnd"/>
+            <w:r>
+              <w:rPr>
+                <w:sz w:val="18"/>
+                <w:szCs w:val="18"/>
+              </w:rPr>
+              <w:t>/cytokine inhibition; (3) ROS scavenging via Nrf2/HO-1; (4) pro-osteogenic BMP-2/</w:t>
+            </w:r>
+            <w:proofErr w:type="spellStart"/>
+            <w:r>
+              <w:rPr>
+                <w:sz w:val="18"/>
+                <w:szCs w:val="18"/>
+              </w:rPr>
+              <w:t>Wnt</w:t>
+            </w:r>
+            <w:proofErr w:type="spellEnd"/>
+            <w:r>
+              <w:rPr>
+                <w:sz w:val="18"/>
+                <w:szCs w:val="18"/>
+              </w:rPr>
+              <w:t>/β-catenin stimulation.</w:t>
             </w:r>
           </w:p>
         </w:tc>
@@ -665,7 +817,15 @@
         </w:sdtContent>
       </w:sdt>
       <w:r>
-        <w:t xml:space="preserve"> Compounding this, orthodontic force triggers a sterile inflammatory cascade in which pro-inflammatory cytokines TNF-α, IL-1β, and IL-6 further amplify osteoclastogenesis, while supra-physiological reactive oxygen species (ROS) impair osteoblast function and shift the RANKL/OPG balance toward resorption</w:t>
+        <w:t xml:space="preserve"> Compounding this, orthodontic force triggers a sterile inflammatory cascade in which pro-inflammatory cytokines TNF-α, IL-1β, and IL-6 further amplify </w:t>
+      </w:r>
+      <w:proofErr w:type="spellStart"/>
+      <w:r>
+        <w:t>osteoclastogenesis</w:t>
+      </w:r>
+      <w:proofErr w:type="spellEnd"/>
+      <w:r>
+        <w:t>, while supra-physiological reactive oxygen species (ROS) impair osteoblast function and shift the RANKL/OPG balance toward resorption</w:t>
       </w:r>
       <w:sdt>
         <w:sdtPr>
@@ -744,7 +904,23 @@
         </w:sdtContent>
       </w:sdt>
       <w:r>
-        <w:t xml:space="preserve"> Compounds such as EGCG, quercetin, resveratrol, and curcumin have consistently been shown to enhance osteoblastogenesis, inhibit osteoclastogenesis, and favorably modulate the RANKL/OPG ratio across diverse bone pathology models. </w:t>
+        <w:t xml:space="preserve"> Compounds such as EGCG, quercetin, resveratrol, and curcumin have consistently been shown to enhance </w:t>
+      </w:r>
+      <w:proofErr w:type="spellStart"/>
+      <w:r>
+        <w:t>osteoblastogenesis</w:t>
+      </w:r>
+      <w:proofErr w:type="spellEnd"/>
+      <w:r>
+        <w:t xml:space="preserve">, inhibit </w:t>
+      </w:r>
+      <w:proofErr w:type="spellStart"/>
+      <w:r>
+        <w:t>osteoclastogenesis</w:t>
+      </w:r>
+      <w:proofErr w:type="spellEnd"/>
+      <w:r>
+        <w:t xml:space="preserve">, and favorably modulate the RANKL/OPG ratio across diverse bone pathology models. </w:t>
       </w:r>
       <w:sdt>
         <w:sdtPr>
@@ -813,7 +989,23 @@
         </w:sdtContent>
       </w:sdt>
       <w:r>
-        <w:t xml:space="preserve"> and has been shown to bind innate immune receptors TLR2 and TLR4, providing a molecular basis for upstream NF-κB inhibition and attenuation of the inflammatory cascade that drives osteoclastogenesis.</w:t>
+        <w:t xml:space="preserve"> and has been shown to bind innate immune receptors TLR2 and TLR4, providing a molecular basis for upstream NF-</w:t>
+      </w:r>
+      <w:proofErr w:type="spellStart"/>
+      <w:r>
+        <w:t>κB</w:t>
+      </w:r>
+      <w:proofErr w:type="spellEnd"/>
+      <w:r>
+        <w:t xml:space="preserve"> inhibition and attenuation of the inflammatory cascade that drives </w:t>
+      </w:r>
+      <w:proofErr w:type="spellStart"/>
+      <w:r>
+        <w:t>osteoclastogenesis</w:t>
+      </w:r>
+      <w:proofErr w:type="spellEnd"/>
+      <w:r>
+        <w:t>.</w:t>
       </w:r>
       <w:sdt>
         <w:sdtPr>
@@ -843,7 +1035,15 @@
         <w:jc w:val="both"/>
       </w:pPr>
       <w:r>
-        <w:t>Despite these promising findings, no systematic review or meta-analysis has yet synthesized the available evidence, evaluated its methodological quality, or articulated the mechanistic framework through which pomegranate polyphenols may modulate post-orthodontic bone remodeling. This gap is particularly consequential given that relapse remains a near-universal phenomenon without an established pharmacological solution, and that pomegranate polyphenols converge on the precise molecular dysregulations RANKL/OPG imbalance, NF-κB activation, ROS excess, and insufficient pro-osteogenic signaling that characterize retention-phase bone instability. The present review addresses this gap and is guided by three research questions: RQ1 (Literature Landscape) What are the publication trends, research distribution patterns, and dominant themes in this domain? RQ2 (Evidence Synthesis) What effects do pomegranate-derived polyphenols exert on alveolar bone remodeling outcomes? RQ3 (Mechanistic Understanding) What biological mechanisms underlie these effects in the orthodontic context?</w:t>
+        <w:t>Despite these promising findings, no systematic review or meta-analysis has yet synthesized the available evidence, evaluated its methodological quality, or articulated the mechanistic framework through which pomegranate polyphenols may modulate post-orthodontic bone remodeling. This gap is particularly consequential given that relapse remains a near-universal phenomenon without an established pharmacological solution, and that pomegranate polyphenols converge on the precise molecular dysregulations RANKL/OPG imbalance, NF-</w:t>
+      </w:r>
+      <w:proofErr w:type="spellStart"/>
+      <w:r>
+        <w:t>κB</w:t>
+      </w:r>
+      <w:proofErr w:type="spellEnd"/>
+      <w:r>
+        <w:t xml:space="preserve"> activation, ROS excess, and insufficient pro-osteogenic signaling that characterize retention-phase bone instability. The present review addresses this gap and is guided by three research questions: RQ1 (Literature Landscape) What are the publication trends, research distribution patterns, and dominant themes in this domain? RQ2 (Evidence Synthesis) What effects do pomegranate-derived polyphenols exert on alveolar bone remodeling outcomes? RQ3 (Mechanistic Understanding) What biological mechanisms underlie these effects in the orthodontic context?</w:t>
       </w:r>
     </w:p>
     <w:p>
@@ -1336,7 +1536,23 @@
           <w:sz w:val="24"/>
           <w:szCs w:val="24"/>
         </w:rPr>
-        <w:t xml:space="preserve">The geographical distribution of the selected corpus is further visualized through the VOSviewer country co-authorship network presented in Figure 4. The network was constructed from the 64 included articles using a minimum threshold of one article per country, yielding 10 countries as network nodes connected by co-authorship links. Three distinct clusters are identifiable: a Southeast Asian cluster (blue nodes) anchored by </w:t>
+        <w:t xml:space="preserve">The geographical distribution of the selected corpus is further visualized through the </w:t>
+      </w:r>
+      <w:proofErr w:type="spellStart"/>
+      <w:r>
+        <w:rPr>
+          <w:sz w:val="24"/>
+          <w:szCs w:val="24"/>
+        </w:rPr>
+        <w:t>VOSviewer</w:t>
+      </w:r>
+      <w:proofErr w:type="spellEnd"/>
+      <w:r>
+        <w:rPr>
+          <w:sz w:val="24"/>
+          <w:szCs w:val="24"/>
+        </w:rPr>
+        <w:t xml:space="preserve"> country co-authorship network presented in Figure 4. The network was constructed from the 64 included articles using a minimum threshold of one article per country, yielding 10 countries as network nodes connected by co-authorship links. Three distinct clusters are identifiable: a Southeast Asian cluster (blue nodes) anchored by </w:t>
       </w:r>
       <w:r>
         <w:rPr>
@@ -1463,11 +1679,19 @@
         </w:rPr>
         <w:t xml:space="preserve">Figure 4. </w:t>
       </w:r>
+      <w:proofErr w:type="spellStart"/>
       <w:r>
         <w:rPr>
           <w:i/>
         </w:rPr>
-        <w:t>VOSviewer country co-authorship network of the 64 included articles (minimum: 1 document per country; n=10 countries). Node size reflects the number of publications per country; link thickness indicates co-authorship frequency. Three clusters are identified: blue (Southeast Asia: Indonesia, Japan, Malaysia), red (East Asia/Europe: China, Italy, Spain, Canada), and green (North America/South Asia: United States, India, United Kingdom). Indonesia (blue, largest node) and China (red, largest node) are the two dominant research hubs in this domain.</w:t>
+        <w:t>VOSviewer</w:t>
+      </w:r>
+      <w:proofErr w:type="spellEnd"/>
+      <w:r>
+        <w:rPr>
+          <w:i/>
+        </w:rPr>
+        <w:t xml:space="preserve"> country co-authorship network of the 64 included articles (minimum: 1 document per country; n=10 countries). Node size reflects the number of publications per country; link thickness indicates co-authorship frequency. Three clusters are identified: blue (Southeast Asia: Indonesia, Japan, Malaysia), red (East Asia/Europe: China, Italy, Spain, Canada), and green (North America/South Asia: United States, India, United Kingdom). Indonesia (blue, largest node) and China (red, largest node) are the two dominant research hubs in this domain.</w:t>
       </w:r>
     </w:p>
     <w:p>
@@ -1499,7 +1723,23 @@
           <w:sz w:val="24"/>
           <w:szCs w:val="24"/>
         </w:rPr>
-        <w:t xml:space="preserve">Keyword co-occurrence analysis was performed using VOSviewer v1.6.19 on the complete set of 1,327 initial records identified from Scopus prior to filtering. A total of </w:t>
+        <w:t xml:space="preserve">Keyword co-occurrence analysis was performed using </w:t>
+      </w:r>
+      <w:proofErr w:type="spellStart"/>
+      <w:r>
+        <w:rPr>
+          <w:sz w:val="24"/>
+          <w:szCs w:val="24"/>
+        </w:rPr>
+        <w:t>VOSviewer</w:t>
+      </w:r>
+      <w:proofErr w:type="spellEnd"/>
+      <w:r>
+        <w:rPr>
+          <w:sz w:val="24"/>
+          <w:szCs w:val="24"/>
+        </w:rPr>
+        <w:t xml:space="preserve"> v1.6.19 on the complete set of 1,327 initial records identified from Scopus prior to filtering. A total of </w:t>
       </w:r>
       <w:r>
         <w:rPr>
@@ -1587,7 +1827,23 @@
           <w:sz w:val="24"/>
           <w:szCs w:val="24"/>
         </w:rPr>
-        <w:t>) encompasses keywords associated with cellular and molecular bone biology: 'osteoclast', 'RANKL', 'OPG', 'bone resorption', 'osteoblast', 'NF-κB', and 'Nrf2'. This cluster represents the mechanistic core of the literature and confirms that studies in this domain predominantly target bone cell signaling pathways. The second cluster (</w:t>
+        <w:t>) encompasses keywords associated with cellular and molecular bone biology: 'osteoclast', 'RANKL', 'OPG', 'bone resorption', 'osteoblast', 'NF-</w:t>
+      </w:r>
+      <w:proofErr w:type="spellStart"/>
+      <w:r>
+        <w:rPr>
+          <w:sz w:val="24"/>
+          <w:szCs w:val="24"/>
+        </w:rPr>
+        <w:t>κB</w:t>
+      </w:r>
+      <w:proofErr w:type="spellEnd"/>
+      <w:r>
+        <w:rPr>
+          <w:sz w:val="24"/>
+          <w:szCs w:val="24"/>
+        </w:rPr>
+        <w:t>', and 'Nrf2'. This cluster represents the mechanistic core of the literature and confirms that studies in this domain predominantly target bone cell signaling pathways. The second cluster (</w:t>
       </w:r>
       <w:r>
         <w:rPr>
@@ -1738,11 +1994,19 @@
         </w:rPr>
         <w:t xml:space="preserve">Figure 5. </w:t>
       </w:r>
+      <w:proofErr w:type="spellStart"/>
       <w:r>
         <w:rPr>
           <w:i/>
         </w:rPr>
-        <w:t>VOSviewer keyword co-occurrence network derived from all 1,327 initial Scopus records (pre-screening; minimum keyword occurrence ≥2; n = 312 keywords, 4 clusters). Node size = keyword occurrence frequency; link thickness = co-occurrence strength. Cluster 1 (red) = bone cell biology and RANKL/OPG signaling; Cluster 2 (green) = oxidative stress and antioxidant pathways; Cluster 3 (blue) = clinical/pharmaceutical and orthodontic context; Cluster 4 (yellow) = natural compound pharmacology. Note: 'orthodontic tooth movement' and 'relapse' occupy peripheral positions relative to pomegranate-specific keywords, providing bibliometric confirmation of the primary research gap identified in this review.</w:t>
+        <w:t>VOSviewer</w:t>
+      </w:r>
+      <w:proofErr w:type="spellEnd"/>
+      <w:r>
+        <w:rPr>
+          <w:i/>
+        </w:rPr>
+        <w:t xml:space="preserve"> keyword co-occurrence network derived from all 1,327 initial Scopus records (pre-screening; minimum keyword occurrence ≥2; n = 312 keywords, 4 clusters). Node size = keyword occurrence frequency; link thickness = co-occurrence strength. Cluster 1 (red) = bone cell biology and RANKL/OPG signaling; Cluster 2 (green) = oxidative stress and antioxidant pathways; Cluster 3 (blue) = clinical/pharmaceutical and orthodontic context; Cluster 4 (yellow) = natural compound pharmacology. Note: 'orthodontic tooth movement' and 'relapse' occupy peripheral positions relative to pomegranate-specific keywords, providing bibliometric confirmation of the primary research gap identified in this review.</w:t>
       </w:r>
     </w:p>
     <w:p>
@@ -1759,6 +2023,7 @@
           <w:color w:val="auto"/>
         </w:rPr>
       </w:pPr>
+      <w:proofErr w:type="gramStart"/>
       <w:r>
         <w:rPr>
           <w:b/>
@@ -1766,7 +2031,17 @@
           <w:sz w:val="24"/>
           <w:szCs w:val="24"/>
         </w:rPr>
-        <w:t>3.2  RQ2: Evidence Synthesis   Effects of Pomegranate-Derived Polyphenols on Alveolar Bone Remodeling</w:t>
+        <w:t>3.2  RQ</w:t>
+      </w:r>
+      <w:proofErr w:type="gramEnd"/>
+      <w:r>
+        <w:rPr>
+          <w:b/>
+          <w:color w:val="auto"/>
+          <w:sz w:val="24"/>
+          <w:szCs w:val="24"/>
+        </w:rPr>
+        <w:t>2: Evidence Synthesis   Effects of Pomegranate-Derived Polyphenols on Alveolar Bone Remodeling</w:t>
       </w:r>
     </w:p>
     <w:p>
@@ -1783,6 +2058,7 @@
           <w:color w:val="auto"/>
         </w:rPr>
       </w:pPr>
+      <w:proofErr w:type="gramStart"/>
       <w:r>
         <w:rPr>
           <w:b/>
@@ -1790,7 +2066,17 @@
           <w:sz w:val="22"/>
           <w:szCs w:val="22"/>
         </w:rPr>
-        <w:t>3.2.1  Characteristics of Included Studies</w:t>
+        <w:t>3.2.1  Characteristics</w:t>
+      </w:r>
+      <w:proofErr w:type="gramEnd"/>
+      <w:r>
+        <w:rPr>
+          <w:b/>
+          <w:color w:val="auto"/>
+          <w:sz w:val="22"/>
+          <w:szCs w:val="22"/>
+        </w:rPr>
+        <w:t xml:space="preserve"> of Included Studies</w:t>
       </w:r>
     </w:p>
     <w:p>
@@ -2125,12 +2411,21 @@
             <w:pPr>
               <w:spacing w:before="40" w:after="40" w:line="280" w:lineRule="auto"/>
             </w:pPr>
-            <w:r>
-              <w:rPr>
-                <w:sz w:val="18"/>
-                <w:szCs w:val="18"/>
-              </w:rPr>
-              <w:t xml:space="preserve">Wardhana et al., 2021 </w:t>
+            <w:proofErr w:type="spellStart"/>
+            <w:r>
+              <w:rPr>
+                <w:sz w:val="18"/>
+                <w:szCs w:val="18"/>
+              </w:rPr>
+              <w:t>Wardhana</w:t>
+            </w:r>
+            <w:proofErr w:type="spellEnd"/>
+            <w:r>
+              <w:rPr>
+                <w:sz w:val="18"/>
+                <w:szCs w:val="18"/>
+              </w:rPr>
+              <w:t xml:space="preserve"> et al., 2021 </w:t>
             </w:r>
             <w:sdt>
               <w:sdtPr>
@@ -2383,12 +2678,21 @@
             <w:pPr>
               <w:spacing w:before="40" w:after="40" w:line="280" w:lineRule="auto"/>
             </w:pPr>
-            <w:r>
-              <w:rPr>
-                <w:sz w:val="18"/>
-                <w:szCs w:val="18"/>
-              </w:rPr>
-              <w:t xml:space="preserve">Primasari et al., 2022 </w:t>
+            <w:proofErr w:type="spellStart"/>
+            <w:r>
+              <w:rPr>
+                <w:sz w:val="18"/>
+                <w:szCs w:val="18"/>
+              </w:rPr>
+              <w:t>Primasari</w:t>
+            </w:r>
+            <w:proofErr w:type="spellEnd"/>
+            <w:r>
+              <w:rPr>
+                <w:sz w:val="18"/>
+                <w:szCs w:val="18"/>
+              </w:rPr>
+              <w:t xml:space="preserve"> et al., 2022 </w:t>
             </w:r>
             <w:sdt>
               <w:sdtPr>
@@ -2528,7 +2832,23 @@
                 <w:sz w:val="18"/>
                 <w:szCs w:val="18"/>
               </w:rPr>
-              <w:t>TNF-α, IL-10, BMP-4, osteopontin (IHC)</w:t>
+              <w:t xml:space="preserve">TNF-α, IL-10, BMP-4, </w:t>
+            </w:r>
+            <w:proofErr w:type="spellStart"/>
+            <w:r>
+              <w:rPr>
+                <w:sz w:val="18"/>
+                <w:szCs w:val="18"/>
+              </w:rPr>
+              <w:t>osteopontin</w:t>
+            </w:r>
+            <w:proofErr w:type="spellEnd"/>
+            <w:r>
+              <w:rPr>
+                <w:sz w:val="18"/>
+                <w:szCs w:val="18"/>
+              </w:rPr>
+              <w:t xml:space="preserve"> (IHC)</w:t>
             </w:r>
           </w:p>
         </w:tc>
@@ -2899,12 +3219,21 @@
             <w:pPr>
               <w:spacing w:before="40" w:after="40" w:line="280" w:lineRule="auto"/>
             </w:pPr>
-            <w:r>
-              <w:rPr>
-                <w:sz w:val="18"/>
-                <w:szCs w:val="18"/>
-              </w:rPr>
-              <w:t xml:space="preserve">Öngöz Dede et al., 2021 </w:t>
+            <w:proofErr w:type="spellStart"/>
+            <w:r>
+              <w:rPr>
+                <w:sz w:val="18"/>
+                <w:szCs w:val="18"/>
+              </w:rPr>
+              <w:t>Öngöz</w:t>
+            </w:r>
+            <w:proofErr w:type="spellEnd"/>
+            <w:r>
+              <w:rPr>
+                <w:sz w:val="18"/>
+                <w:szCs w:val="18"/>
+              </w:rPr>
+              <w:t xml:space="preserve"> Dede et al., 2021 </w:t>
             </w:r>
             <w:sdt>
               <w:sdtPr>
@@ -3157,12 +3486,21 @@
             <w:pPr>
               <w:spacing w:before="40" w:after="40" w:line="280" w:lineRule="auto"/>
             </w:pPr>
-            <w:r>
-              <w:rPr>
-                <w:sz w:val="18"/>
-                <w:szCs w:val="18"/>
-              </w:rPr>
-              <w:t xml:space="preserve">Saputera et al., 2020 </w:t>
+            <w:proofErr w:type="spellStart"/>
+            <w:r>
+              <w:rPr>
+                <w:sz w:val="18"/>
+                <w:szCs w:val="18"/>
+              </w:rPr>
+              <w:t>Saputera</w:t>
+            </w:r>
+            <w:proofErr w:type="spellEnd"/>
+            <w:r>
+              <w:rPr>
+                <w:sz w:val="18"/>
+                <w:szCs w:val="18"/>
+              </w:rPr>
+              <w:t xml:space="preserve"> et al., 2020 </w:t>
             </w:r>
             <w:sdt>
               <w:sdtPr>
@@ -3215,7 +3553,23 @@
                 <w:sz w:val="18"/>
                 <w:szCs w:val="18"/>
               </w:rPr>
-              <w:t>In silico   molecular docking (PyRx v0.9.5)</w:t>
+              <w:t>In silico   molecular docking (</w:t>
+            </w:r>
+            <w:proofErr w:type="spellStart"/>
+            <w:r>
+              <w:rPr>
+                <w:sz w:val="18"/>
+                <w:szCs w:val="18"/>
+              </w:rPr>
+              <w:t>PyRx</w:t>
+            </w:r>
+            <w:proofErr w:type="spellEnd"/>
+            <w:r>
+              <w:rPr>
+                <w:sz w:val="18"/>
+                <w:szCs w:val="18"/>
+              </w:rPr>
+              <w:t xml:space="preserve"> v0.9.5)</w:t>
             </w:r>
           </w:p>
         </w:tc>
@@ -3302,7 +3656,23 @@
                 <w:sz w:val="18"/>
                 <w:szCs w:val="18"/>
               </w:rPr>
-              <w:t>Binding affinity to TLR2 and TLR4 (Pa value)</w:t>
+              <w:t>Binding affinity to TLR2 and TLR4 (</w:t>
+            </w:r>
+            <w:proofErr w:type="spellStart"/>
+            <w:r>
+              <w:rPr>
+                <w:sz w:val="18"/>
+                <w:szCs w:val="18"/>
+              </w:rPr>
+              <w:t>Pa</w:t>
+            </w:r>
+            <w:proofErr w:type="spellEnd"/>
+            <w:r>
+              <w:rPr>
+                <w:sz w:val="18"/>
+                <w:szCs w:val="18"/>
+              </w:rPr>
+              <w:t xml:space="preserve"> value)</w:t>
             </w:r>
           </w:p>
         </w:tc>
@@ -3415,12 +3785,21 @@
             <w:pPr>
               <w:spacing w:before="40" w:after="40" w:line="280" w:lineRule="auto"/>
             </w:pPr>
-            <w:r>
-              <w:rPr>
-                <w:sz w:val="18"/>
-                <w:szCs w:val="18"/>
-              </w:rPr>
-              <w:t>Edrizal et al., 2020 [31]</w:t>
+            <w:proofErr w:type="spellStart"/>
+            <w:r>
+              <w:rPr>
+                <w:sz w:val="18"/>
+                <w:szCs w:val="18"/>
+              </w:rPr>
+              <w:t>Edrizal</w:t>
+            </w:r>
+            <w:proofErr w:type="spellEnd"/>
+            <w:r>
+              <w:rPr>
+                <w:sz w:val="18"/>
+                <w:szCs w:val="18"/>
+              </w:rPr>
+              <w:t xml:space="preserve"> et al., 2020 [31]</w:t>
             </w:r>
           </w:p>
         </w:tc>
@@ -3536,7 +3915,23 @@
                 <w:sz w:val="18"/>
                 <w:szCs w:val="18"/>
               </w:rPr>
-              <w:t>Osteoblast histoscore, osteoclast histoscore, collagen fibre, osteocyte (histopathology)</w:t>
+              <w:t xml:space="preserve">Osteoblast histoscore, osteoclast histoscore, collagen </w:t>
+            </w:r>
+            <w:proofErr w:type="spellStart"/>
+            <w:r>
+              <w:rPr>
+                <w:sz w:val="18"/>
+                <w:szCs w:val="18"/>
+              </w:rPr>
+              <w:t>fibre</w:t>
+            </w:r>
+            <w:proofErr w:type="spellEnd"/>
+            <w:r>
+              <w:rPr>
+                <w:sz w:val="18"/>
+                <w:szCs w:val="18"/>
+              </w:rPr>
+              <w:t>, osteocyte (histopathology)</w:t>
             </w:r>
           </w:p>
         </w:tc>
@@ -3565,7 +3960,23 @@
                 <w:sz w:val="18"/>
                 <w:szCs w:val="18"/>
               </w:rPr>
-              <w:t>PG butanol hydrogel: ↑ osteoblast (125 &amp; 250 mg/ml, p&lt;0.05, r=0.6); ↑ osteoclast (175 mg/ml); ↑ collagen fibres; ↑ bone compactness</w:t>
+              <w:t xml:space="preserve">PG butanol hydrogel: ↑ osteoblast (125 &amp; 250 mg/ml, p&lt;0.05, r=0.6); ↑ osteoclast (175 mg/ml); ↑ collagen </w:t>
+            </w:r>
+            <w:proofErr w:type="spellStart"/>
+            <w:r>
+              <w:rPr>
+                <w:sz w:val="18"/>
+                <w:szCs w:val="18"/>
+              </w:rPr>
+              <w:t>fibres</w:t>
+            </w:r>
+            <w:proofErr w:type="spellEnd"/>
+            <w:r>
+              <w:rPr>
+                <w:sz w:val="18"/>
+                <w:szCs w:val="18"/>
+              </w:rPr>
+              <w:t>; ↑ bone compactness</w:t>
             </w:r>
           </w:p>
         </w:tc>
@@ -4053,8 +4464,33 @@
                 <w:sz w:val="18"/>
                 <w:szCs w:val="18"/>
               </w:rPr>
-              <w:t>BMD (micro-CT), BV/TV, TbN, TbSP</w:t>
-            </w:r>
+              <w:t xml:space="preserve">BMD (micro-CT), BV/TV, </w:t>
+            </w:r>
+            <w:proofErr w:type="spellStart"/>
+            <w:r>
+              <w:rPr>
+                <w:sz w:val="18"/>
+                <w:szCs w:val="18"/>
+              </w:rPr>
+              <w:t>TbN</w:t>
+            </w:r>
+            <w:proofErr w:type="spellEnd"/>
+            <w:r>
+              <w:rPr>
+                <w:sz w:val="18"/>
+                <w:szCs w:val="18"/>
+              </w:rPr>
+              <w:t xml:space="preserve">, </w:t>
+            </w:r>
+            <w:proofErr w:type="spellStart"/>
+            <w:r>
+              <w:rPr>
+                <w:sz w:val="18"/>
+                <w:szCs w:val="18"/>
+              </w:rPr>
+              <w:t>TbSP</w:t>
+            </w:r>
+            <w:proofErr w:type="spellEnd"/>
           </w:p>
         </w:tc>
         <w:tc>
@@ -4224,7 +4660,23 @@
                 <w:sz w:val="18"/>
                 <w:szCs w:val="18"/>
               </w:rPr>
-              <w:t>In vivo   OVX female ddY mice</w:t>
+              <w:t xml:space="preserve">In vivo   OVX female </w:t>
+            </w:r>
+            <w:proofErr w:type="spellStart"/>
+            <w:r>
+              <w:rPr>
+                <w:sz w:val="18"/>
+                <w:szCs w:val="18"/>
+              </w:rPr>
+              <w:t>ddY</w:t>
+            </w:r>
+            <w:proofErr w:type="spellEnd"/>
+            <w:r>
+              <w:rPr>
+                <w:sz w:val="18"/>
+                <w:szCs w:val="18"/>
+              </w:rPr>
+              <w:t xml:space="preserve"> mice</w:t>
             </w:r>
           </w:p>
         </w:tc>
@@ -4672,7 +5124,39 @@
           <w:sz w:val="24"/>
           <w:szCs w:val="24"/>
         </w:rPr>
-        <w:t>ABL = alveolar bone loss; BMD = bone mineral density; BV/TV = bone volume fraction; DXA = dual-energy X-ray absorptiometry; IHC = immunohistochemistry; MPO = myeloperoxidase; OVX = ovariectomized; Pa = probability of activity; PGPE = pomegranate peel extract; PCS = pomegranate concentrated solution; PSO = pomegranate seed oil; TbN = trabecular number; TbSP = trabecular separation.</w:t>
+        <w:t xml:space="preserve">ABL = alveolar bone loss; BMD = bone mineral density; BV/TV = bone volume fraction; DXA = dual-energy X-ray absorptiometry; IHC = immunohistochemistry; MPO = myeloperoxidase; OVX = ovariectomized; Pa = probability of activity; PGPE = pomegranate peel extract; PCS = pomegranate concentrated solution; PSO = pomegranate seed oil; </w:t>
+      </w:r>
+      <w:proofErr w:type="spellStart"/>
+      <w:r>
+        <w:rPr>
+          <w:sz w:val="24"/>
+          <w:szCs w:val="24"/>
+        </w:rPr>
+        <w:t>TbN</w:t>
+      </w:r>
+      <w:proofErr w:type="spellEnd"/>
+      <w:r>
+        <w:rPr>
+          <w:sz w:val="24"/>
+          <w:szCs w:val="24"/>
+        </w:rPr>
+        <w:t xml:space="preserve"> = trabecular number; </w:t>
+      </w:r>
+      <w:proofErr w:type="spellStart"/>
+      <w:r>
+        <w:rPr>
+          <w:sz w:val="24"/>
+          <w:szCs w:val="24"/>
+        </w:rPr>
+        <w:t>TbSP</w:t>
+      </w:r>
+      <w:proofErr w:type="spellEnd"/>
+      <w:r>
+        <w:rPr>
+          <w:sz w:val="24"/>
+          <w:szCs w:val="24"/>
+        </w:rPr>
+        <w:t xml:space="preserve"> = trabecular separation.</w:t>
       </w:r>
     </w:p>
     <w:p>
@@ -4689,6 +5173,7 @@
           <w:color w:val="auto"/>
         </w:rPr>
       </w:pPr>
+      <w:proofErr w:type="gramStart"/>
       <w:r>
         <w:rPr>
           <w:b/>
@@ -4696,7 +5181,17 @@
           <w:sz w:val="22"/>
           <w:szCs w:val="22"/>
         </w:rPr>
-        <w:t>3.2.2  Qualitative Synthesis of Experimental Evidence</w:t>
+        <w:t>3.2.2  Qualitative</w:t>
+      </w:r>
+      <w:proofErr w:type="gramEnd"/>
+      <w:r>
+        <w:rPr>
+          <w:b/>
+          <w:color w:val="auto"/>
+          <w:sz w:val="22"/>
+          <w:szCs w:val="22"/>
+        </w:rPr>
+        <w:t xml:space="preserve"> Synthesis of Experimental Evidence</w:t>
       </w:r>
     </w:p>
     <w:p>
@@ -4705,12 +5200,21 @@
         <w:ind w:firstLine="720"/>
         <w:jc w:val="both"/>
       </w:pPr>
-      <w:r>
-        <w:rPr>
-          <w:sz w:val="24"/>
-          <w:szCs w:val="24"/>
-        </w:rPr>
-        <w:t>Wardhana et al. implanted an EA-hydroxyapatite (EA-HA) composite into standardized femoral bone defects in Wistar rats. At day 7 and day 14, EA-HA produced significantly greater osteoblast counts and OPG expression while reducing osteoclast numbers and RANKL expression (p=0.000) compared to hydroxyapatite-only and polyethylene glycol controls.</w:t>
+      <w:proofErr w:type="spellStart"/>
+      <w:r>
+        <w:rPr>
+          <w:sz w:val="24"/>
+          <w:szCs w:val="24"/>
+        </w:rPr>
+        <w:t>Wardhana</w:t>
+      </w:r>
+      <w:proofErr w:type="spellEnd"/>
+      <w:r>
+        <w:rPr>
+          <w:sz w:val="24"/>
+          <w:szCs w:val="24"/>
+        </w:rPr>
+        <w:t xml:space="preserve"> et al. implanted an EA-hydroxyapatite (EA-HA) composite into standardized femoral bone defects in Wistar rats. At day 7 and day 14, EA-HA produced significantly greater osteoblast counts and OPG expression while reducing osteoclast numbers and RANKL expression (p=0.000) compared to hydroxyapatite-only and polyethylene glycol controls.</w:t>
       </w:r>
       <w:sdt>
         <w:sdtPr>
@@ -4747,12 +5251,37 @@
         <w:ind w:firstLine="720"/>
         <w:jc w:val="both"/>
       </w:pPr>
-      <w:r>
-        <w:rPr>
-          <w:sz w:val="24"/>
-          <w:szCs w:val="24"/>
-        </w:rPr>
-        <w:t>Primasari et al. further characterized the cytokine profile of the same model. EA-HA significantly downregulated TNF-α and upregulated IL-10, BMP-4, and osteopontin (OPN) compared to controls (p&lt;0.05), confirming a shift toward a pro-regenerative inflammatory microenvironment.</w:t>
+      <w:proofErr w:type="spellStart"/>
+      <w:r>
+        <w:rPr>
+          <w:sz w:val="24"/>
+          <w:szCs w:val="24"/>
+        </w:rPr>
+        <w:t>Primasari</w:t>
+      </w:r>
+      <w:proofErr w:type="spellEnd"/>
+      <w:r>
+        <w:rPr>
+          <w:sz w:val="24"/>
+          <w:szCs w:val="24"/>
+        </w:rPr>
+        <w:t xml:space="preserve"> et al. further characterized the cytokine profile of the same model. EA-HA significantly downregulated TNF-α and upregulated IL-10, BMP-4, and </w:t>
+      </w:r>
+      <w:proofErr w:type="spellStart"/>
+      <w:r>
+        <w:rPr>
+          <w:sz w:val="24"/>
+          <w:szCs w:val="24"/>
+        </w:rPr>
+        <w:t>osteopontin</w:t>
+      </w:r>
+      <w:proofErr w:type="spellEnd"/>
+      <w:r>
+        <w:rPr>
+          <w:sz w:val="24"/>
+          <w:szCs w:val="24"/>
+        </w:rPr>
+        <w:t xml:space="preserve"> (OPN) compared to controls (p&lt;0.05), confirming a shift toward a pro-regenerative inflammatory microenvironment.</w:t>
       </w:r>
       <w:sdt>
         <w:sdtPr>
@@ -4789,12 +5318,21 @@
         <w:ind w:firstLine="720"/>
         <w:jc w:val="both"/>
       </w:pPr>
-      <w:r>
-        <w:rPr>
-          <w:sz w:val="24"/>
-          <w:szCs w:val="24"/>
-        </w:rPr>
-        <w:t>Öngöz Dede et al. investigated EA in a ligature-induced periodontitis model—whose alveolar microenvironment closely parallels orthodontically loaded periodontal tissue. Oral EA (15 mg/kg/day, 14 days) significantly reduced alveolar bone loss and attachment loss (p&lt;0.05), decreased MPO and 8-OHdG, increased GSH, and reduced IL-6 and TNF-α while upregulating IL-10 (p&lt;0.001).</w:t>
+      <w:proofErr w:type="spellStart"/>
+      <w:r>
+        <w:rPr>
+          <w:sz w:val="24"/>
+          <w:szCs w:val="24"/>
+        </w:rPr>
+        <w:t>Öngöz</w:t>
+      </w:r>
+      <w:proofErr w:type="spellEnd"/>
+      <w:r>
+        <w:rPr>
+          <w:sz w:val="24"/>
+          <w:szCs w:val="24"/>
+        </w:rPr>
+        <w:t xml:space="preserve"> Dede et al. investigated EA in a ligature-induced periodontitis model—whose alveolar microenvironment closely parallels orthodontically loaded periodontal tissue. Oral EA (15 mg/kg/day, 14 days) significantly reduced alveolar bone loss and attachment loss (p&lt;0.05), decreased MPO and 8-OHdG, increased GSH, and reduced IL-6 and TNF-α while upregulating IL-10 (p&lt;0.001).</w:t>
       </w:r>
       <w:sdt>
         <w:sdtPr>
@@ -4837,7 +5375,23 @@
           <w:szCs w:val="24"/>
         </w:rPr>
         <w:lastRenderedPageBreak/>
-        <w:t>Burhan et al. examined the in vitro reactivity of four Punica granatum polyphenol fractions. The butanol fraction—richest in anthocyanins and hydrolyzable tannins—showed the highest reactivity to BMP-2 and collagen type-1 (r=0.8, p&lt;0.05), providing a molecular basis for the pro-osteogenic effects observed in vivo.</w:t>
+        <w:t xml:space="preserve">Burhan et al. examined the in vitro reactivity of four Punica granatum polyphenol fractions. The butanol fraction—richest in anthocyanins and </w:t>
+      </w:r>
+      <w:proofErr w:type="spellStart"/>
+      <w:r>
+        <w:rPr>
+          <w:sz w:val="24"/>
+          <w:szCs w:val="24"/>
+        </w:rPr>
+        <w:t>hydrolyzable</w:t>
+      </w:r>
+      <w:proofErr w:type="spellEnd"/>
+      <w:r>
+        <w:rPr>
+          <w:sz w:val="24"/>
+          <w:szCs w:val="24"/>
+        </w:rPr>
+        <w:t xml:space="preserve"> tannins—showed the highest reactivity to BMP-2 and collagen type-1 (r=0.8, p&lt;0.05), providing a molecular basis for the pro-osteogenic effects observed in vivo.</w:t>
       </w:r>
       <w:sdt>
         <w:sdtPr>
@@ -4874,12 +5428,37 @@
         <w:ind w:firstLine="720"/>
         <w:jc w:val="both"/>
       </w:pPr>
-      <w:r>
-        <w:rPr>
-          <w:sz w:val="24"/>
-          <w:szCs w:val="24"/>
-        </w:rPr>
-        <w:t>Saputera et al. applied molecular docking to evaluate EA’s binding affinity to TLR2 and TLR4. EA showed a probability of anti-inflammatory activity (Pa) of 0.749 with preferential affinity to TLR2, supporting its potential to interrupt upstream NF-κB-mediated inflammatory cascades, pending experimental validation.</w:t>
+      <w:proofErr w:type="spellStart"/>
+      <w:r>
+        <w:rPr>
+          <w:sz w:val="24"/>
+          <w:szCs w:val="24"/>
+        </w:rPr>
+        <w:t>Saputera</w:t>
+      </w:r>
+      <w:proofErr w:type="spellEnd"/>
+      <w:r>
+        <w:rPr>
+          <w:sz w:val="24"/>
+          <w:szCs w:val="24"/>
+        </w:rPr>
+        <w:t xml:space="preserve"> et al. applied molecular docking to evaluate EA’s binding affinity to TLR2 and TLR4. EA showed a probability of anti-inflammatory activity (Pa) of 0.749 with preferential affinity to TLR2, supporting its potential to interrupt upstream NF-</w:t>
+      </w:r>
+      <w:proofErr w:type="spellStart"/>
+      <w:r>
+        <w:rPr>
+          <w:sz w:val="24"/>
+          <w:szCs w:val="24"/>
+        </w:rPr>
+        <w:t>κB</w:t>
+      </w:r>
+      <w:proofErr w:type="spellEnd"/>
+      <w:r>
+        <w:rPr>
+          <w:sz w:val="24"/>
+          <w:szCs w:val="24"/>
+        </w:rPr>
+        <w:t>-mediated inflammatory cascades, pending experimental validation.</w:t>
       </w:r>
       <w:sdt>
         <w:sdtPr>
@@ -4910,12 +5489,37 @@
         <w:spacing w:before="60" w:after="60" w:line="360" w:lineRule="auto"/>
         <w:jc w:val="both"/>
       </w:pPr>
-      <w:r>
-        <w:rPr>
-          <w:sz w:val="24"/>
-          <w:szCs w:val="24"/>
-        </w:rPr>
-        <w:t xml:space="preserve">Edrizal et al. provided the most direct in vivo evidence of P. granatum butanol fraction effects in an orthodontic tooth movement model, bridging the gap between in vitro pharmacology and the clinical orthodontic context. Using New Zealand White rabbits subjected to fixed orthodontic device-induced tooth movement, they applied subgingival P. granatum butanol hydrogel at three concentrations (125, 175, and 250 mg/ml) for 15 days post-movement. Histopathological analysis revealed that the butanol fraction significantly stimulated both osteoblast and osteoclast activity, producing a concentration-dependent remodeling pattern: osteoblast frequency was dominant at 125 mg/ml and 250 mg/ml (histoscore 57.6 and 61.4, respectively; p&lt;0.05, r=0.6), while osteoclast activity peaked at 175 mg/ml (histoscore 11.8; 42% frequency). Bone remodeling quality was further confirmed by increased collagen fibre deposition, greater osteocyte density, and improved bone compactness across treatment groups. These findings provide direct experimental validation that P. granatum butanol polyphenols—the same fraction shown by Burhan et al. to have the highest BMP-2 and collagen type-1 reactivity—actively modulate the osteoblast–osteoclast balance in the context of orthodontically induced alveolar bone remodeling, establishing an in vivo preclinical foundation uniquely relevant to the orthodontic retention hypothesis of this review. </w:t>
+      <w:proofErr w:type="spellStart"/>
+      <w:r>
+        <w:rPr>
+          <w:sz w:val="24"/>
+          <w:szCs w:val="24"/>
+        </w:rPr>
+        <w:t>Edrizal</w:t>
+      </w:r>
+      <w:proofErr w:type="spellEnd"/>
+      <w:r>
+        <w:rPr>
+          <w:sz w:val="24"/>
+          <w:szCs w:val="24"/>
+        </w:rPr>
+        <w:t xml:space="preserve"> et al. provided the most direct in vivo evidence of P. granatum butanol fraction effects in an orthodontic tooth movement model, bridging the gap between in vitro pharmacology and the clinical orthodontic context. Using New Zealand White rabbits subjected to fixed orthodontic device-induced tooth movement, they applied subgingival P. granatum butanol hydrogel at three concentrations (125, 175, and 250 mg/ml) for 15 days post-movement. Histopathological analysis revealed that the butanol fraction significantly stimulated both osteoblast and osteoclast activity, producing a concentration-dependent remodeling pattern: osteoblast frequency was dominant at 125 mg/ml and 250 mg/ml (histoscore 57.6 and 61.4, respectively; p&lt;0.05, r=0.6), while osteoclast activity peaked at 175 mg/ml (histoscore 11.8; 42% frequency). Bone remodeling quality was further confirmed by increased collagen </w:t>
+      </w:r>
+      <w:proofErr w:type="spellStart"/>
+      <w:r>
+        <w:rPr>
+          <w:sz w:val="24"/>
+          <w:szCs w:val="24"/>
+        </w:rPr>
+        <w:t>fibre</w:t>
+      </w:r>
+      <w:proofErr w:type="spellEnd"/>
+      <w:r>
+        <w:rPr>
+          <w:sz w:val="24"/>
+          <w:szCs w:val="24"/>
+        </w:rPr>
+        <w:t xml:space="preserve"> deposition, greater osteocyte density, and improved bone compactness across treatment groups. These findings provide direct experimental validation that P. granatum butanol polyphenols—the same fraction shown by Burhan et al. to have the highest BMP-2 and collagen type-1 reactivity—actively modulate the osteoblast–osteoclast balance in the context of orthodontically induced alveolar bone remodeling, establishing an in vivo preclinical foundation uniquely relevant to the orthodontic retention hypothesis of this review. </w:t>
       </w:r>
       <w:sdt>
         <w:sdtPr>
@@ -4983,6 +5587,7 @@
           <w:color w:val="auto"/>
         </w:rPr>
       </w:pPr>
+      <w:proofErr w:type="gramStart"/>
       <w:r>
         <w:rPr>
           <w:b/>
@@ -4990,7 +5595,17 @@
           <w:sz w:val="22"/>
           <w:szCs w:val="22"/>
         </w:rPr>
-        <w:t>3.2.3  Quantitative Synthesis: Meta-Analysis of Bone Mineral Density (BMD) Outcomes</w:t>
+        <w:t>3.2.3  Quantitative</w:t>
+      </w:r>
+      <w:proofErr w:type="gramEnd"/>
+      <w:r>
+        <w:rPr>
+          <w:b/>
+          <w:color w:val="auto"/>
+          <w:sz w:val="22"/>
+          <w:szCs w:val="22"/>
+        </w:rPr>
+        <w:t xml:space="preserve"> Synthesis: Meta-Analysis of Bone Mineral Density (BMD) Outcomes</w:t>
       </w:r>
     </w:p>
     <w:p>
@@ -6018,7 +6633,23 @@
                 <w:sz w:val="18"/>
                 <w:szCs w:val="18"/>
               </w:rPr>
-              <w:t>OVX ddY mice (DXA) 84 days</w:t>
+              <w:t xml:space="preserve">OVX </w:t>
+            </w:r>
+            <w:proofErr w:type="spellStart"/>
+            <w:r>
+              <w:rPr>
+                <w:sz w:val="18"/>
+                <w:szCs w:val="18"/>
+              </w:rPr>
+              <w:t>ddY</w:t>
+            </w:r>
+            <w:proofErr w:type="spellEnd"/>
+            <w:r>
+              <w:rPr>
+                <w:sz w:val="18"/>
+                <w:szCs w:val="18"/>
+              </w:rPr>
+              <w:t xml:space="preserve"> mice (DXA) 84 days</w:t>
             </w:r>
           </w:p>
         </w:tc>
@@ -6495,7 +7126,39 @@
           <w:sz w:val="24"/>
           <w:szCs w:val="24"/>
         </w:rPr>
-        <w:t>[FT] = value to be extracted from full-text. Spilmont 2015 and Kang 2017 are open-access (PMC IDs 4663593 and 5377405, respectively). Note: SMD (Hedges' g) will be calculated after all mean ± SD values are confirmed, using RevMan 5.4.1 with random-effects model (DerSimonian–Laird).</w:t>
+        <w:t xml:space="preserve">[FT] = value to be extracted from full-text. Spilmont 2015 and Kang 2017 are open-access (PMC IDs 4663593 and 5377405, respectively). Note: SMD (Hedges' g) will be calculated after all mean ± SD values are confirmed, using </w:t>
+      </w:r>
+      <w:proofErr w:type="spellStart"/>
+      <w:r>
+        <w:rPr>
+          <w:sz w:val="24"/>
+          <w:szCs w:val="24"/>
+        </w:rPr>
+        <w:t>RevMan</w:t>
+      </w:r>
+      <w:proofErr w:type="spellEnd"/>
+      <w:r>
+        <w:rPr>
+          <w:sz w:val="24"/>
+          <w:szCs w:val="24"/>
+        </w:rPr>
+        <w:t xml:space="preserve"> 5.4.1 with random-effects model (</w:t>
+      </w:r>
+      <w:proofErr w:type="spellStart"/>
+      <w:r>
+        <w:rPr>
+          <w:sz w:val="24"/>
+          <w:szCs w:val="24"/>
+        </w:rPr>
+        <w:t>DerSimonian</w:t>
+      </w:r>
+      <w:proofErr w:type="spellEnd"/>
+      <w:r>
+        <w:rPr>
+          <w:sz w:val="24"/>
+          <w:szCs w:val="24"/>
+        </w:rPr>
+        <w:t>–Laird).</w:t>
       </w:r>
     </w:p>
     <w:p>
@@ -6581,7 +7244,21 @@
         <w:rPr>
           <w:i/>
         </w:rPr>
-        <w:t>Forest plot of the pooled standardized mean difference (SMD; Hedges’ g) for bone mineral density (BMD) and bone volume (BV/TV) outcomes from studies examining pomegranate-derived polyphenols versus ovariectomized (OVX) control animals (n = 4 studies). Blue squares = Spilmont et al. (2013), confirmed data; purple squares = studies with estimated values pending full-text extraction. Square size is proportional to study weight; horizontal lines = 95% confidence intervals. The blue diamond represents the pooled random-effects estimate (DerSimonian–Laird): SMD = 1.52, 95% CI [0.96, 2.08], I² = 7.6% (low heterogeneity), p &lt; 0.001. A positive SMD indicates greater bone density/volume in the polyphenol-treated group. Summary statistics shown in header boxes: Pooled SMD (Hedges’ g) = 1.52; 95% CI = [0.96, 2.08]; I² = 7.6%; Overall effect Z = 5.31, p &lt; 0.001. Note: Three of four studies use estimated mean ± SD; results should be interpreted as preliminary pending full-text data extraction. Abbreviations: PGPE = pomegranate peel extract; PCS = pomegranate concentrated solution; EA = ellagic acid; OVX = ovariectomized; µCT = micro-computed tomography; DXA = dual-energy X-ray absorptiometry.</w:t>
+        <w:t>Forest plot of the pooled standardized mean difference (SMD; Hedges’ g) for bone mineral density (BMD) and bone volume (BV/TV) outcomes from studies examining pomegranate-derived polyphenols versus ovariectomized (OVX) control animals (n = 4 studies). Blue squares = Spilmont et al. (2013), confirmed data; purple squares = studies with estimated values pending full-text extraction. Square size is proportional to study weight; horizontal lines = 95% confidence intervals. The blue diamond represents the pooled random-effects estimate (</w:t>
+      </w:r>
+      <w:proofErr w:type="spellStart"/>
+      <w:r>
+        <w:rPr>
+          <w:i/>
+        </w:rPr>
+        <w:t>DerSimonian</w:t>
+      </w:r>
+      <w:proofErr w:type="spellEnd"/>
+      <w:r>
+        <w:rPr>
+          <w:i/>
+        </w:rPr>
+        <w:t>–Laird): SMD = 1.52, 95% CI [0.96, 2.08], I² = 7.6% (low heterogeneity), p &lt; 0.001. A positive SMD indicates greater bone density/volume in the polyphenol-treated group. Summary statistics shown in header boxes: Pooled SMD (Hedges’ g) = 1.52; 95% CI = [0.96, 2.08]; I² = 7.6%; Overall effect Z = 5.31, p &lt; 0.001. Note: Three of four studies use estimated mean ± SD; results should be interpreted as preliminary pending full-text data extraction. Abbreviations: PGPE = pomegranate peel extract; PCS = pomegranate concentrated solution; EA = ellagic acid; OVX = ovariectomized; µCT = micro-computed tomography; DXA = dual-energy X-ray absorptiometry.</w:t>
       </w:r>
     </w:p>
     <w:p>
@@ -6653,7 +7330,21 @@
         <w:rPr>
           <w:i/>
         </w:rPr>
-        <w:t>Funnel plot of standard error (SE) against SMD (Hedges’ g) for the four studies included in the BMD meta-analysis. The dashed lines demarcate the 95% pseudo-confidence interval funnel centred on the pooled SMD (1.52; vertical solid line). Blue circle = Spilmont et al. (2013), confirmed mean ± SD; purple circles = studies with estimated values (*). A slight rightward asymmetry is visually apparent, which could reflect small-study effects or genuine heterogeneity in compound type and dose. Formal statistical assessment of publication bias (Egger’s test, trim-and-fill) requires a minimum of 10 studies and cannot be reliably performed with the current evidence base; visual inspection alone is therefore provided as a qualitative indicator. Abbreviations: SE = standard error; SMD = standardized mean difference; OVX = ovariectomized; PGPE = pomegranate peel extract; PCS = pomegranate concentrated solution; EA = ellagic acid.</w:t>
+        <w:t xml:space="preserve">Funnel plot of standard error (SE) against SMD (Hedges’ g) for the four studies included in the BMD meta-analysis. The dashed lines demarcate the 95% pseudo-confidence interval funnel </w:t>
+      </w:r>
+      <w:proofErr w:type="spellStart"/>
+      <w:r>
+        <w:rPr>
+          <w:i/>
+        </w:rPr>
+        <w:t>centred</w:t>
+      </w:r>
+      <w:proofErr w:type="spellEnd"/>
+      <w:r>
+        <w:rPr>
+          <w:i/>
+        </w:rPr>
+        <w:t xml:space="preserve"> on the pooled SMD (1.52; vertical solid line). Blue circle = Spilmont et al. (2013), confirmed mean ± SD; purple circles = studies with estimated values (*). A slight rightward asymmetry is visually apparent, which could reflect small-study effects or genuine heterogeneity in compound type and dose. Formal statistical assessment of publication bias (Egger’s test, trim-and-fill) requires a minimum of 10 studies and cannot be reliably performed with the current evidence base; visual inspection alone is therefore provided as a qualitative indicator. Abbreviations: SE = standard error; SMD = standardized mean difference; OVX = ovariectomized; PGPE = pomegranate peel extract; PCS = pomegranate concentrated solution; EA = ellagic acid.</w:t>
       </w:r>
     </w:p>
     <w:p>
@@ -6664,6 +7355,7 @@
           <w:color w:val="auto"/>
         </w:rPr>
       </w:pPr>
+      <w:proofErr w:type="gramStart"/>
       <w:r>
         <w:rPr>
           <w:b/>
@@ -6671,7 +7363,17 @@
           <w:sz w:val="22"/>
           <w:szCs w:val="22"/>
         </w:rPr>
-        <w:t>3.2.4  Risk of Bias Assessment</w:t>
+        <w:t>3.2.4  Risk</w:t>
+      </w:r>
+      <w:proofErr w:type="gramEnd"/>
+      <w:r>
+        <w:rPr>
+          <w:b/>
+          <w:color w:val="auto"/>
+          <w:sz w:val="22"/>
+          <w:szCs w:val="22"/>
+        </w:rPr>
+        <w:t xml:space="preserve"> of Bias Assessment</w:t>
       </w:r>
     </w:p>
     <w:p>
@@ -6843,13 +7545,23 @@
               <w:spacing w:before="40" w:after="40" w:line="280" w:lineRule="auto"/>
               <w:jc w:val="center"/>
             </w:pPr>
+            <w:proofErr w:type="spellStart"/>
             <w:r>
               <w:rPr>
                 <w:b/>
                 <w:sz w:val="19"/>
                 <w:szCs w:val="19"/>
               </w:rPr>
-              <w:t>Alloc. Conceal.</w:t>
+              <w:t>Alloc</w:t>
+            </w:r>
+            <w:proofErr w:type="spellEnd"/>
+            <w:r>
+              <w:rPr>
+                <w:b/>
+                <w:sz w:val="19"/>
+                <w:szCs w:val="19"/>
+              </w:rPr>
+              <w:t>. Conceal.</w:t>
             </w:r>
           </w:p>
         </w:tc>
@@ -7030,13 +7742,22 @@
             <w:pPr>
               <w:spacing w:before="40" w:after="40" w:line="280" w:lineRule="auto"/>
             </w:pPr>
+            <w:proofErr w:type="spellStart"/>
             <w:r>
               <w:rPr>
                 <w:sz w:val="18"/>
                 <w:szCs w:val="18"/>
               </w:rPr>
               <w:lastRenderedPageBreak/>
-              <w:t xml:space="preserve">Wardhana 2021 </w:t>
+              <w:t>Wardhana</w:t>
+            </w:r>
+            <w:proofErr w:type="spellEnd"/>
+            <w:r>
+              <w:rPr>
+                <w:sz w:val="18"/>
+                <w:szCs w:val="18"/>
+              </w:rPr>
+              <w:t xml:space="preserve"> 2021 </w:t>
             </w:r>
             <w:sdt>
               <w:sdtPr>
@@ -7318,12 +8039,21 @@
             <w:pPr>
               <w:spacing w:before="40" w:after="40" w:line="280" w:lineRule="auto"/>
             </w:pPr>
-            <w:r>
-              <w:rPr>
-                <w:sz w:val="18"/>
-                <w:szCs w:val="18"/>
-              </w:rPr>
-              <w:t xml:space="preserve">Primasari 2022 </w:t>
+            <w:proofErr w:type="spellStart"/>
+            <w:r>
+              <w:rPr>
+                <w:sz w:val="18"/>
+                <w:szCs w:val="18"/>
+              </w:rPr>
+              <w:t>Primasari</w:t>
+            </w:r>
+            <w:proofErr w:type="spellEnd"/>
+            <w:r>
+              <w:rPr>
+                <w:sz w:val="18"/>
+                <w:szCs w:val="18"/>
+              </w:rPr>
+              <w:t xml:space="preserve"> 2022 </w:t>
             </w:r>
             <w:sdt>
               <w:sdtPr>
@@ -7605,12 +8335,21 @@
             <w:pPr>
               <w:spacing w:before="40" w:after="40" w:line="280" w:lineRule="auto"/>
             </w:pPr>
-            <w:r>
-              <w:rPr>
-                <w:sz w:val="18"/>
-                <w:szCs w:val="18"/>
-              </w:rPr>
-              <w:t xml:space="preserve">Öngöz Dede 2021 </w:t>
+            <w:proofErr w:type="spellStart"/>
+            <w:r>
+              <w:rPr>
+                <w:sz w:val="18"/>
+                <w:szCs w:val="18"/>
+              </w:rPr>
+              <w:t>Öngöz</w:t>
+            </w:r>
+            <w:proofErr w:type="spellEnd"/>
+            <w:r>
+              <w:rPr>
+                <w:sz w:val="18"/>
+                <w:szCs w:val="18"/>
+              </w:rPr>
+              <w:t xml:space="preserve"> Dede 2021 </w:t>
             </w:r>
             <w:sdt>
               <w:sdtPr>
@@ -9327,12 +10066,21 @@
             <w:pPr>
               <w:spacing w:before="40" w:after="40" w:line="280" w:lineRule="auto"/>
             </w:pPr>
-            <w:r>
-              <w:rPr>
-                <w:sz w:val="18"/>
-                <w:szCs w:val="18"/>
-              </w:rPr>
-              <w:t>Edrizal 2020 [31]</w:t>
+            <w:proofErr w:type="spellStart"/>
+            <w:r>
+              <w:rPr>
+                <w:sz w:val="18"/>
+                <w:szCs w:val="18"/>
+              </w:rPr>
+              <w:t>Edrizal</w:t>
+            </w:r>
+            <w:proofErr w:type="spellEnd"/>
+            <w:r>
+              <w:rPr>
+                <w:sz w:val="18"/>
+                <w:szCs w:val="18"/>
+              </w:rPr>
+              <w:t xml:space="preserve"> 2020 [31]</w:t>
             </w:r>
           </w:p>
         </w:tc>
@@ -9590,12 +10338,21 @@
             <w:pPr>
               <w:spacing w:before="40" w:after="40" w:line="280" w:lineRule="auto"/>
             </w:pPr>
-            <w:r>
-              <w:rPr>
-                <w:sz w:val="18"/>
-                <w:szCs w:val="18"/>
-              </w:rPr>
-              <w:t xml:space="preserve">Saputera 2020 </w:t>
+            <w:proofErr w:type="spellStart"/>
+            <w:r>
+              <w:rPr>
+                <w:sz w:val="18"/>
+                <w:szCs w:val="18"/>
+              </w:rPr>
+              <w:t>Saputera</w:t>
+            </w:r>
+            <w:proofErr w:type="spellEnd"/>
+            <w:r>
+              <w:rPr>
+                <w:sz w:val="18"/>
+                <w:szCs w:val="18"/>
+              </w:rPr>
+              <w:t xml:space="preserve"> 2020 </w:t>
             </w:r>
             <w:sdt>
               <w:sdtPr>
@@ -9867,7 +10624,39 @@
           <w:sz w:val="24"/>
           <w:szCs w:val="24"/>
         </w:rPr>
-        <w:t xml:space="preserve">SYRCLE Risk of Bias Tool applied to animal studies. NIH Quality Assessment Tool applied to in vitro (Burhan 2018) and in silico (Saputera 2020) studies. SYRCLE tool applied to Edrizal 2020 (in vivo animal). Domains rated: Low Risk = ●; Some Concerns = </w:t>
+        <w:t>SYRCLE Risk of Bias Tool applied to animal studies. NIH Quality Assessment Tool applied to in vitro (Burhan 2018) and in silico (</w:t>
+      </w:r>
+      <w:proofErr w:type="spellStart"/>
+      <w:r>
+        <w:rPr>
+          <w:sz w:val="24"/>
+          <w:szCs w:val="24"/>
+        </w:rPr>
+        <w:t>Saputera</w:t>
+      </w:r>
+      <w:proofErr w:type="spellEnd"/>
+      <w:r>
+        <w:rPr>
+          <w:sz w:val="24"/>
+          <w:szCs w:val="24"/>
+        </w:rPr>
+        <w:t xml:space="preserve"> 2020) studies. SYRCLE tool applied to </w:t>
+      </w:r>
+      <w:proofErr w:type="spellStart"/>
+      <w:r>
+        <w:rPr>
+          <w:sz w:val="24"/>
+          <w:szCs w:val="24"/>
+        </w:rPr>
+        <w:t>Edrizal</w:t>
+      </w:r>
+      <w:proofErr w:type="spellEnd"/>
+      <w:r>
+        <w:rPr>
+          <w:sz w:val="24"/>
+          <w:szCs w:val="24"/>
+        </w:rPr>
+        <w:t xml:space="preserve"> 2020 (in vivo animal). Domains rated: Low Risk = ●; Some Concerns = </w:t>
       </w:r>
       <w:r>
         <w:rPr>
@@ -9910,7 +10699,55 @@
           <w:szCs w:val="24"/>
         </w:rPr>
         <w:lastRenderedPageBreak/>
-        <w:t>widespread adoption of ARRIVE 2.0 reporting guidelines. Öngöz Dede et al. and Kang et al. demonstrated the strongest methodological quality, while Wardhana et al. and Primasari et al. while producing scientifically valuable findings had the smallest sample sizes (n=5 per group) and relied exclusively on semi-quantitative IHC, limiting the precision of their effect estimates.</w:t>
+        <w:t xml:space="preserve">widespread adoption of ARRIVE 2.0 reporting guidelines. </w:t>
+      </w:r>
+      <w:proofErr w:type="spellStart"/>
+      <w:r>
+        <w:rPr>
+          <w:sz w:val="24"/>
+          <w:szCs w:val="24"/>
+        </w:rPr>
+        <w:t>Öngöz</w:t>
+      </w:r>
+      <w:proofErr w:type="spellEnd"/>
+      <w:r>
+        <w:rPr>
+          <w:sz w:val="24"/>
+          <w:szCs w:val="24"/>
+        </w:rPr>
+        <w:t xml:space="preserve"> Dede et al. and Kang et al. demonstrated the strongest methodological quality, while </w:t>
+      </w:r>
+      <w:proofErr w:type="spellStart"/>
+      <w:r>
+        <w:rPr>
+          <w:sz w:val="24"/>
+          <w:szCs w:val="24"/>
+        </w:rPr>
+        <w:t>Wardhana</w:t>
+      </w:r>
+      <w:proofErr w:type="spellEnd"/>
+      <w:r>
+        <w:rPr>
+          <w:sz w:val="24"/>
+          <w:szCs w:val="24"/>
+        </w:rPr>
+        <w:t xml:space="preserve"> et al. and </w:t>
+      </w:r>
+      <w:proofErr w:type="spellStart"/>
+      <w:r>
+        <w:rPr>
+          <w:sz w:val="24"/>
+          <w:szCs w:val="24"/>
+        </w:rPr>
+        <w:t>Primasari</w:t>
+      </w:r>
+      <w:proofErr w:type="spellEnd"/>
+      <w:r>
+        <w:rPr>
+          <w:sz w:val="24"/>
+          <w:szCs w:val="24"/>
+        </w:rPr>
+        <w:t xml:space="preserve"> et al. while producing scientifically valuable findings had the smallest sample sizes (n=5 per group) and relied exclusively on semi-quantitative IHC, limiting the precision of their effect estimates.</w:t>
       </w:r>
     </w:p>
     <w:p>
@@ -9927,6 +10764,7 @@
           <w:color w:val="auto"/>
         </w:rPr>
       </w:pPr>
+      <w:proofErr w:type="gramStart"/>
       <w:r>
         <w:rPr>
           <w:b/>
@@ -9934,7 +10772,17 @@
           <w:sz w:val="24"/>
           <w:szCs w:val="24"/>
         </w:rPr>
-        <w:t>3.3  RQ3: Biological Mechanisms   How Pomegranate-Derived Polyphenols Modulate Alveolar Bone Remodeling</w:t>
+        <w:t>3.3  RQ</w:t>
+      </w:r>
+      <w:proofErr w:type="gramEnd"/>
+      <w:r>
+        <w:rPr>
+          <w:b/>
+          <w:color w:val="auto"/>
+          <w:sz w:val="24"/>
+          <w:szCs w:val="24"/>
+        </w:rPr>
+        <w:t>3: Biological Mechanisms   How Pomegranate-Derived Polyphenols Modulate Alveolar Bone Remodeling</w:t>
       </w:r>
     </w:p>
     <w:p>
@@ -9965,6 +10813,7 @@
           <w:color w:val="auto"/>
         </w:rPr>
       </w:pPr>
+      <w:proofErr w:type="gramStart"/>
       <w:r>
         <w:rPr>
           <w:b/>
@@ -9972,7 +10821,17 @@
           <w:sz w:val="22"/>
           <w:szCs w:val="22"/>
         </w:rPr>
-        <w:t>3.3.1  Pathway 1: RANK/RANKL/OPG Axis Modulation</w:t>
+        <w:t>3.3.1  Pathway</w:t>
+      </w:r>
+      <w:proofErr w:type="gramEnd"/>
+      <w:r>
+        <w:rPr>
+          <w:b/>
+          <w:color w:val="auto"/>
+          <w:sz w:val="22"/>
+          <w:szCs w:val="22"/>
+        </w:rPr>
+        <w:t xml:space="preserve"> 1: RANK/RANKL/OPG Axis Modulation</w:t>
       </w:r>
     </w:p>
     <w:p>
@@ -9986,7 +10845,71 @@
           <w:sz w:val="24"/>
           <w:szCs w:val="24"/>
         </w:rPr>
-        <w:t xml:space="preserve">The receptor activator of nuclear factor kappa-B ligand (RANKL)/osteoprotegerin (OPG) signaling axis is the central molecular switch governing osteoclastogenesis and, by extension, the rate of alveolar bone resorption. RANKL, produced by osteoblasts and stromal cells in response to pro-inflammatory stimuli and mechanical stress, binds to its cognate receptor RANK on osteoclast precursor cells, triggering downstream signaling cascades principally through NF-κB, JNK, and MAPK pathways that drive their differentiation into mature multinucleated osteoclasts. OPG, a soluble decoy receptor secreted by osteoblasts, competitively binds RANKL and prevents RANK activation, thereby suppressing osteoclastogenesis. The RANKL:OPG ratio in the periodontal microenvironment is therefore the primary determinant of the bone resorption–formation equilibrium during and after orthodontic tooth movement. </w:t>
+        <w:t>The receptor activator of nuclear factor kappa-B ligand (RANKL)/</w:t>
+      </w:r>
+      <w:proofErr w:type="spellStart"/>
+      <w:r>
+        <w:rPr>
+          <w:sz w:val="24"/>
+          <w:szCs w:val="24"/>
+        </w:rPr>
+        <w:t>osteoprotegerin</w:t>
+      </w:r>
+      <w:proofErr w:type="spellEnd"/>
+      <w:r>
+        <w:rPr>
+          <w:sz w:val="24"/>
+          <w:szCs w:val="24"/>
+        </w:rPr>
+        <w:t xml:space="preserve"> (OPG) signaling axis is the central molecular switch governing </w:t>
+      </w:r>
+      <w:proofErr w:type="spellStart"/>
+      <w:r>
+        <w:rPr>
+          <w:sz w:val="24"/>
+          <w:szCs w:val="24"/>
+        </w:rPr>
+        <w:t>osteoclastogenesis</w:t>
+      </w:r>
+      <w:proofErr w:type="spellEnd"/>
+      <w:r>
+        <w:rPr>
+          <w:sz w:val="24"/>
+          <w:szCs w:val="24"/>
+        </w:rPr>
+        <w:t xml:space="preserve"> and, by extension, the rate of alveolar bone resorption. RANKL, produced by osteoblasts and stromal cells in response to pro-inflammatory stimuli and mechanical stress, binds to its cognate receptor RANK on osteoclast precursor cells, triggering downstream signaling cascades principally through NF-</w:t>
+      </w:r>
+      <w:proofErr w:type="spellStart"/>
+      <w:r>
+        <w:rPr>
+          <w:sz w:val="24"/>
+          <w:szCs w:val="24"/>
+        </w:rPr>
+        <w:t>κB</w:t>
+      </w:r>
+      <w:proofErr w:type="spellEnd"/>
+      <w:r>
+        <w:rPr>
+          <w:sz w:val="24"/>
+          <w:szCs w:val="24"/>
+        </w:rPr>
+        <w:t xml:space="preserve">, JNK, and MAPK pathways that drive their differentiation into mature multinucleated osteoclasts. OPG, a soluble decoy receptor secreted by osteoblasts, competitively binds RANKL and prevents RANK activation, thereby suppressing </w:t>
+      </w:r>
+      <w:proofErr w:type="spellStart"/>
+      <w:r>
+        <w:rPr>
+          <w:sz w:val="24"/>
+          <w:szCs w:val="24"/>
+        </w:rPr>
+        <w:t>osteoclastogenesis</w:t>
+      </w:r>
+      <w:proofErr w:type="spellEnd"/>
+      <w:r>
+        <w:rPr>
+          <w:sz w:val="24"/>
+          <w:szCs w:val="24"/>
+        </w:rPr>
+        <w:t xml:space="preserve">. The RANKL:OPG ratio in the periodontal microenvironment is therefore the primary determinant of the bone resorption–formation equilibrium during and after orthodontic tooth movement. </w:t>
       </w:r>
       <w:sdt>
         <w:sdtPr>
@@ -10029,7 +10952,23 @@
           <w:sz w:val="24"/>
           <w:szCs w:val="24"/>
         </w:rPr>
-        <w:t xml:space="preserve">Direct experimental evidence from this review demonstrates that EA modulates this axis favorably. Wardhana et al. showed that EA-HA treatment produced significantly greater OPG protein expression and lower RANKL expression compared to all control groups in a rat femoral bone defect model, resulting in higher osteoblast counts and lower osteoclast numbers at both day 7 and day 14 post-implantation (p=0.000). </w:t>
+        <w:t xml:space="preserve">Direct experimental evidence from this review demonstrates that EA modulates this axis favorably. </w:t>
+      </w:r>
+      <w:proofErr w:type="spellStart"/>
+      <w:r>
+        <w:rPr>
+          <w:sz w:val="24"/>
+          <w:szCs w:val="24"/>
+        </w:rPr>
+        <w:t>Wardhana</w:t>
+      </w:r>
+      <w:proofErr w:type="spellEnd"/>
+      <w:r>
+        <w:rPr>
+          <w:sz w:val="24"/>
+          <w:szCs w:val="24"/>
+        </w:rPr>
+        <w:t xml:space="preserve"> et al. showed that EA-HA treatment produced significantly greater OPG protein expression and lower RANKL expression compared to all control groups in a rat femoral bone defect model, resulting in higher osteoblast counts and lower osteoclast numbers at both day 7 and day 14 post-implantation (p=0.000). </w:t>
       </w:r>
       <w:sdt>
         <w:sdtPr>
@@ -10152,7 +11091,55 @@
           <w:sz w:val="24"/>
           <w:szCs w:val="24"/>
         </w:rPr>
-        <w:t>The mechanistic basis of EA's RANKL-suppressing effect appears to operate through NF-κB inhibition at the transcriptional level: since NF-κB is the principal transcription factor driving RANKL gene expression in osteoblasts and stromal cells, EA's well-characterized inhibition of IκB kinase (IKK) phosphorylation (detailed in Section 3.3.2) simultaneously reduces RANKL production while permitting continued OPG secretion by osteoblasts operating in a less-inflamed microenvironment. The net shift toward a higher OPG:RANKL ratio creates a molecular environment that favors osteoclast suppression and bone consolidation directly analogous to the biological requirements of the orthodontic retention phase, where preventing residual osteoclast activity is critical for post-treatment stability.</w:t>
+        <w:t>The mechanistic basis of EA's RANKL-suppressing effect appears to operate through NF-</w:t>
+      </w:r>
+      <w:proofErr w:type="spellStart"/>
+      <w:r>
+        <w:rPr>
+          <w:sz w:val="24"/>
+          <w:szCs w:val="24"/>
+        </w:rPr>
+        <w:t>κB</w:t>
+      </w:r>
+      <w:proofErr w:type="spellEnd"/>
+      <w:r>
+        <w:rPr>
+          <w:sz w:val="24"/>
+          <w:szCs w:val="24"/>
+        </w:rPr>
+        <w:t xml:space="preserve"> inhibition at the transcriptional level: since NF-</w:t>
+      </w:r>
+      <w:proofErr w:type="spellStart"/>
+      <w:r>
+        <w:rPr>
+          <w:sz w:val="24"/>
+          <w:szCs w:val="24"/>
+        </w:rPr>
+        <w:t>κB</w:t>
+      </w:r>
+      <w:proofErr w:type="spellEnd"/>
+      <w:r>
+        <w:rPr>
+          <w:sz w:val="24"/>
+          <w:szCs w:val="24"/>
+        </w:rPr>
+        <w:t xml:space="preserve"> is the principal transcription factor driving RANKL gene expression in osteoblasts and stromal cells, EA's well-characterized inhibition of </w:t>
+      </w:r>
+      <w:proofErr w:type="spellStart"/>
+      <w:r>
+        <w:rPr>
+          <w:sz w:val="24"/>
+          <w:szCs w:val="24"/>
+        </w:rPr>
+        <w:t>IκB</w:t>
+      </w:r>
+      <w:proofErr w:type="spellEnd"/>
+      <w:r>
+        <w:rPr>
+          <w:sz w:val="24"/>
+          <w:szCs w:val="24"/>
+        </w:rPr>
+        <w:t xml:space="preserve"> kinase (IKK) phosphorylation (detailed in Section 3.3.2) simultaneously reduces RANKL production while permitting continued OPG secretion by osteoblasts operating in a less-inflamed microenvironment. The net shift toward a higher OPG:RANKL ratio creates a molecular environment that favors osteoclast suppression and bone consolidation directly analogous to the biological requirements of the orthodontic retention phase, where preventing residual osteoclast activity is critical for post-treatment stability.</w:t>
       </w:r>
     </w:p>
     <w:p>
@@ -10169,6 +11156,7 @@
           <w:color w:val="auto"/>
         </w:rPr>
       </w:pPr>
+      <w:proofErr w:type="gramStart"/>
       <w:r>
         <w:rPr>
           <w:b/>
@@ -10176,7 +11164,37 @@
           <w:sz w:val="22"/>
           <w:szCs w:val="22"/>
         </w:rPr>
-        <w:t>3.3.2  Pathway 2: NF-κB Inhibition and Attenuation of Pro-Inflammatory Cytokine Cascades</w:t>
+        <w:t>3.3.2  Pathway</w:t>
+      </w:r>
+      <w:proofErr w:type="gramEnd"/>
+      <w:r>
+        <w:rPr>
+          <w:b/>
+          <w:color w:val="auto"/>
+          <w:sz w:val="22"/>
+          <w:szCs w:val="22"/>
+        </w:rPr>
+        <w:t xml:space="preserve"> 2: NF-</w:t>
+      </w:r>
+      <w:proofErr w:type="spellStart"/>
+      <w:r>
+        <w:rPr>
+          <w:b/>
+          <w:color w:val="auto"/>
+          <w:sz w:val="22"/>
+          <w:szCs w:val="22"/>
+        </w:rPr>
+        <w:t>κB</w:t>
+      </w:r>
+      <w:proofErr w:type="spellEnd"/>
+      <w:r>
+        <w:rPr>
+          <w:b/>
+          <w:color w:val="auto"/>
+          <w:sz w:val="22"/>
+          <w:szCs w:val="22"/>
+        </w:rPr>
+        <w:t xml:space="preserve"> Inhibition and Attenuation of Pro-Inflammatory Cytokine Cascades</w:t>
       </w:r>
     </w:p>
     <w:p>
@@ -10190,7 +11208,87 @@
           <w:sz w:val="24"/>
           <w:szCs w:val="24"/>
         </w:rPr>
-        <w:t xml:space="preserve">Nuclear factor kappa-B (NF-κB) is a master transcription factor regulating the expression of over 150 target genes involved in inflammation, immunity, and cell survival. In the orthodontic bone remodeling context, NF-κB is activated on the compression side of the periodontal ligament in response to mechanical force-induced cellular stress and the resulting sterile inflammatory cascade. Once activated, NF-κB drives the production of key pro-inflammatory cytokines including tumor necrosis factor-alpha (TNF-α), interleukin-1 beta (IL-1β), and interleukin-6 (IL-6) that in turn upregulate RANKL expression and amplify osteoclastogenesis. The NF-κB pathway therefore represents a critical upstream amplifier of the bone resorption cascade during orthodontic tooth movement. </w:t>
+        <w:t>Nuclear factor kappa-B (NF-</w:t>
+      </w:r>
+      <w:proofErr w:type="spellStart"/>
+      <w:r>
+        <w:rPr>
+          <w:sz w:val="24"/>
+          <w:szCs w:val="24"/>
+        </w:rPr>
+        <w:t>κB</w:t>
+      </w:r>
+      <w:proofErr w:type="spellEnd"/>
+      <w:r>
+        <w:rPr>
+          <w:sz w:val="24"/>
+          <w:szCs w:val="24"/>
+        </w:rPr>
+        <w:t>) is a master transcription factor regulating the expression of over 150 target genes involved in inflammation, immunity, and cell survival. In the orthodontic bone remodeling context, NF-</w:t>
+      </w:r>
+      <w:proofErr w:type="spellStart"/>
+      <w:r>
+        <w:rPr>
+          <w:sz w:val="24"/>
+          <w:szCs w:val="24"/>
+        </w:rPr>
+        <w:t>κB</w:t>
+      </w:r>
+      <w:proofErr w:type="spellEnd"/>
+      <w:r>
+        <w:rPr>
+          <w:sz w:val="24"/>
+          <w:szCs w:val="24"/>
+        </w:rPr>
+        <w:t xml:space="preserve"> is activated on the compression side of the periodontal ligament in response to mechanical force-induced cellular stress and the resulting sterile inflammatory cascade. Once activated, NF-</w:t>
+      </w:r>
+      <w:proofErr w:type="spellStart"/>
+      <w:r>
+        <w:rPr>
+          <w:sz w:val="24"/>
+          <w:szCs w:val="24"/>
+        </w:rPr>
+        <w:t>κB</w:t>
+      </w:r>
+      <w:proofErr w:type="spellEnd"/>
+      <w:r>
+        <w:rPr>
+          <w:sz w:val="24"/>
+          <w:szCs w:val="24"/>
+        </w:rPr>
+        <w:t xml:space="preserve"> drives the production of key pro-inflammatory cytokines including tumor necrosis factor-alpha (TNF-α), interleukin-1 beta (IL-1β), and interleukin-6 (IL-6) that in turn upregulate RANKL expression and amplify </w:t>
+      </w:r>
+      <w:proofErr w:type="spellStart"/>
+      <w:r>
+        <w:rPr>
+          <w:sz w:val="24"/>
+          <w:szCs w:val="24"/>
+        </w:rPr>
+        <w:t>osteoclastogenesis</w:t>
+      </w:r>
+      <w:proofErr w:type="spellEnd"/>
+      <w:r>
+        <w:rPr>
+          <w:sz w:val="24"/>
+          <w:szCs w:val="24"/>
+        </w:rPr>
+        <w:t>. The NF-</w:t>
+      </w:r>
+      <w:proofErr w:type="spellStart"/>
+      <w:r>
+        <w:rPr>
+          <w:sz w:val="24"/>
+          <w:szCs w:val="24"/>
+        </w:rPr>
+        <w:t>κB</w:t>
+      </w:r>
+      <w:proofErr w:type="spellEnd"/>
+      <w:r>
+        <w:rPr>
+          <w:sz w:val="24"/>
+          <w:szCs w:val="24"/>
+        </w:rPr>
+        <w:t xml:space="preserve"> pathway therefore represents a critical upstream amplifier of the bone resorption cascade during orthodontic tooth movement. </w:t>
       </w:r>
       <w:sdt>
         <w:sdtPr>
@@ -10232,7 +11330,87 @@
           <w:sz w:val="24"/>
           <w:szCs w:val="24"/>
         </w:rPr>
-        <w:t xml:space="preserve">Ellagic acid has been shown to inhibit NF-κB activation through suppression of IκB kinase (IKK) phosphorylation, thereby preventing nuclear translocation of the NF-κB heterodimer and downregulating RANKL and cytokine gene expression. The molecular docking analysis by Saputera et al. provides an additional upstream dimension: EA demonstrated a probability of anti-inflammatory activity (Pa) of 0.749 with preferential binding affinity to TLR2 a toll-like receptor that serves as an upstream activator of NF-κB in response to sterile inflammatory signals such as </w:t>
+        <w:t>Ellagic acid has been shown to inhibit NF-</w:t>
+      </w:r>
+      <w:proofErr w:type="spellStart"/>
+      <w:r>
+        <w:rPr>
+          <w:sz w:val="24"/>
+          <w:szCs w:val="24"/>
+        </w:rPr>
+        <w:t>κB</w:t>
+      </w:r>
+      <w:proofErr w:type="spellEnd"/>
+      <w:r>
+        <w:rPr>
+          <w:sz w:val="24"/>
+          <w:szCs w:val="24"/>
+        </w:rPr>
+        <w:t xml:space="preserve"> activation through suppression of </w:t>
+      </w:r>
+      <w:proofErr w:type="spellStart"/>
+      <w:r>
+        <w:rPr>
+          <w:sz w:val="24"/>
+          <w:szCs w:val="24"/>
+        </w:rPr>
+        <w:t>IκB</w:t>
+      </w:r>
+      <w:proofErr w:type="spellEnd"/>
+      <w:r>
+        <w:rPr>
+          <w:sz w:val="24"/>
+          <w:szCs w:val="24"/>
+        </w:rPr>
+        <w:t xml:space="preserve"> kinase (IKK) phosphorylation, thereby preventing nuclear translocation of the NF-</w:t>
+      </w:r>
+      <w:proofErr w:type="spellStart"/>
+      <w:r>
+        <w:rPr>
+          <w:sz w:val="24"/>
+          <w:szCs w:val="24"/>
+        </w:rPr>
+        <w:t>κB</w:t>
+      </w:r>
+      <w:proofErr w:type="spellEnd"/>
+      <w:r>
+        <w:rPr>
+          <w:sz w:val="24"/>
+          <w:szCs w:val="24"/>
+        </w:rPr>
+        <w:t xml:space="preserve"> heterodimer and downregulating RANKL and cytokine gene expression. The molecular docking analysis by </w:t>
+      </w:r>
+      <w:proofErr w:type="spellStart"/>
+      <w:r>
+        <w:rPr>
+          <w:sz w:val="24"/>
+          <w:szCs w:val="24"/>
+        </w:rPr>
+        <w:t>Saputera</w:t>
+      </w:r>
+      <w:proofErr w:type="spellEnd"/>
+      <w:r>
+        <w:rPr>
+          <w:sz w:val="24"/>
+          <w:szCs w:val="24"/>
+        </w:rPr>
+        <w:t xml:space="preserve"> et al. provides an additional upstream dimension: EA demonstrated a probability of anti-inflammatory activity (Pa) of 0.749 with preferential binding affinity to TLR2 a toll-like receptor that serves as an upstream activator of NF-</w:t>
+      </w:r>
+      <w:proofErr w:type="spellStart"/>
+      <w:r>
+        <w:rPr>
+          <w:sz w:val="24"/>
+          <w:szCs w:val="24"/>
+        </w:rPr>
+        <w:t>κB</w:t>
+      </w:r>
+      <w:proofErr w:type="spellEnd"/>
+      <w:r>
+        <w:rPr>
+          <w:sz w:val="24"/>
+          <w:szCs w:val="24"/>
+        </w:rPr>
+        <w:t xml:space="preserve"> in response to sterile inflammatory signals such as </w:t>
       </w:r>
       <w:r>
         <w:rPr>
@@ -10276,7 +11454,23 @@
           <w:sz w:val="24"/>
           <w:szCs w:val="24"/>
         </w:rPr>
-        <w:t xml:space="preserve"> This TLR2-level blockade suggests that EA may interrupt the NF-κB cascade at two levels: upstream via TLR2 competitive inhibition, and downstream via direct IKK suppression a dual-level mechanism that would produce more comprehensive pathway attenuation than single-node inhibition.</w:t>
+        <w:t xml:space="preserve"> This TLR2-level blockade suggests that EA may interrupt the NF-</w:t>
+      </w:r>
+      <w:proofErr w:type="spellStart"/>
+      <w:r>
+        <w:rPr>
+          <w:sz w:val="24"/>
+          <w:szCs w:val="24"/>
+        </w:rPr>
+        <w:t>κB</w:t>
+      </w:r>
+      <w:proofErr w:type="spellEnd"/>
+      <w:r>
+        <w:rPr>
+          <w:sz w:val="24"/>
+          <w:szCs w:val="24"/>
+        </w:rPr>
+        <w:t xml:space="preserve"> cascade at two levels: upstream via TLR2 competitive inhibition, and downstream via direct IKK suppression a dual-level mechanism that would produce more comprehensive pathway attenuation than single-node inhibition.</w:t>
       </w:r>
     </w:p>
     <w:p>
@@ -10290,7 +11484,23 @@
           <w:sz w:val="24"/>
           <w:szCs w:val="24"/>
         </w:rPr>
-        <w:t xml:space="preserve">These mechanistic predictions are supported by in vivo cytokine data. Primasari et al. confirmed that EA-HA treatment significantly reduced TNF-α expression while increasing IL-10 in a rat bone defect model (p&lt;0.05), </w:t>
+        <w:t xml:space="preserve">These mechanistic predictions are supported by in vivo cytokine data. </w:t>
+      </w:r>
+      <w:proofErr w:type="spellStart"/>
+      <w:r>
+        <w:rPr>
+          <w:sz w:val="24"/>
+          <w:szCs w:val="24"/>
+        </w:rPr>
+        <w:t>Primasari</w:t>
+      </w:r>
+      <w:proofErr w:type="spellEnd"/>
+      <w:r>
+        <w:rPr>
+          <w:sz w:val="24"/>
+          <w:szCs w:val="24"/>
+        </w:rPr>
+        <w:t xml:space="preserve"> et al. confirmed that EA-HA treatment significantly reduced TNF-α expression while increasing IL-10 in a rat bone defect model (p&lt;0.05), </w:t>
       </w:r>
       <w:sdt>
         <w:sdtPr>
@@ -10326,7 +11536,23 @@
           <w:sz w:val="24"/>
           <w:szCs w:val="24"/>
         </w:rPr>
-        <w:t xml:space="preserve"> and Öngöz Dede et al. demonstrated that oral EA (15 mg/kg/day) significantly reduced IL-6 and TNF-α with reciprocal upregulation of the anti-inflammatory cytokine IL-10 in a periodontitis model (p&lt;0.001). </w:t>
+        <w:t xml:space="preserve"> and </w:t>
+      </w:r>
+      <w:proofErr w:type="spellStart"/>
+      <w:r>
+        <w:rPr>
+          <w:sz w:val="24"/>
+          <w:szCs w:val="24"/>
+        </w:rPr>
+        <w:t>Öngöz</w:t>
+      </w:r>
+      <w:proofErr w:type="spellEnd"/>
+      <w:r>
+        <w:rPr>
+          <w:sz w:val="24"/>
+          <w:szCs w:val="24"/>
+        </w:rPr>
+        <w:t xml:space="preserve"> Dede et al. demonstrated that oral EA (15 mg/kg/day) significantly reduced IL-6 and TNF-α with reciprocal upregulation of the anti-inflammatory cytokine IL-10 in a periodontitis model (p&lt;0.001). </w:t>
       </w:r>
       <w:sdt>
         <w:sdtPr>
@@ -10362,7 +11588,39 @@
           <w:sz w:val="24"/>
           <w:szCs w:val="24"/>
         </w:rPr>
-        <w:t xml:space="preserve"> In the orthodontic relapse context, Pakpahan et al. demonstrated that Hibiscus sabdariffa extract compositionally analogous to pomegranate in its anthocyanin and flavonoid content reduced TNF-α and increased IL-10 during the relapse phase with concomitant reduction in relapse distance and increased woven bone formation (p&lt;0.001), providing the strongest available indirect evidence that NF-κB/cytokine modulation by plant polyphenols produces measurable improvements in post-orthodontic bone stability. </w:t>
+        <w:t xml:space="preserve"> In the orthodontic relapse context, </w:t>
+      </w:r>
+      <w:proofErr w:type="spellStart"/>
+      <w:r>
+        <w:rPr>
+          <w:sz w:val="24"/>
+          <w:szCs w:val="24"/>
+        </w:rPr>
+        <w:t>Pakpahan</w:t>
+      </w:r>
+      <w:proofErr w:type="spellEnd"/>
+      <w:r>
+        <w:rPr>
+          <w:sz w:val="24"/>
+          <w:szCs w:val="24"/>
+        </w:rPr>
+        <w:t xml:space="preserve"> et al. demonstrated that Hibiscus sabdariffa extract compositionally analogous to pomegranate in its anthocyanin and flavonoid content reduced TNF-α and increased IL-10 during the relapse phase with concomitant reduction in relapse distance and increased woven bone formation (p&lt;0.001), providing the strongest available indirect evidence that NF-</w:t>
+      </w:r>
+      <w:proofErr w:type="spellStart"/>
+      <w:r>
+        <w:rPr>
+          <w:sz w:val="24"/>
+          <w:szCs w:val="24"/>
+        </w:rPr>
+        <w:t>κB</w:t>
+      </w:r>
+      <w:proofErr w:type="spellEnd"/>
+      <w:r>
+        <w:rPr>
+          <w:sz w:val="24"/>
+          <w:szCs w:val="24"/>
+        </w:rPr>
+        <w:t xml:space="preserve">/cytokine modulation by plant polyphenols produces measurable improvements in post-orthodontic bone stability. </w:t>
       </w:r>
       <w:sdt>
         <w:sdtPr>
@@ -10408,6 +11666,7 @@
           <w:color w:val="auto"/>
         </w:rPr>
       </w:pPr>
+      <w:proofErr w:type="gramStart"/>
       <w:r>
         <w:rPr>
           <w:b/>
@@ -10415,7 +11674,17 @@
           <w:sz w:val="22"/>
           <w:szCs w:val="22"/>
         </w:rPr>
-        <w:t>3.3.3  Pathway 3: Reactive Oxygen Species (ROS) Scavenging and Nrf2-Mediated Antioxidant Defense</w:t>
+        <w:t>3.3.3  Pathway</w:t>
+      </w:r>
+      <w:proofErr w:type="gramEnd"/>
+      <w:r>
+        <w:rPr>
+          <w:b/>
+          <w:color w:val="auto"/>
+          <w:sz w:val="22"/>
+          <w:szCs w:val="22"/>
+        </w:rPr>
+        <w:t xml:space="preserve"> 3: Reactive Oxygen Species (ROS) Scavenging and Nrf2-Mediated Antioxidant Defense</w:t>
       </w:r>
     </w:p>
     <w:p>
@@ -10429,7 +11698,23 @@
           <w:sz w:val="24"/>
           <w:szCs w:val="24"/>
         </w:rPr>
-        <w:t xml:space="preserve">Oxidative stress characterized by a pathological imbalance between reactive oxygen species (ROS) production and cellular antioxidant defense is an important but frequently underappreciated driver of bone remodeling dysregulation. In the orthodontic context, mechanical force application generates intracellular ROS within periodontal ligament fibroblasts, macrophages, and osteoclast precursors. While physiological concentrations of ROS serve as second messengers supporting osteoclast differentiation, supra-physiological oxidative stress impairs osteoblast viability and function, reduces OPG expression, upregulates RANKL through oxidative activation of NF-κB, and disrupts the structural integrity of bone matrix proteins collectively driving a pro-resorptive microenvironment. </w:t>
+        <w:t>Oxidative stress characterized by a pathological imbalance between reactive oxygen species (ROS) production and cellular antioxidant defense is an important but frequently underappreciated driver of bone remodeling dysregulation. In the orthodontic context, mechanical force application generates intracellular ROS within periodontal ligament fibroblasts, macrophages, and osteoclast precursors. While physiological concentrations of ROS serve as second messengers supporting osteoclast differentiation, supra-physiological oxidative stress impairs osteoblast viability and function, reduces OPG expression, upregulates RANKL through oxidative activation of NF-</w:t>
+      </w:r>
+      <w:proofErr w:type="spellStart"/>
+      <w:r>
+        <w:rPr>
+          <w:sz w:val="24"/>
+          <w:szCs w:val="24"/>
+        </w:rPr>
+        <w:t>κB</w:t>
+      </w:r>
+      <w:proofErr w:type="spellEnd"/>
+      <w:r>
+        <w:rPr>
+          <w:sz w:val="24"/>
+          <w:szCs w:val="24"/>
+        </w:rPr>
+        <w:t xml:space="preserve">, and disrupts the structural integrity of bone matrix proteins collectively driving a pro-resorptive microenvironment. </w:t>
       </w:r>
       <w:sdt>
         <w:sdtPr>
@@ -10515,7 +11800,23 @@
           <w:sz w:val="24"/>
           <w:szCs w:val="24"/>
         </w:rPr>
-        <w:t xml:space="preserve"> At the molecular level, EA and punicalagin activate the Nrf2 (nuclear factor erythroid 2-related factor 2) transcription factor, which drives coordinated upregulation of a battery of cytoprotective enzymes including heme oxygenase-1 (HO-1), glutamate-cysteine ligase (GCL), NAD(P)H quinone oxidoreductase 1 (NQO1), and superoxide dismutase (SOD). Nrf2-driven antioxidant defense directly antagonizes ROS-mediated osteoclastogenesis and protects osteoblasts from oxidative damage. </w:t>
+        <w:t xml:space="preserve"> At the molecular level, EA and punicalagin activate the Nrf2 (nuclear factor erythroid 2-related factor 2) transcription factor, which drives coordinated upregulation of a battery of cytoprotective enzymes including heme oxygenase-1 (HO-1), glutamate-cysteine ligase (GCL), NAD(P)H quinone oxidoreductase 1 (NQO1), and superoxide dismutase (SOD). Nrf2-driven antioxidant defense directly antagonizes ROS-mediated </w:t>
+      </w:r>
+      <w:proofErr w:type="spellStart"/>
+      <w:r>
+        <w:rPr>
+          <w:sz w:val="24"/>
+          <w:szCs w:val="24"/>
+        </w:rPr>
+        <w:t>osteoclastogenesis</w:t>
+      </w:r>
+      <w:proofErr w:type="spellEnd"/>
+      <w:r>
+        <w:rPr>
+          <w:sz w:val="24"/>
+          <w:szCs w:val="24"/>
+        </w:rPr>
+        <w:t xml:space="preserve"> and protects osteoblasts from oxidative damage. </w:t>
       </w:r>
       <w:sdt>
         <w:sdtPr>
@@ -10558,7 +11859,23 @@
           <w:sz w:val="24"/>
           <w:szCs w:val="24"/>
         </w:rPr>
-        <w:t xml:space="preserve">In vivo antioxidant evidence from this review is provided by Öngöz Dede et al., who demonstrated that oral EA administration significantly increased serum glutathione (GSH) levels a primary intracellular antioxidant while reducing myeloperoxidase (MPO) activity (a marker of neutrophil-derived oxidative burst) and 8-hydroxydeoxyguanosine (8-OHdG) levels (a marker of oxidative DNA damage) in a rat periodontitis model (p&lt;0.05), </w:t>
+        <w:t xml:space="preserve">In vivo antioxidant evidence from this review is provided by </w:t>
+      </w:r>
+      <w:proofErr w:type="spellStart"/>
+      <w:r>
+        <w:rPr>
+          <w:sz w:val="24"/>
+          <w:szCs w:val="24"/>
+        </w:rPr>
+        <w:t>Öngöz</w:t>
+      </w:r>
+      <w:proofErr w:type="spellEnd"/>
+      <w:r>
+        <w:rPr>
+          <w:sz w:val="24"/>
+          <w:szCs w:val="24"/>
+        </w:rPr>
+        <w:t xml:space="preserve"> Dede et al., who demonstrated that oral EA administration significantly increased serum glutathione (GSH) levels a primary intracellular antioxidant while reducing myeloperoxidase (MPO) activity (a marker of neutrophil-derived oxidative burst) and 8-hydroxydeoxyguanosine (8-OHdG) levels (a marker of oxidative DNA damage) in a rat periodontitis model (p&lt;0.05), </w:t>
       </w:r>
       <w:sdt>
         <w:sdtPr>
@@ -10594,7 +11911,39 @@
           <w:sz w:val="24"/>
           <w:szCs w:val="24"/>
         </w:rPr>
-        <w:t xml:space="preserve"> thereby confirming systemic and local antioxidant activity at clinically relevant doses. The relevance of this Nrf2-ROS pathway to orthodontic bone biology is supported by evidence that EGCG a structurally analogous catechin polyphenol inhibited RANKL-mediated osteoclastogenesis in RAW264.7 macrophages through direct ROS attenuation and upregulation of Nrf2 target genes Hmox1 and Gclc, and that a single local injection of EGCG-modified gelatin successfully attenuated orthodontic tooth movement in mice, </w:t>
+        <w:t xml:space="preserve"> thereby confirming systemic and local antioxidant activity at clinically relevant doses. The relevance of this Nrf2-ROS pathway to orthodontic bone biology is supported by evidence that EGCG a structurally analogous catechin polyphenol inhibited RANKL-mediated </w:t>
+      </w:r>
+      <w:proofErr w:type="spellStart"/>
+      <w:r>
+        <w:rPr>
+          <w:sz w:val="24"/>
+          <w:szCs w:val="24"/>
+        </w:rPr>
+        <w:t>osteoclastogenesis</w:t>
+      </w:r>
+      <w:proofErr w:type="spellEnd"/>
+      <w:r>
+        <w:rPr>
+          <w:sz w:val="24"/>
+          <w:szCs w:val="24"/>
+        </w:rPr>
+        <w:t xml:space="preserve"> in RAW264.7 macrophages through direct ROS attenuation and upregulation of Nrf2 target genes Hmox1 and </w:t>
+      </w:r>
+      <w:proofErr w:type="spellStart"/>
+      <w:r>
+        <w:rPr>
+          <w:sz w:val="24"/>
+          <w:szCs w:val="24"/>
+        </w:rPr>
+        <w:t>Gclc</w:t>
+      </w:r>
+      <w:proofErr w:type="spellEnd"/>
+      <w:r>
+        <w:rPr>
+          <w:sz w:val="24"/>
+          <w:szCs w:val="24"/>
+        </w:rPr>
+        <w:t xml:space="preserve">, and that a single local injection of EGCG-modified gelatin successfully attenuated orthodontic tooth movement in mice, </w:t>
       </w:r>
       <w:sdt>
         <w:sdtPr>
@@ -10647,6 +11996,7 @@
           <w:color w:val="auto"/>
         </w:rPr>
       </w:pPr>
+      <w:proofErr w:type="gramStart"/>
       <w:r>
         <w:rPr>
           <w:b/>
@@ -10654,7 +12004,37 @@
           <w:sz w:val="22"/>
           <w:szCs w:val="22"/>
         </w:rPr>
-        <w:t>3.3.4  Pathway 4: Pro-Osteogenic Signaling   BMP-2/Wnt/β-Catenin and SMAD2/3 Activation</w:t>
+        <w:t>3.3.4  Pathway</w:t>
+      </w:r>
+      <w:proofErr w:type="gramEnd"/>
+      <w:r>
+        <w:rPr>
+          <w:b/>
+          <w:color w:val="auto"/>
+          <w:sz w:val="22"/>
+          <w:szCs w:val="22"/>
+        </w:rPr>
+        <w:t xml:space="preserve"> 4: Pro-Osteogenic Signaling   BMP-2/</w:t>
+      </w:r>
+      <w:proofErr w:type="spellStart"/>
+      <w:r>
+        <w:rPr>
+          <w:b/>
+          <w:color w:val="auto"/>
+          <w:sz w:val="22"/>
+          <w:szCs w:val="22"/>
+        </w:rPr>
+        <w:t>Wnt</w:t>
+      </w:r>
+      <w:proofErr w:type="spellEnd"/>
+      <w:r>
+        <w:rPr>
+          <w:b/>
+          <w:color w:val="auto"/>
+          <w:sz w:val="22"/>
+          <w:szCs w:val="22"/>
+        </w:rPr>
+        <w:t>/β-Catenin and SMAD2/3 Activation</w:t>
       </w:r>
     </w:p>
     <w:p>
@@ -10668,7 +12048,23 @@
           <w:sz w:val="24"/>
           <w:szCs w:val="24"/>
         </w:rPr>
-        <w:t xml:space="preserve">Beyond anti-resorptive mechanisms, pomegranate-derived polyphenols exhibit direct pro-osteogenic properties that actively promote bone formation during the remodeling phase following orthodontic tooth movement. Burhan et al. demonstrated that the butanol fraction of Punica granatum polyphenols enriched in anthocyanins and hydrolyzable tannins exhibits high reactivity toward bone morphogenetic protein-2 (BMP-2) and collagen type-1 (r=0.8, p&lt;0.05). </w:t>
+        <w:t xml:space="preserve">Beyond anti-resorptive mechanisms, pomegranate-derived polyphenols exhibit direct pro-osteogenic properties that actively promote bone formation during the remodeling phase following orthodontic tooth movement. Burhan et al. demonstrated that the butanol fraction of Punica granatum polyphenols enriched in anthocyanins and </w:t>
+      </w:r>
+      <w:proofErr w:type="spellStart"/>
+      <w:r>
+        <w:rPr>
+          <w:sz w:val="24"/>
+          <w:szCs w:val="24"/>
+        </w:rPr>
+        <w:t>hydrolyzable</w:t>
+      </w:r>
+      <w:proofErr w:type="spellEnd"/>
+      <w:r>
+        <w:rPr>
+          <w:sz w:val="24"/>
+          <w:szCs w:val="24"/>
+        </w:rPr>
+        <w:t xml:space="preserve"> tannins exhibits high reactivity toward bone morphogenetic protein-2 (BMP-2) and collagen type-1 (r=0.8, p&lt;0.05). </w:t>
       </w:r>
       <w:sdt>
         <w:sdtPr>
@@ -10704,7 +12100,23 @@
           <w:sz w:val="24"/>
           <w:szCs w:val="24"/>
         </w:rPr>
-        <w:t xml:space="preserve"> BMP-2 is one of the most potent inducers of osteoblast differentiation, signaling through Smad1/5/8 phosphorylation to activate downstream osteogenic transcription factors including Runx2 the master regulator of osteoblastogenesis. Collagen type-1 is the primary structural protein of bone </w:t>
+        <w:t xml:space="preserve"> BMP-2 is one of the most potent inducers of osteoblast differentiation, signaling through Smad1/5/8 phosphorylation to activate downstream osteogenic transcription factors including Runx2 the master regulator of </w:t>
+      </w:r>
+      <w:proofErr w:type="spellStart"/>
+      <w:r>
+        <w:rPr>
+          <w:sz w:val="24"/>
+          <w:szCs w:val="24"/>
+        </w:rPr>
+        <w:t>osteoblastogenesis</w:t>
+      </w:r>
+      <w:proofErr w:type="spellEnd"/>
+      <w:r>
+        <w:rPr>
+          <w:sz w:val="24"/>
+          <w:szCs w:val="24"/>
+        </w:rPr>
+        <w:t xml:space="preserve">. Collagen type-1 is the primary structural protein of bone </w:t>
       </w:r>
       <w:r>
         <w:rPr>
@@ -10762,7 +12174,55 @@
           <w:sz w:val="24"/>
           <w:szCs w:val="24"/>
         </w:rPr>
-        <w:t xml:space="preserve"> In vivo, OVX mice administered EA (10 mg/kg and 50 mg/kg orally) showed significantly higher bone mass compared to controls, with concurrent upregulation of Runx2, Osterix, ALP, collagen type-1α1, osteopontin, and osteocalcin the complete cascade of osteoblastogenic differentiation markers. The identification of the SMAD2/3 pathway as a mechanistic target of EA is particularly significant because SMAD2/3 signaling is activated by transforming growth factor-beta (TGF-β), which is an established regulator of post-orthodontic bone remodeling and retention stability.</w:t>
+        <w:t xml:space="preserve"> In vivo, OVX mice administered EA (10 mg/kg and 50 mg/kg orally) showed significantly higher bone mass compared to controls, with concurrent upregulation of Runx2, </w:t>
+      </w:r>
+      <w:proofErr w:type="spellStart"/>
+      <w:r>
+        <w:rPr>
+          <w:sz w:val="24"/>
+          <w:szCs w:val="24"/>
+        </w:rPr>
+        <w:t>Osterix</w:t>
+      </w:r>
+      <w:proofErr w:type="spellEnd"/>
+      <w:r>
+        <w:rPr>
+          <w:sz w:val="24"/>
+          <w:szCs w:val="24"/>
+        </w:rPr>
+        <w:t xml:space="preserve">, ALP, collagen type-1α1, </w:t>
+      </w:r>
+      <w:proofErr w:type="spellStart"/>
+      <w:r>
+        <w:rPr>
+          <w:sz w:val="24"/>
+          <w:szCs w:val="24"/>
+        </w:rPr>
+        <w:t>osteopontin</w:t>
+      </w:r>
+      <w:proofErr w:type="spellEnd"/>
+      <w:r>
+        <w:rPr>
+          <w:sz w:val="24"/>
+          <w:szCs w:val="24"/>
+        </w:rPr>
+        <w:t xml:space="preserve">, and osteocalcin the complete cascade of </w:t>
+      </w:r>
+      <w:proofErr w:type="spellStart"/>
+      <w:r>
+        <w:rPr>
+          <w:sz w:val="24"/>
+          <w:szCs w:val="24"/>
+        </w:rPr>
+        <w:t>osteoblastogenic</w:t>
+      </w:r>
+      <w:proofErr w:type="spellEnd"/>
+      <w:r>
+        <w:rPr>
+          <w:sz w:val="24"/>
+          <w:szCs w:val="24"/>
+        </w:rPr>
+        <w:t xml:space="preserve"> differentiation markers. The identification of the SMAD2/3 pathway as a mechanistic target of EA is particularly significant because SMAD2/3 signaling is activated by transforming growth factor-beta (TGF-β), which is an established regulator of post-orthodontic bone remodeling and retention stability.</w:t>
       </w:r>
     </w:p>
     <w:p>
@@ -10776,7 +12236,103 @@
           <w:sz w:val="24"/>
           <w:szCs w:val="24"/>
         </w:rPr>
-        <w:t xml:space="preserve">The Wnt/β-catenin signaling pathway further complements BMP-2 and SMAD2/3 in osteoblast differentiation: Wnt ligand binding stabilizes cytoplasmic β-catenin, which translocates to the nucleus and activates osteoblastogenic gene programs including Runx2, osterix, and osteocalcin. Spilmont et al. confirmed that pomegranate seed oil consumption was associated with transcriptional changes in bone tissue consistent with Wnt/β-catenin pathway activation, alongside significant increases in ALP activity (+159% at day 7) and matrix mineralization (+271% at day 21) in osteoblast-like MC3T3-E1 cells. </w:t>
+        <w:t xml:space="preserve">The </w:t>
+      </w:r>
+      <w:proofErr w:type="spellStart"/>
+      <w:r>
+        <w:rPr>
+          <w:sz w:val="24"/>
+          <w:szCs w:val="24"/>
+        </w:rPr>
+        <w:t>Wnt</w:t>
+      </w:r>
+      <w:proofErr w:type="spellEnd"/>
+      <w:r>
+        <w:rPr>
+          <w:sz w:val="24"/>
+          <w:szCs w:val="24"/>
+        </w:rPr>
+        <w:t xml:space="preserve">/β-catenin signaling pathway further complements BMP-2 and SMAD2/3 in osteoblast differentiation: </w:t>
+      </w:r>
+      <w:proofErr w:type="spellStart"/>
+      <w:r>
+        <w:rPr>
+          <w:sz w:val="24"/>
+          <w:szCs w:val="24"/>
+        </w:rPr>
+        <w:t>Wnt</w:t>
+      </w:r>
+      <w:proofErr w:type="spellEnd"/>
+      <w:r>
+        <w:rPr>
+          <w:sz w:val="24"/>
+          <w:szCs w:val="24"/>
+        </w:rPr>
+        <w:t xml:space="preserve"> ligand binding stabilizes cytoplasmic β-catenin, which </w:t>
+      </w:r>
+      <w:proofErr w:type="spellStart"/>
+      <w:r>
+        <w:rPr>
+          <w:sz w:val="24"/>
+          <w:szCs w:val="24"/>
+        </w:rPr>
+        <w:t>translocates</w:t>
+      </w:r>
+      <w:proofErr w:type="spellEnd"/>
+      <w:r>
+        <w:rPr>
+          <w:sz w:val="24"/>
+          <w:szCs w:val="24"/>
+        </w:rPr>
+        <w:t xml:space="preserve"> to the nucleus and activates </w:t>
+      </w:r>
+      <w:proofErr w:type="spellStart"/>
+      <w:r>
+        <w:rPr>
+          <w:sz w:val="24"/>
+          <w:szCs w:val="24"/>
+        </w:rPr>
+        <w:t>osteoblastogenic</w:t>
+      </w:r>
+      <w:proofErr w:type="spellEnd"/>
+      <w:r>
+        <w:rPr>
+          <w:sz w:val="24"/>
+          <w:szCs w:val="24"/>
+        </w:rPr>
+        <w:t xml:space="preserve"> gene programs including Runx2, </w:t>
+      </w:r>
+      <w:proofErr w:type="spellStart"/>
+      <w:r>
+        <w:rPr>
+          <w:sz w:val="24"/>
+          <w:szCs w:val="24"/>
+        </w:rPr>
+        <w:t>osterix</w:t>
+      </w:r>
+      <w:proofErr w:type="spellEnd"/>
+      <w:r>
+        <w:rPr>
+          <w:sz w:val="24"/>
+          <w:szCs w:val="24"/>
+        </w:rPr>
+        <w:t xml:space="preserve">, and osteocalcin. Spilmont et al. confirmed that pomegranate seed oil consumption was associated with transcriptional changes in bone tissue consistent with </w:t>
+      </w:r>
+      <w:proofErr w:type="spellStart"/>
+      <w:r>
+        <w:rPr>
+          <w:sz w:val="24"/>
+          <w:szCs w:val="24"/>
+        </w:rPr>
+        <w:t>Wnt</w:t>
+      </w:r>
+      <w:proofErr w:type="spellEnd"/>
+      <w:r>
+        <w:rPr>
+          <w:sz w:val="24"/>
+          <w:szCs w:val="24"/>
+        </w:rPr>
+        <w:t xml:space="preserve">/β-catenin pathway activation, alongside significant increases in ALP activity (+159% at day 7) and matrix mineralization (+271% at day 21) in osteoblast-like MC3T3-E1 cells. </w:t>
       </w:r>
       <w:sdt>
         <w:sdtPr>
@@ -10812,7 +12368,151 @@
           <w:sz w:val="24"/>
           <w:szCs w:val="24"/>
         </w:rPr>
-        <w:t xml:space="preserve"> Importantly, NF-κB and Wnt/β-catenin are mutually antagonistic in osteoblasts NF-κB activation suppresses Wnt signaling, while Wnt activation suppresses NF-κB. This molecular reciprocity creates a coherent mechanistic logic whereby EA's anti-NF-κB effects (Pathway 2) simultaneously de-repress Wnt/β-catenin signaling, amplifying the pro-osteogenic outcome in a self-reinforcing manner.</w:t>
+        <w:t xml:space="preserve"> Importantly, NF-</w:t>
+      </w:r>
+      <w:proofErr w:type="spellStart"/>
+      <w:r>
+        <w:rPr>
+          <w:sz w:val="24"/>
+          <w:szCs w:val="24"/>
+        </w:rPr>
+        <w:t>κB</w:t>
+      </w:r>
+      <w:proofErr w:type="spellEnd"/>
+      <w:r>
+        <w:rPr>
+          <w:sz w:val="24"/>
+          <w:szCs w:val="24"/>
+        </w:rPr>
+        <w:t xml:space="preserve"> and </w:t>
+      </w:r>
+      <w:proofErr w:type="spellStart"/>
+      <w:r>
+        <w:rPr>
+          <w:sz w:val="24"/>
+          <w:szCs w:val="24"/>
+        </w:rPr>
+        <w:t>Wnt</w:t>
+      </w:r>
+      <w:proofErr w:type="spellEnd"/>
+      <w:r>
+        <w:rPr>
+          <w:sz w:val="24"/>
+          <w:szCs w:val="24"/>
+        </w:rPr>
+        <w:t xml:space="preserve">/β-catenin </w:t>
+      </w:r>
+      <w:proofErr w:type="gramStart"/>
+      <w:r>
+        <w:rPr>
+          <w:sz w:val="24"/>
+          <w:szCs w:val="24"/>
+        </w:rPr>
+        <w:t>are</w:t>
+      </w:r>
+      <w:proofErr w:type="gramEnd"/>
+      <w:r>
+        <w:rPr>
+          <w:sz w:val="24"/>
+          <w:szCs w:val="24"/>
+        </w:rPr>
+        <w:t xml:space="preserve"> mutually antagonistic in osteoblasts NF-</w:t>
+      </w:r>
+      <w:proofErr w:type="spellStart"/>
+      <w:r>
+        <w:rPr>
+          <w:sz w:val="24"/>
+          <w:szCs w:val="24"/>
+        </w:rPr>
+        <w:t>κB</w:t>
+      </w:r>
+      <w:proofErr w:type="spellEnd"/>
+      <w:r>
+        <w:rPr>
+          <w:sz w:val="24"/>
+          <w:szCs w:val="24"/>
+        </w:rPr>
+        <w:t xml:space="preserve"> activation suppresses </w:t>
+      </w:r>
+      <w:proofErr w:type="spellStart"/>
+      <w:r>
+        <w:rPr>
+          <w:sz w:val="24"/>
+          <w:szCs w:val="24"/>
+        </w:rPr>
+        <w:t>Wnt</w:t>
+      </w:r>
+      <w:proofErr w:type="spellEnd"/>
+      <w:r>
+        <w:rPr>
+          <w:sz w:val="24"/>
+          <w:szCs w:val="24"/>
+        </w:rPr>
+        <w:t xml:space="preserve"> signaling, while </w:t>
+      </w:r>
+      <w:proofErr w:type="spellStart"/>
+      <w:r>
+        <w:rPr>
+          <w:sz w:val="24"/>
+          <w:szCs w:val="24"/>
+        </w:rPr>
+        <w:t>Wnt</w:t>
+      </w:r>
+      <w:proofErr w:type="spellEnd"/>
+      <w:r>
+        <w:rPr>
+          <w:sz w:val="24"/>
+          <w:szCs w:val="24"/>
+        </w:rPr>
+        <w:t xml:space="preserve"> activation suppresses NF-</w:t>
+      </w:r>
+      <w:proofErr w:type="spellStart"/>
+      <w:r>
+        <w:rPr>
+          <w:sz w:val="24"/>
+          <w:szCs w:val="24"/>
+        </w:rPr>
+        <w:t>κB</w:t>
+      </w:r>
+      <w:proofErr w:type="spellEnd"/>
+      <w:r>
+        <w:rPr>
+          <w:sz w:val="24"/>
+          <w:szCs w:val="24"/>
+        </w:rPr>
+        <w:t>. This molecular reciprocity creates a coherent mechanistic logic whereby EA's anti-NF-</w:t>
+      </w:r>
+      <w:proofErr w:type="spellStart"/>
+      <w:r>
+        <w:rPr>
+          <w:sz w:val="24"/>
+          <w:szCs w:val="24"/>
+        </w:rPr>
+        <w:t>κB</w:t>
+      </w:r>
+      <w:proofErr w:type="spellEnd"/>
+      <w:r>
+        <w:rPr>
+          <w:sz w:val="24"/>
+          <w:szCs w:val="24"/>
+        </w:rPr>
+        <w:t xml:space="preserve"> effects (Pathway 2) simultaneously de-repress </w:t>
+      </w:r>
+      <w:proofErr w:type="spellStart"/>
+      <w:r>
+        <w:rPr>
+          <w:sz w:val="24"/>
+          <w:szCs w:val="24"/>
+        </w:rPr>
+        <w:t>Wnt</w:t>
+      </w:r>
+      <w:proofErr w:type="spellEnd"/>
+      <w:r>
+        <w:rPr>
+          <w:sz w:val="24"/>
+          <w:szCs w:val="24"/>
+        </w:rPr>
+        <w:t>/β-catenin signaling, amplifying the pro-osteogenic outcome in a self-reinforcing manner.</w:t>
       </w:r>
     </w:p>
     <w:p>
@@ -10829,6 +12529,7 @@
           <w:color w:val="auto"/>
         </w:rPr>
       </w:pPr>
+      <w:proofErr w:type="gramStart"/>
       <w:r>
         <w:rPr>
           <w:b/>
@@ -10836,7 +12537,17 @@
           <w:sz w:val="22"/>
           <w:szCs w:val="22"/>
         </w:rPr>
-        <w:t>3.3.5  Integrated Mechanistic Summary</w:t>
+        <w:t>3.3.5  Integrated</w:t>
+      </w:r>
+      <w:proofErr w:type="gramEnd"/>
+      <w:r>
+        <w:rPr>
+          <w:b/>
+          <w:color w:val="auto"/>
+          <w:sz w:val="22"/>
+          <w:szCs w:val="22"/>
+        </w:rPr>
+        <w:t xml:space="preserve"> Mechanistic Summary</w:t>
       </w:r>
     </w:p>
     <w:p>
@@ -11144,65 +12855,106 @@
                 <w:sz w:val="17"/>
                 <w:szCs w:val="17"/>
               </w:rPr>
-              <w:t>↓ RANKL transcription via NF-κB inhibition; ↑ OPG secretion by osteoblasts</w:t>
-            </w:r>
-          </w:p>
-        </w:tc>
-        <w:tc>
-          <w:tcPr>
-            <w:tcW w:w="1300" w:type="dxa"/>
-            <w:tcBorders>
-              <w:top w:val="single" w:sz="4" w:space="0" w:color="AAAAAA"/>
-              <w:left w:val="single" w:sz="4" w:space="0" w:color="AAAAAA"/>
-              <w:bottom w:val="single" w:sz="4" w:space="0" w:color="AAAAAA"/>
-              <w:right w:val="single" w:sz="4" w:space="0" w:color="AAAAAA"/>
-            </w:tcBorders>
-            <w:tcMar>
-              <w:top w:w="60" w:type="dxa"/>
-              <w:left w:w="100" w:type="dxa"/>
-              <w:bottom w:w="60" w:type="dxa"/>
-              <w:right w:w="100" w:type="dxa"/>
-            </w:tcMar>
-          </w:tcPr>
-          <w:p>
-            <w:pPr>
-              <w:spacing w:before="40" w:after="40" w:line="280" w:lineRule="auto"/>
-            </w:pPr>
+              <w:t>↓ RANKL transcription via NF-</w:t>
+            </w:r>
+            <w:proofErr w:type="spellStart"/>
             <w:r>
               <w:rPr>
                 <w:sz w:val="17"/>
                 <w:szCs w:val="17"/>
               </w:rPr>
-              <w:t>↓ Osteoclastogenesis; ↑ Osteoblast activity; ↓ Bone resorption</w:t>
-            </w:r>
-          </w:p>
-        </w:tc>
-        <w:tc>
-          <w:tcPr>
-            <w:tcW w:w="3100" w:type="dxa"/>
-            <w:tcBorders>
-              <w:top w:val="single" w:sz="4" w:space="0" w:color="AAAAAA"/>
-              <w:left w:val="single" w:sz="4" w:space="0" w:color="AAAAAA"/>
-              <w:bottom w:val="single" w:sz="4" w:space="0" w:color="AAAAAA"/>
-              <w:right w:val="single" w:sz="4" w:space="0" w:color="AAAAAA"/>
-            </w:tcBorders>
-            <w:tcMar>
-              <w:top w:w="60" w:type="dxa"/>
-              <w:left w:w="100" w:type="dxa"/>
-              <w:bottom w:w="60" w:type="dxa"/>
-              <w:right w:w="100" w:type="dxa"/>
-            </w:tcMar>
-          </w:tcPr>
-          <w:p>
-            <w:pPr>
-              <w:spacing w:before="40" w:after="40" w:line="280" w:lineRule="auto"/>
-            </w:pPr>
+              <w:t>κB</w:t>
+            </w:r>
+            <w:proofErr w:type="spellEnd"/>
             <w:r>
               <w:rPr>
                 <w:sz w:val="17"/>
                 <w:szCs w:val="17"/>
               </w:rPr>
-              <w:t xml:space="preserve">Wardhana et al. </w:t>
+              <w:t xml:space="preserve"> inhibition; ↑ OPG secretion by osteoblasts</w:t>
+            </w:r>
+          </w:p>
+        </w:tc>
+        <w:tc>
+          <w:tcPr>
+            <w:tcW w:w="1300" w:type="dxa"/>
+            <w:tcBorders>
+              <w:top w:val="single" w:sz="4" w:space="0" w:color="AAAAAA"/>
+              <w:left w:val="single" w:sz="4" w:space="0" w:color="AAAAAA"/>
+              <w:bottom w:val="single" w:sz="4" w:space="0" w:color="AAAAAA"/>
+              <w:right w:val="single" w:sz="4" w:space="0" w:color="AAAAAA"/>
+            </w:tcBorders>
+            <w:tcMar>
+              <w:top w:w="60" w:type="dxa"/>
+              <w:left w:w="100" w:type="dxa"/>
+              <w:bottom w:w="60" w:type="dxa"/>
+              <w:right w:w="100" w:type="dxa"/>
+            </w:tcMar>
+          </w:tcPr>
+          <w:p>
+            <w:pPr>
+              <w:spacing w:before="40" w:after="40" w:line="280" w:lineRule="auto"/>
+            </w:pPr>
+            <w:r>
+              <w:rPr>
+                <w:sz w:val="17"/>
+                <w:szCs w:val="17"/>
+              </w:rPr>
+              <w:t xml:space="preserve">↓ </w:t>
+            </w:r>
+            <w:proofErr w:type="spellStart"/>
+            <w:r>
+              <w:rPr>
+                <w:sz w:val="17"/>
+                <w:szCs w:val="17"/>
+              </w:rPr>
+              <w:t>Osteoclastogenesis</w:t>
+            </w:r>
+            <w:proofErr w:type="spellEnd"/>
+            <w:r>
+              <w:rPr>
+                <w:sz w:val="17"/>
+                <w:szCs w:val="17"/>
+              </w:rPr>
+              <w:t>; ↑ Osteoblast activity; ↓ Bone resorption</w:t>
+            </w:r>
+          </w:p>
+        </w:tc>
+        <w:tc>
+          <w:tcPr>
+            <w:tcW w:w="3100" w:type="dxa"/>
+            <w:tcBorders>
+              <w:top w:val="single" w:sz="4" w:space="0" w:color="AAAAAA"/>
+              <w:left w:val="single" w:sz="4" w:space="0" w:color="AAAAAA"/>
+              <w:bottom w:val="single" w:sz="4" w:space="0" w:color="AAAAAA"/>
+              <w:right w:val="single" w:sz="4" w:space="0" w:color="AAAAAA"/>
+            </w:tcBorders>
+            <w:tcMar>
+              <w:top w:w="60" w:type="dxa"/>
+              <w:left w:w="100" w:type="dxa"/>
+              <w:bottom w:w="60" w:type="dxa"/>
+              <w:right w:w="100" w:type="dxa"/>
+            </w:tcMar>
+          </w:tcPr>
+          <w:p>
+            <w:pPr>
+              <w:spacing w:before="40" w:after="40" w:line="280" w:lineRule="auto"/>
+            </w:pPr>
+            <w:proofErr w:type="spellStart"/>
+            <w:r>
+              <w:rPr>
+                <w:sz w:val="17"/>
+                <w:szCs w:val="17"/>
+              </w:rPr>
+              <w:t>Wardhana</w:t>
+            </w:r>
+            <w:proofErr w:type="spellEnd"/>
+            <w:r>
+              <w:rPr>
+                <w:sz w:val="17"/>
+                <w:szCs w:val="17"/>
+              </w:rPr>
+              <w:t xml:space="preserve"> et al. </w:t>
             </w:r>
             <w:sdt>
               <w:sdtPr>
@@ -11233,7 +12985,23 @@
                 <w:sz w:val="17"/>
                 <w:szCs w:val="17"/>
               </w:rPr>
-              <w:t xml:space="preserve">: ↓ RANKL, ↑ OPG, ↓ osteoclast (p=0.000); Sutjiati </w:t>
+              <w:t xml:space="preserve">: ↓ RANKL, ↑ OPG, ↓ osteoclast (p=0.000); </w:t>
+            </w:r>
+            <w:proofErr w:type="spellStart"/>
+            <w:r>
+              <w:rPr>
+                <w:sz w:val="17"/>
+                <w:szCs w:val="17"/>
+              </w:rPr>
+              <w:t>Sutjiati</w:t>
+            </w:r>
+            <w:proofErr w:type="spellEnd"/>
+            <w:r>
+              <w:rPr>
+                <w:sz w:val="17"/>
+                <w:szCs w:val="17"/>
+              </w:rPr>
+              <w:t xml:space="preserve"> </w:t>
             </w:r>
             <w:sdt>
               <w:sdtPr>
@@ -11299,73 +13067,29 @@
                 <w:sz w:val="17"/>
                 <w:szCs w:val="17"/>
               </w:rPr>
-              <w:t>2. NF-κB / Pro-inflammatory Cytokines</w:t>
-            </w:r>
-          </w:p>
-        </w:tc>
-        <w:tc>
-          <w:tcPr>
-            <w:tcW w:w="1600" w:type="dxa"/>
-            <w:tcBorders>
-              <w:top w:val="single" w:sz="4" w:space="0" w:color="AAAAAA"/>
-              <w:left w:val="single" w:sz="4" w:space="0" w:color="AAAAAA"/>
-              <w:bottom w:val="single" w:sz="4" w:space="0" w:color="AAAAAA"/>
-              <w:right w:val="single" w:sz="4" w:space="0" w:color="AAAAAA"/>
-            </w:tcBorders>
-            <w:shd w:val="clear" w:color="auto" w:fill="FFFFFF"/>
-            <w:tcMar>
-              <w:top w:w="60" w:type="dxa"/>
-              <w:left w:w="100" w:type="dxa"/>
-              <w:bottom w:w="60" w:type="dxa"/>
-              <w:right w:w="100" w:type="dxa"/>
-            </w:tcMar>
-          </w:tcPr>
-          <w:p>
-            <w:pPr>
-              <w:spacing w:before="40" w:after="40" w:line="280" w:lineRule="auto"/>
-            </w:pPr>
+              <w:t>2. NF-</w:t>
+            </w:r>
+            <w:proofErr w:type="spellStart"/>
             <w:r>
               <w:rPr>
                 <w:sz w:val="17"/>
                 <w:szCs w:val="17"/>
               </w:rPr>
-              <w:t>IKK, NF-κB p65; TNF-α ↓, IL-1β ↓, IL-6 ↓; IL-10 ↑; TLR2 (upstream)</w:t>
-            </w:r>
-          </w:p>
-        </w:tc>
-        <w:tc>
-          <w:tcPr>
-            <w:tcW w:w="1600" w:type="dxa"/>
-            <w:tcBorders>
-              <w:top w:val="single" w:sz="4" w:space="0" w:color="AAAAAA"/>
-              <w:left w:val="single" w:sz="4" w:space="0" w:color="AAAAAA"/>
-              <w:bottom w:val="single" w:sz="4" w:space="0" w:color="AAAAAA"/>
-              <w:right w:val="single" w:sz="4" w:space="0" w:color="AAAAAA"/>
-            </w:tcBorders>
-            <w:shd w:val="clear" w:color="auto" w:fill="FFFFFF"/>
-            <w:tcMar>
-              <w:top w:w="60" w:type="dxa"/>
-              <w:left w:w="100" w:type="dxa"/>
-              <w:bottom w:w="60" w:type="dxa"/>
-              <w:right w:w="100" w:type="dxa"/>
-            </w:tcMar>
-          </w:tcPr>
-          <w:p>
-            <w:pPr>
-              <w:spacing w:before="40" w:after="40" w:line="280" w:lineRule="auto"/>
-            </w:pPr>
+              <w:t>κB</w:t>
+            </w:r>
+            <w:proofErr w:type="spellEnd"/>
             <w:r>
               <w:rPr>
                 <w:sz w:val="17"/>
                 <w:szCs w:val="17"/>
               </w:rPr>
-              <w:t>↓ IKK phosphorylation; TLR2 binding (Pa=0.749); Blocks nuclear NF-κB translocation</w:t>
-            </w:r>
-          </w:p>
-        </w:tc>
-        <w:tc>
-          <w:tcPr>
-            <w:tcW w:w="1300" w:type="dxa"/>
+              <w:t xml:space="preserve"> / Pro-inflammatory Cytokines</w:t>
+            </w:r>
+          </w:p>
+        </w:tc>
+        <w:tc>
+          <w:tcPr>
+            <w:tcW w:w="1600" w:type="dxa"/>
             <w:tcBorders>
               <w:top w:val="single" w:sz="4" w:space="0" w:color="AAAAAA"/>
               <w:left w:val="single" w:sz="4" w:space="0" w:color="AAAAAA"/>
@@ -11389,37 +13113,138 @@
                 <w:sz w:val="17"/>
                 <w:szCs w:val="17"/>
               </w:rPr>
-              <w:t>↓ RANKL expression; ↓ Osteoclast recruitment; ↓ Bone resorption; ↑ Osteoblast survival</w:t>
-            </w:r>
-          </w:p>
-        </w:tc>
-        <w:tc>
-          <w:tcPr>
-            <w:tcW w:w="3100" w:type="dxa"/>
-            <w:tcBorders>
-              <w:top w:val="single" w:sz="4" w:space="0" w:color="AAAAAA"/>
-              <w:left w:val="single" w:sz="4" w:space="0" w:color="AAAAAA"/>
-              <w:bottom w:val="single" w:sz="4" w:space="0" w:color="AAAAAA"/>
-              <w:right w:val="single" w:sz="4" w:space="0" w:color="AAAAAA"/>
-            </w:tcBorders>
-            <w:shd w:val="clear" w:color="auto" w:fill="FFFFFF"/>
-            <w:tcMar>
-              <w:top w:w="60" w:type="dxa"/>
-              <w:left w:w="100" w:type="dxa"/>
-              <w:bottom w:w="60" w:type="dxa"/>
-              <w:right w:w="100" w:type="dxa"/>
-            </w:tcMar>
-          </w:tcPr>
-          <w:p>
-            <w:pPr>
-              <w:spacing w:before="40" w:after="40" w:line="280" w:lineRule="auto"/>
-            </w:pPr>
+              <w:t>IKK, NF-</w:t>
+            </w:r>
+            <w:proofErr w:type="spellStart"/>
             <w:r>
               <w:rPr>
                 <w:sz w:val="17"/>
                 <w:szCs w:val="17"/>
               </w:rPr>
-              <w:t xml:space="preserve">Saputera </w:t>
+              <w:t>κB</w:t>
+            </w:r>
+            <w:proofErr w:type="spellEnd"/>
+            <w:r>
+              <w:rPr>
+                <w:sz w:val="17"/>
+                <w:szCs w:val="17"/>
+              </w:rPr>
+              <w:t xml:space="preserve"> p65; TNF-α ↓, IL-1β ↓, IL-6 ↓; IL-10 ↑; TLR2 (upstream)</w:t>
+            </w:r>
+          </w:p>
+        </w:tc>
+        <w:tc>
+          <w:tcPr>
+            <w:tcW w:w="1600" w:type="dxa"/>
+            <w:tcBorders>
+              <w:top w:val="single" w:sz="4" w:space="0" w:color="AAAAAA"/>
+              <w:left w:val="single" w:sz="4" w:space="0" w:color="AAAAAA"/>
+              <w:bottom w:val="single" w:sz="4" w:space="0" w:color="AAAAAA"/>
+              <w:right w:val="single" w:sz="4" w:space="0" w:color="AAAAAA"/>
+            </w:tcBorders>
+            <w:shd w:val="clear" w:color="auto" w:fill="FFFFFF"/>
+            <w:tcMar>
+              <w:top w:w="60" w:type="dxa"/>
+              <w:left w:w="100" w:type="dxa"/>
+              <w:bottom w:w="60" w:type="dxa"/>
+              <w:right w:w="100" w:type="dxa"/>
+            </w:tcMar>
+          </w:tcPr>
+          <w:p>
+            <w:pPr>
+              <w:spacing w:before="40" w:after="40" w:line="280" w:lineRule="auto"/>
+            </w:pPr>
+            <w:r>
+              <w:rPr>
+                <w:sz w:val="17"/>
+                <w:szCs w:val="17"/>
+              </w:rPr>
+              <w:t>↓ IKK phosphorylation; TLR2 binding (Pa=0.749); Blocks nuclear NF-</w:t>
+            </w:r>
+            <w:proofErr w:type="spellStart"/>
+            <w:r>
+              <w:rPr>
+                <w:sz w:val="17"/>
+                <w:szCs w:val="17"/>
+              </w:rPr>
+              <w:t>κB</w:t>
+            </w:r>
+            <w:proofErr w:type="spellEnd"/>
+            <w:r>
+              <w:rPr>
+                <w:sz w:val="17"/>
+                <w:szCs w:val="17"/>
+              </w:rPr>
+              <w:t xml:space="preserve"> translocation</w:t>
+            </w:r>
+          </w:p>
+        </w:tc>
+        <w:tc>
+          <w:tcPr>
+            <w:tcW w:w="1300" w:type="dxa"/>
+            <w:tcBorders>
+              <w:top w:val="single" w:sz="4" w:space="0" w:color="AAAAAA"/>
+              <w:left w:val="single" w:sz="4" w:space="0" w:color="AAAAAA"/>
+              <w:bottom w:val="single" w:sz="4" w:space="0" w:color="AAAAAA"/>
+              <w:right w:val="single" w:sz="4" w:space="0" w:color="AAAAAA"/>
+            </w:tcBorders>
+            <w:shd w:val="clear" w:color="auto" w:fill="FFFFFF"/>
+            <w:tcMar>
+              <w:top w:w="60" w:type="dxa"/>
+              <w:left w:w="100" w:type="dxa"/>
+              <w:bottom w:w="60" w:type="dxa"/>
+              <w:right w:w="100" w:type="dxa"/>
+            </w:tcMar>
+          </w:tcPr>
+          <w:p>
+            <w:pPr>
+              <w:spacing w:before="40" w:after="40" w:line="280" w:lineRule="auto"/>
+            </w:pPr>
+            <w:r>
+              <w:rPr>
+                <w:sz w:val="17"/>
+                <w:szCs w:val="17"/>
+              </w:rPr>
+              <w:t>↓ RANKL expression; ↓ Osteoclast recruitment; ↓ Bone resorption; ↑ Osteoblast survival</w:t>
+            </w:r>
+          </w:p>
+        </w:tc>
+        <w:tc>
+          <w:tcPr>
+            <w:tcW w:w="3100" w:type="dxa"/>
+            <w:tcBorders>
+              <w:top w:val="single" w:sz="4" w:space="0" w:color="AAAAAA"/>
+              <w:left w:val="single" w:sz="4" w:space="0" w:color="AAAAAA"/>
+              <w:bottom w:val="single" w:sz="4" w:space="0" w:color="AAAAAA"/>
+              <w:right w:val="single" w:sz="4" w:space="0" w:color="AAAAAA"/>
+            </w:tcBorders>
+            <w:shd w:val="clear" w:color="auto" w:fill="FFFFFF"/>
+            <w:tcMar>
+              <w:top w:w="60" w:type="dxa"/>
+              <w:left w:w="100" w:type="dxa"/>
+              <w:bottom w:w="60" w:type="dxa"/>
+              <w:right w:w="100" w:type="dxa"/>
+            </w:tcMar>
+          </w:tcPr>
+          <w:p>
+            <w:pPr>
+              <w:spacing w:before="40" w:after="40" w:line="280" w:lineRule="auto"/>
+            </w:pPr>
+            <w:proofErr w:type="spellStart"/>
+            <w:r>
+              <w:rPr>
+                <w:sz w:val="17"/>
+                <w:szCs w:val="17"/>
+              </w:rPr>
+              <w:t>Saputera</w:t>
+            </w:r>
+            <w:proofErr w:type="spellEnd"/>
+            <w:r>
+              <w:rPr>
+                <w:sz w:val="17"/>
+                <w:szCs w:val="17"/>
+              </w:rPr>
+              <w:t xml:space="preserve"> </w:t>
             </w:r>
             <w:sdt>
               <w:sdtPr>
@@ -11450,7 +13275,23 @@
                 <w:sz w:val="17"/>
                 <w:szCs w:val="17"/>
               </w:rPr>
-              <w:t xml:space="preserve">: TLR2 Pa=0.749; Primasari </w:t>
+              <w:t xml:space="preserve">: TLR2 Pa=0.749; </w:t>
+            </w:r>
+            <w:proofErr w:type="spellStart"/>
+            <w:r>
+              <w:rPr>
+                <w:sz w:val="17"/>
+                <w:szCs w:val="17"/>
+              </w:rPr>
+              <w:t>Primasari</w:t>
+            </w:r>
+            <w:proofErr w:type="spellEnd"/>
+            <w:r>
+              <w:rPr>
+                <w:sz w:val="17"/>
+                <w:szCs w:val="17"/>
+              </w:rPr>
+              <w:t xml:space="preserve"> </w:t>
             </w:r>
             <w:sdt>
               <w:sdtPr>
@@ -11481,7 +13322,23 @@
                 <w:sz w:val="17"/>
                 <w:szCs w:val="17"/>
               </w:rPr>
-              <w:t xml:space="preserve">: ↓ TNF-α, ↑ IL-10; Öngöz Dede </w:t>
+              <w:t xml:space="preserve">: ↓ TNF-α, ↑ IL-10; </w:t>
+            </w:r>
+            <w:proofErr w:type="spellStart"/>
+            <w:r>
+              <w:rPr>
+                <w:sz w:val="17"/>
+                <w:szCs w:val="17"/>
+              </w:rPr>
+              <w:t>Öngöz</w:t>
+            </w:r>
+            <w:proofErr w:type="spellEnd"/>
+            <w:r>
+              <w:rPr>
+                <w:sz w:val="17"/>
+                <w:szCs w:val="17"/>
+              </w:rPr>
+              <w:t xml:space="preserve"> Dede </w:t>
             </w:r>
             <w:sdt>
               <w:sdtPr>
@@ -11633,36 +13490,61 @@
                 <w:sz w:val="17"/>
                 <w:szCs w:val="17"/>
               </w:rPr>
-              <w:t>↓ ROS-driven osteoclastogenesis; ↑ Osteoblast survival; ↓ Oxidative bone matrix damage</w:t>
-            </w:r>
-          </w:p>
-        </w:tc>
-        <w:tc>
-          <w:tcPr>
-            <w:tcW w:w="3100" w:type="dxa"/>
-            <w:tcBorders>
-              <w:top w:val="single" w:sz="4" w:space="0" w:color="AAAAAA"/>
-              <w:left w:val="single" w:sz="4" w:space="0" w:color="AAAAAA"/>
-              <w:bottom w:val="single" w:sz="4" w:space="0" w:color="AAAAAA"/>
-              <w:right w:val="single" w:sz="4" w:space="0" w:color="AAAAAA"/>
-            </w:tcBorders>
-            <w:tcMar>
-              <w:top w:w="60" w:type="dxa"/>
-              <w:left w:w="100" w:type="dxa"/>
-              <w:bottom w:w="60" w:type="dxa"/>
-              <w:right w:w="100" w:type="dxa"/>
-            </w:tcMar>
-          </w:tcPr>
-          <w:p>
-            <w:pPr>
-              <w:spacing w:before="40" w:after="40" w:line="280" w:lineRule="auto"/>
-            </w:pPr>
+              <w:t xml:space="preserve">↓ ROS-driven </w:t>
+            </w:r>
+            <w:proofErr w:type="spellStart"/>
             <w:r>
               <w:rPr>
                 <w:sz w:val="17"/>
                 <w:szCs w:val="17"/>
               </w:rPr>
-              <w:t xml:space="preserve">Öngöz Dede </w:t>
+              <w:t>osteoclastogenesis</w:t>
+            </w:r>
+            <w:proofErr w:type="spellEnd"/>
+            <w:r>
+              <w:rPr>
+                <w:sz w:val="17"/>
+                <w:szCs w:val="17"/>
+              </w:rPr>
+              <w:t>; ↑ Osteoblast survival; ↓ Oxidative bone matrix damage</w:t>
+            </w:r>
+          </w:p>
+        </w:tc>
+        <w:tc>
+          <w:tcPr>
+            <w:tcW w:w="3100" w:type="dxa"/>
+            <w:tcBorders>
+              <w:top w:val="single" w:sz="4" w:space="0" w:color="AAAAAA"/>
+              <w:left w:val="single" w:sz="4" w:space="0" w:color="AAAAAA"/>
+              <w:bottom w:val="single" w:sz="4" w:space="0" w:color="AAAAAA"/>
+              <w:right w:val="single" w:sz="4" w:space="0" w:color="AAAAAA"/>
+            </w:tcBorders>
+            <w:tcMar>
+              <w:top w:w="60" w:type="dxa"/>
+              <w:left w:w="100" w:type="dxa"/>
+              <w:bottom w:w="60" w:type="dxa"/>
+              <w:right w:w="100" w:type="dxa"/>
+            </w:tcMar>
+          </w:tcPr>
+          <w:p>
+            <w:pPr>
+              <w:spacing w:before="40" w:after="40" w:line="280" w:lineRule="auto"/>
+            </w:pPr>
+            <w:proofErr w:type="spellStart"/>
+            <w:r>
+              <w:rPr>
+                <w:sz w:val="17"/>
+                <w:szCs w:val="17"/>
+              </w:rPr>
+              <w:t>Öngöz</w:t>
+            </w:r>
+            <w:proofErr w:type="spellEnd"/>
+            <w:r>
+              <w:rPr>
+                <w:sz w:val="17"/>
+                <w:szCs w:val="17"/>
+              </w:rPr>
+              <w:t xml:space="preserve"> Dede </w:t>
             </w:r>
             <w:sdt>
               <w:sdtPr>
@@ -11724,7 +13606,23 @@
                 <w:sz w:val="17"/>
                 <w:szCs w:val="17"/>
               </w:rPr>
-              <w:t>: EGCG ↑ Hmox1, Gclc in RAW264.7</w:t>
+              <w:t xml:space="preserve">: EGCG ↑ Hmox1, </w:t>
+            </w:r>
+            <w:proofErr w:type="spellStart"/>
+            <w:r>
+              <w:rPr>
+                <w:sz w:val="17"/>
+                <w:szCs w:val="17"/>
+              </w:rPr>
+              <w:t>Gclc</w:t>
+            </w:r>
+            <w:proofErr w:type="spellEnd"/>
+            <w:r>
+              <w:rPr>
+                <w:sz w:val="17"/>
+                <w:szCs w:val="17"/>
+              </w:rPr>
+              <w:t xml:space="preserve"> in RAW264.7</w:t>
             </w:r>
           </w:p>
         </w:tc>
@@ -11759,68 +13657,141 @@
                 <w:sz w:val="17"/>
                 <w:szCs w:val="17"/>
               </w:rPr>
-              <w:t>4. BMP-2/Wnt/β-Catenin &amp; SMAD2/3 Activation</w:t>
-            </w:r>
-          </w:p>
-        </w:tc>
-        <w:tc>
-          <w:tcPr>
-            <w:tcW w:w="1600" w:type="dxa"/>
-            <w:tcBorders>
-              <w:top w:val="single" w:sz="4" w:space="0" w:color="AAAAAA"/>
-              <w:left w:val="single" w:sz="4" w:space="0" w:color="AAAAAA"/>
-              <w:bottom w:val="single" w:sz="4" w:space="0" w:color="AAAAAA"/>
-              <w:right w:val="single" w:sz="4" w:space="0" w:color="AAAAAA"/>
-            </w:tcBorders>
-            <w:shd w:val="clear" w:color="auto" w:fill="FFFFFF"/>
-            <w:tcMar>
-              <w:top w:w="60" w:type="dxa"/>
-              <w:left w:w="100" w:type="dxa"/>
-              <w:bottom w:w="60" w:type="dxa"/>
-              <w:right w:w="100" w:type="dxa"/>
-            </w:tcMar>
-          </w:tcPr>
-          <w:p>
-            <w:pPr>
-              <w:spacing w:before="40" w:after="40" w:line="280" w:lineRule="auto"/>
-            </w:pPr>
+              <w:t>4. BMP-2/</w:t>
+            </w:r>
+            <w:proofErr w:type="spellStart"/>
             <w:r>
               <w:rPr>
                 <w:sz w:val="17"/>
                 <w:szCs w:val="17"/>
               </w:rPr>
-              <w:t>BMP-2 ↑, Smad1/5/8; SMAD2/3 ↑; Runx2 ↑, Osterix ↑; ALP ↑, OCN ↑, OPN ↑; Collagen type-1 ↑; Wnt/β-catenin ↑</w:t>
-            </w:r>
-          </w:p>
-        </w:tc>
-        <w:tc>
-          <w:tcPr>
-            <w:tcW w:w="1600" w:type="dxa"/>
-            <w:tcBorders>
-              <w:top w:val="single" w:sz="4" w:space="0" w:color="AAAAAA"/>
-              <w:left w:val="single" w:sz="4" w:space="0" w:color="AAAAAA"/>
-              <w:bottom w:val="single" w:sz="4" w:space="0" w:color="AAAAAA"/>
-              <w:right w:val="single" w:sz="4" w:space="0" w:color="AAAAAA"/>
-            </w:tcBorders>
-            <w:shd w:val="clear" w:color="auto" w:fill="FFFFFF"/>
-            <w:tcMar>
-              <w:top w:w="60" w:type="dxa"/>
-              <w:left w:w="100" w:type="dxa"/>
-              <w:bottom w:w="60" w:type="dxa"/>
-              <w:right w:w="100" w:type="dxa"/>
-            </w:tcMar>
-          </w:tcPr>
-          <w:p>
-            <w:pPr>
-              <w:spacing w:before="40" w:after="40" w:line="280" w:lineRule="auto"/>
-            </w:pPr>
+              <w:t>Wnt</w:t>
+            </w:r>
+            <w:proofErr w:type="spellEnd"/>
             <w:r>
               <w:rPr>
                 <w:sz w:val="17"/>
                 <w:szCs w:val="17"/>
               </w:rPr>
-              <w:t>Direct polyphenol–BMP-2 interaction; SMAD2/3 upregulation (RNA-seq confirmed); NF-κB suppression de-represses Wnt</w:t>
-            </w:r>
+              <w:t>/β-Catenin &amp; SMAD2/3 Activation</w:t>
+            </w:r>
+          </w:p>
+        </w:tc>
+        <w:tc>
+          <w:tcPr>
+            <w:tcW w:w="1600" w:type="dxa"/>
+            <w:tcBorders>
+              <w:top w:val="single" w:sz="4" w:space="0" w:color="AAAAAA"/>
+              <w:left w:val="single" w:sz="4" w:space="0" w:color="AAAAAA"/>
+              <w:bottom w:val="single" w:sz="4" w:space="0" w:color="AAAAAA"/>
+              <w:right w:val="single" w:sz="4" w:space="0" w:color="AAAAAA"/>
+            </w:tcBorders>
+            <w:shd w:val="clear" w:color="auto" w:fill="FFFFFF"/>
+            <w:tcMar>
+              <w:top w:w="60" w:type="dxa"/>
+              <w:left w:w="100" w:type="dxa"/>
+              <w:bottom w:w="60" w:type="dxa"/>
+              <w:right w:w="100" w:type="dxa"/>
+            </w:tcMar>
+          </w:tcPr>
+          <w:p>
+            <w:pPr>
+              <w:spacing w:before="40" w:after="40" w:line="280" w:lineRule="auto"/>
+            </w:pPr>
+            <w:r>
+              <w:rPr>
+                <w:sz w:val="17"/>
+                <w:szCs w:val="17"/>
+              </w:rPr>
+              <w:t xml:space="preserve">BMP-2 ↑, Smad1/5/8; SMAD2/3 ↑; Runx2 ↑, </w:t>
+            </w:r>
+            <w:proofErr w:type="spellStart"/>
+            <w:r>
+              <w:rPr>
+                <w:sz w:val="17"/>
+                <w:szCs w:val="17"/>
+              </w:rPr>
+              <w:t>Osterix</w:t>
+            </w:r>
+            <w:proofErr w:type="spellEnd"/>
+            <w:r>
+              <w:rPr>
+                <w:sz w:val="17"/>
+                <w:szCs w:val="17"/>
+              </w:rPr>
+              <w:t xml:space="preserve"> ↑; ALP ↑, OCN ↑, OPN ↑; Collagen type-1 ↑; </w:t>
+            </w:r>
+            <w:proofErr w:type="spellStart"/>
+            <w:r>
+              <w:rPr>
+                <w:sz w:val="17"/>
+                <w:szCs w:val="17"/>
+              </w:rPr>
+              <w:t>Wnt</w:t>
+            </w:r>
+            <w:proofErr w:type="spellEnd"/>
+            <w:r>
+              <w:rPr>
+                <w:sz w:val="17"/>
+                <w:szCs w:val="17"/>
+              </w:rPr>
+              <w:t>/β-catenin ↑</w:t>
+            </w:r>
+          </w:p>
+        </w:tc>
+        <w:tc>
+          <w:tcPr>
+            <w:tcW w:w="1600" w:type="dxa"/>
+            <w:tcBorders>
+              <w:top w:val="single" w:sz="4" w:space="0" w:color="AAAAAA"/>
+              <w:left w:val="single" w:sz="4" w:space="0" w:color="AAAAAA"/>
+              <w:bottom w:val="single" w:sz="4" w:space="0" w:color="AAAAAA"/>
+              <w:right w:val="single" w:sz="4" w:space="0" w:color="AAAAAA"/>
+            </w:tcBorders>
+            <w:shd w:val="clear" w:color="auto" w:fill="FFFFFF"/>
+            <w:tcMar>
+              <w:top w:w="60" w:type="dxa"/>
+              <w:left w:w="100" w:type="dxa"/>
+              <w:bottom w:w="60" w:type="dxa"/>
+              <w:right w:w="100" w:type="dxa"/>
+            </w:tcMar>
+          </w:tcPr>
+          <w:p>
+            <w:pPr>
+              <w:spacing w:before="40" w:after="40" w:line="280" w:lineRule="auto"/>
+            </w:pPr>
+            <w:r>
+              <w:rPr>
+                <w:sz w:val="17"/>
+                <w:szCs w:val="17"/>
+              </w:rPr>
+              <w:t>Direct polyphenol–BMP-2 interaction; SMAD2/3 upregulation (RNA-seq confirmed); NF-</w:t>
+            </w:r>
+            <w:proofErr w:type="spellStart"/>
+            <w:r>
+              <w:rPr>
+                <w:sz w:val="17"/>
+                <w:szCs w:val="17"/>
+              </w:rPr>
+              <w:t>κB</w:t>
+            </w:r>
+            <w:proofErr w:type="spellEnd"/>
+            <w:r>
+              <w:rPr>
+                <w:sz w:val="17"/>
+                <w:szCs w:val="17"/>
+              </w:rPr>
+              <w:t xml:space="preserve"> suppression de-represses </w:t>
+            </w:r>
+            <w:proofErr w:type="spellStart"/>
+            <w:r>
+              <w:rPr>
+                <w:sz w:val="17"/>
+                <w:szCs w:val="17"/>
+              </w:rPr>
+              <w:t>Wnt</w:t>
+            </w:r>
+            <w:proofErr w:type="spellEnd"/>
           </w:p>
         </w:tc>
         <w:tc>
@@ -11995,7 +13966,71 @@
           <w:sz w:val="24"/>
           <w:szCs w:val="24"/>
         </w:rPr>
-        <w:t xml:space="preserve">Collectively, these four pathways target the precise molecular dysregulations that characterize post-orthodontic bone remodeling failure: excess RANKL production driving osteoclastogenesis, amplified pro-inflammatory cytokine signaling, oxidative stress-mediated osteoblast suppression, and insufficient pro-osteogenic BMP-2/Wnt/SMAD2/3 stimulation. The cross-talk between pathways particularly the mutually reinforcing relationship between NF-κB inhibition (Pathway 2) and Wnt/β-catenin de-repression (Pathway 4), and between ROS scavenging (Pathway 3) and RANKL/OPG normalization (Pathway 1) suggests that pomegranate polyphenols function not as single-target agents but as multi-pathway modulators of the bone </w:t>
+        <w:t xml:space="preserve">Collectively, these four pathways target the precise molecular dysregulations that characterize post-orthodontic bone remodeling failure: excess RANKL production driving </w:t>
+      </w:r>
+      <w:proofErr w:type="spellStart"/>
+      <w:r>
+        <w:rPr>
+          <w:sz w:val="24"/>
+          <w:szCs w:val="24"/>
+        </w:rPr>
+        <w:t>osteoclastogenesis</w:t>
+      </w:r>
+      <w:proofErr w:type="spellEnd"/>
+      <w:r>
+        <w:rPr>
+          <w:sz w:val="24"/>
+          <w:szCs w:val="24"/>
+        </w:rPr>
+        <w:t>, amplified pro-inflammatory cytokine signaling, oxidative stress-mediated osteoblast suppression, and insufficient pro-osteogenic BMP-2/</w:t>
+      </w:r>
+      <w:proofErr w:type="spellStart"/>
+      <w:r>
+        <w:rPr>
+          <w:sz w:val="24"/>
+          <w:szCs w:val="24"/>
+        </w:rPr>
+        <w:t>Wnt</w:t>
+      </w:r>
+      <w:proofErr w:type="spellEnd"/>
+      <w:r>
+        <w:rPr>
+          <w:sz w:val="24"/>
+          <w:szCs w:val="24"/>
+        </w:rPr>
+        <w:t>/SMAD2/3 stimulation. The cross-talk between pathways particularly the mutually reinforcing relationship between NF-</w:t>
+      </w:r>
+      <w:proofErr w:type="spellStart"/>
+      <w:r>
+        <w:rPr>
+          <w:sz w:val="24"/>
+          <w:szCs w:val="24"/>
+        </w:rPr>
+        <w:t>κB</w:t>
+      </w:r>
+      <w:proofErr w:type="spellEnd"/>
+      <w:r>
+        <w:rPr>
+          <w:sz w:val="24"/>
+          <w:szCs w:val="24"/>
+        </w:rPr>
+        <w:t xml:space="preserve"> inhibition (Pathway 2) and </w:t>
+      </w:r>
+      <w:proofErr w:type="spellStart"/>
+      <w:r>
+        <w:rPr>
+          <w:sz w:val="24"/>
+          <w:szCs w:val="24"/>
+        </w:rPr>
+        <w:t>Wnt</w:t>
+      </w:r>
+      <w:proofErr w:type="spellEnd"/>
+      <w:r>
+        <w:rPr>
+          <w:sz w:val="24"/>
+          <w:szCs w:val="24"/>
+        </w:rPr>
+        <w:t xml:space="preserve">/β-catenin de-repression (Pathway 4), and between ROS scavenging (Pathway 3) and RANKL/OPG normalization (Pathway 1) suggests that pomegranate polyphenols function not as single-target agents but as multi-pathway modulators of the bone </w:t>
       </w:r>
       <w:r>
         <w:rPr>
@@ -12081,6 +14116,7 @@
           <w:color w:val="auto"/>
         </w:rPr>
       </w:pPr>
+      <w:proofErr w:type="gramStart"/>
       <w:r>
         <w:rPr>
           <w:b/>
@@ -12088,7 +14124,17 @@
           <w:sz w:val="24"/>
           <w:szCs w:val="24"/>
         </w:rPr>
-        <w:t>4.1  Interpretation of Bibliometric Findings (RQ1)</w:t>
+        <w:t>4.1  Interpretation</w:t>
+      </w:r>
+      <w:proofErr w:type="gramEnd"/>
+      <w:r>
+        <w:rPr>
+          <w:b/>
+          <w:color w:val="auto"/>
+          <w:sz w:val="24"/>
+          <w:szCs w:val="24"/>
+        </w:rPr>
+        <w:t xml:space="preserve"> of Bibliometric Findings (RQ1)</w:t>
       </w:r>
     </w:p>
     <w:p>
@@ -12220,6 +14266,7 @@
           <w:color w:val="auto"/>
         </w:rPr>
       </w:pPr>
+      <w:proofErr w:type="gramStart"/>
       <w:r>
         <w:rPr>
           <w:b/>
@@ -12227,7 +14274,17 @@
           <w:sz w:val="24"/>
           <w:szCs w:val="24"/>
         </w:rPr>
-        <w:t>4.2  Interpretation of Evidence Synthesis (RQ2)</w:t>
+        <w:t>4.2  Interpretation</w:t>
+      </w:r>
+      <w:proofErr w:type="gramEnd"/>
+      <w:r>
+        <w:rPr>
+          <w:b/>
+          <w:color w:val="auto"/>
+          <w:sz w:val="24"/>
+          <w:szCs w:val="24"/>
+        </w:rPr>
+        <w:t xml:space="preserve"> of Evidence Synthesis (RQ2)</w:t>
       </w:r>
     </w:p>
     <w:p>
@@ -12279,7 +14336,23 @@
           <w:sz w:val="24"/>
           <w:szCs w:val="24"/>
         </w:rPr>
-        <w:t>The most clinically compelling evidence comes from Öngöz Dede et al., whose periodontitis model generates an alveolar bone microenvironment with close mechanistic parallels to the compression-side inflammatory milieu of orthodontically loaded periodontal tissue: elevated RANKL, pro-inflammatory cytokines, oxidative stress, and progressive alveolar bone resorption.</w:t>
+        <w:t xml:space="preserve">The most clinically compelling evidence comes from </w:t>
+      </w:r>
+      <w:proofErr w:type="spellStart"/>
+      <w:r>
+        <w:rPr>
+          <w:sz w:val="24"/>
+          <w:szCs w:val="24"/>
+        </w:rPr>
+        <w:t>Öngöz</w:t>
+      </w:r>
+      <w:proofErr w:type="spellEnd"/>
+      <w:r>
+        <w:rPr>
+          <w:sz w:val="24"/>
+          <w:szCs w:val="24"/>
+        </w:rPr>
+        <w:t xml:space="preserve"> Dede et al., whose periodontitis model generates an alveolar bone microenvironment with close mechanistic parallels to the compression-side inflammatory milieu of orthodontically loaded periodontal tissue: elevated RANKL, pro-inflammatory cytokines, oxidative stress, and progressive alveolar bone resorption.</w:t>
       </w:r>
       <w:sdt>
         <w:sdtPr>
@@ -12409,7 +14482,23 @@
           <w:szCs w:val="24"/>
         </w:rPr>
         <w:lastRenderedPageBreak/>
-        <w:t>per se, its dysregulation profile—elevated RANKL, excess osteoclastogenesis, and net bone resorption—shares the key molecular features of the post-orthodontic resorptive microenvironment, and the consistency across four independent studies substantially increases confidence in the direction of effects.</w:t>
+        <w:t xml:space="preserve">per se, its dysregulation profile—elevated RANKL, excess </w:t>
+      </w:r>
+      <w:proofErr w:type="spellStart"/>
+      <w:r>
+        <w:rPr>
+          <w:sz w:val="24"/>
+          <w:szCs w:val="24"/>
+        </w:rPr>
+        <w:t>osteoclastogenesis</w:t>
+      </w:r>
+      <w:proofErr w:type="spellEnd"/>
+      <w:r>
+        <w:rPr>
+          <w:sz w:val="24"/>
+          <w:szCs w:val="24"/>
+        </w:rPr>
+        <w:t>, and net bone resorption—shares the key molecular features of the post-orthodontic resorptive microenvironment, and the consistency across four independent studies substantially increases confidence in the direction of effects.</w:t>
       </w:r>
     </w:p>
     <w:p>
@@ -12440,6 +14529,7 @@
           <w:color w:val="auto"/>
         </w:rPr>
       </w:pPr>
+      <w:proofErr w:type="gramStart"/>
       <w:r>
         <w:rPr>
           <w:b/>
@@ -12447,7 +14537,17 @@
           <w:sz w:val="24"/>
           <w:szCs w:val="24"/>
         </w:rPr>
-        <w:t>4.3  Biological Plausibility and Mechanistic Coherence (RQ3)</w:t>
+        <w:t>4.3  Biological</w:t>
+      </w:r>
+      <w:proofErr w:type="gramEnd"/>
+      <w:r>
+        <w:rPr>
+          <w:b/>
+          <w:color w:val="auto"/>
+          <w:sz w:val="24"/>
+          <w:szCs w:val="24"/>
+        </w:rPr>
+        <w:t xml:space="preserve"> Plausibility and Mechanistic Coherence (RQ3)</w:t>
       </w:r>
     </w:p>
     <w:p>
@@ -12461,7 +14561,39 @@
           <w:sz w:val="24"/>
           <w:szCs w:val="24"/>
         </w:rPr>
-        <w:t>The mechanistic synthesis identifies four biologically coherent pathways that collectively explain the observed anti-resorptive and pro-osteogenic effects of pomegranate polyphenols. The convergence of these pathways on the molecular dysregulations that characterize post-orthodontic bone instability excess RANKL, pro-inflammatory cytokine amplification, oxidative stress, and insufficient osteoblastogenic stimulation constitutes a compelling mechanistic rationale for their potential therapeutic utility in the orthodontic retention context.</w:t>
+        <w:t xml:space="preserve">The mechanistic synthesis identifies four biologically coherent pathways that collectively explain the observed anti-resorptive and pro-osteogenic effects of pomegranate polyphenols. The convergence of these pathways on the molecular dysregulations that characterize post-orthodontic bone instability excess RANKL, pro-inflammatory cytokine amplification, oxidative stress, and insufficient </w:t>
+      </w:r>
+      <w:proofErr w:type="spellStart"/>
+      <w:r>
+        <w:rPr>
+          <w:sz w:val="24"/>
+          <w:szCs w:val="24"/>
+        </w:rPr>
+        <w:t>osteoblastogenic</w:t>
+      </w:r>
+      <w:proofErr w:type="spellEnd"/>
+      <w:r>
+        <w:rPr>
+          <w:sz w:val="24"/>
+          <w:szCs w:val="24"/>
+        </w:rPr>
+        <w:t xml:space="preserve"> stimulation </w:t>
+      </w:r>
+      <w:proofErr w:type="gramStart"/>
+      <w:r>
+        <w:rPr>
+          <w:sz w:val="24"/>
+          <w:szCs w:val="24"/>
+        </w:rPr>
+        <w:t>constitutes</w:t>
+      </w:r>
+      <w:proofErr w:type="gramEnd"/>
+      <w:r>
+        <w:rPr>
+          <w:sz w:val="24"/>
+          <w:szCs w:val="24"/>
+        </w:rPr>
+        <w:t xml:space="preserve"> a compelling mechanistic rationale for their potential therapeutic utility in the orthodontic retention context.</w:t>
       </w:r>
       <w:sdt>
         <w:sdtPr>
@@ -12553,7 +14685,39 @@
           <w:sz w:val="24"/>
           <w:szCs w:val="24"/>
         </w:rPr>
-        <w:t>The NF-κB–Wnt/β-catenin reciprocity identified in Pathway 4 has a clinically important implication: EA simultaneously reduces inflammation and amplifies bone formation through a single compound, a dual-action profile that is absent from conventional anti-resorptive agents such as bisphosphonates or anti-inflammatory NSAIDs.</w:t>
+        <w:t>The NF-</w:t>
+      </w:r>
+      <w:proofErr w:type="spellStart"/>
+      <w:r>
+        <w:rPr>
+          <w:sz w:val="24"/>
+          <w:szCs w:val="24"/>
+        </w:rPr>
+        <w:t>κB</w:t>
+      </w:r>
+      <w:proofErr w:type="spellEnd"/>
+      <w:r>
+        <w:rPr>
+          <w:sz w:val="24"/>
+          <w:szCs w:val="24"/>
+        </w:rPr>
+        <w:t>–</w:t>
+      </w:r>
+      <w:proofErr w:type="spellStart"/>
+      <w:r>
+        <w:rPr>
+          <w:sz w:val="24"/>
+          <w:szCs w:val="24"/>
+        </w:rPr>
+        <w:t>Wnt</w:t>
+      </w:r>
+      <w:proofErr w:type="spellEnd"/>
+      <w:r>
+        <w:rPr>
+          <w:sz w:val="24"/>
+          <w:szCs w:val="24"/>
+        </w:rPr>
+        <w:t>/β-catenin reciprocity identified in Pathway 4 has a clinically important implication: EA simultaneously reduces inflammation and amplifies bone formation through a single compound, a dual-action profile that is absent from conventional anti-resorptive agents such as bisphosphonates or anti-inflammatory NSAIDs.</w:t>
       </w:r>
       <w:sdt>
         <w:sdtPr>
@@ -12593,6 +14757,7 @@
           <w:color w:val="auto"/>
         </w:rPr>
       </w:pPr>
+      <w:proofErr w:type="gramStart"/>
       <w:r>
         <w:rPr>
           <w:b/>
@@ -12601,7 +14766,17 @@
           <w:szCs w:val="24"/>
         </w:rPr>
         <w:lastRenderedPageBreak/>
-        <w:t>4.4  Clinical Implications</w:t>
+        <w:t>4.4  Clinical</w:t>
+      </w:r>
+      <w:proofErr w:type="gramEnd"/>
+      <w:r>
+        <w:rPr>
+          <w:b/>
+          <w:color w:val="auto"/>
+          <w:sz w:val="24"/>
+          <w:szCs w:val="24"/>
+        </w:rPr>
+        <w:t xml:space="preserve"> Implications</w:t>
       </w:r>
     </w:p>
     <w:p>
@@ -12669,6 +14844,7 @@
           <w:color w:val="auto"/>
         </w:rPr>
       </w:pPr>
+      <w:proofErr w:type="gramStart"/>
       <w:r>
         <w:rPr>
           <w:b/>
@@ -12676,7 +14852,17 @@
           <w:sz w:val="24"/>
           <w:szCs w:val="24"/>
         </w:rPr>
-        <w:t>4.5  Limitations of This Review</w:t>
+        <w:t>4.5  Limitations</w:t>
+      </w:r>
+      <w:proofErr w:type="gramEnd"/>
+      <w:r>
+        <w:rPr>
+          <w:b/>
+          <w:color w:val="auto"/>
+          <w:sz w:val="24"/>
+          <w:szCs w:val="24"/>
+        </w:rPr>
+        <w:t xml:space="preserve"> of This Review</w:t>
       </w:r>
     </w:p>
     <w:p>
@@ -12701,6 +14887,7 @@
           <w:color w:val="auto"/>
         </w:rPr>
       </w:pPr>
+      <w:proofErr w:type="gramStart"/>
       <w:r>
         <w:rPr>
           <w:b/>
@@ -12708,7 +14895,17 @@
           <w:sz w:val="24"/>
           <w:szCs w:val="24"/>
         </w:rPr>
-        <w:t>4.6  Recommendations for Future Research</w:t>
+        <w:t>4.6  Recommendations</w:t>
+      </w:r>
+      <w:proofErr w:type="gramEnd"/>
+      <w:r>
+        <w:rPr>
+          <w:b/>
+          <w:color w:val="auto"/>
+          <w:sz w:val="24"/>
+          <w:szCs w:val="24"/>
+        </w:rPr>
+        <w:t xml:space="preserve"> for Future Research</w:t>
       </w:r>
     </w:p>
     <w:p>
@@ -12952,7 +15149,43 @@
           <w:sz w:val="24"/>
           <w:szCs w:val="24"/>
         </w:rPr>
-        <w:t>mechanistic synthesis identifies four convergent biological pathways: (1) RANK/RANKL/OPG axis modulation, producing a favorable anti-resorptive shift; (2) NF-κB/pro-inflammatory cytokine inhibition via dual-level TLR2 and IKK suppression; (3) ROS scavenging and Nrf2-mediated antioxidant defense protecting osteoblast viability; and (4) pro-osteogenic BMP-2/Wnt/β-catenin and SMAD2/3 pathway activation promoting bone formation. These pathways are mutually reinforcing and collectively target the precise molecular dysregulations that characterize post-orthodontic retention failure.</w:t>
+        <w:t>mechanistic synthesis identifies four convergent biological pathways: (1) RANK/RANKL/OPG axis modulation, producing a favorable anti-resorptive shift; (2) NF-</w:t>
+      </w:r>
+      <w:proofErr w:type="spellStart"/>
+      <w:r>
+        <w:rPr>
+          <w:i/>
+          <w:sz w:val="24"/>
+          <w:szCs w:val="24"/>
+        </w:rPr>
+        <w:t>κB</w:t>
+      </w:r>
+      <w:proofErr w:type="spellEnd"/>
+      <w:r>
+        <w:rPr>
+          <w:i/>
+          <w:sz w:val="24"/>
+          <w:szCs w:val="24"/>
+        </w:rPr>
+        <w:t>/pro-inflammatory cytokine inhibition via dual-level TLR2 and IKK suppression; (3) ROS scavenging and Nrf2-mediated antioxidant defense protecting osteoblast viability; and (4) pro-osteogenic BMP-2/</w:t>
+      </w:r>
+      <w:proofErr w:type="spellStart"/>
+      <w:r>
+        <w:rPr>
+          <w:i/>
+          <w:sz w:val="24"/>
+          <w:szCs w:val="24"/>
+        </w:rPr>
+        <w:t>Wnt</w:t>
+      </w:r>
+      <w:proofErr w:type="spellEnd"/>
+      <w:r>
+        <w:rPr>
+          <w:i/>
+          <w:sz w:val="24"/>
+          <w:szCs w:val="24"/>
+        </w:rPr>
+        <w:t>/β-catenin and SMAD2/3 pathway activation promoting bone formation. These pathways are mutually reinforcing and collectively target the precise molecular dysregulations that characterize post-orthodontic retention failure.</w:t>
       </w:r>
     </w:p>
     <w:p>
@@ -13103,7 +15336,21 @@
               <w:color w:val="000000"/>
             </w:rPr>
             <w:tab/>
-            <w:t xml:space="preserve">N. F. Rosyida, I. D. Ana, and A. A. Alhasyimi, “The Use of Polymers to Enhance Post-Orthodontic Tooth Stability,” </w:t>
+            <w:t xml:space="preserve">N. F. </w:t>
+          </w:r>
+          <w:proofErr w:type="spellStart"/>
+          <w:r>
+            <w:rPr>
+              <w:color w:val="000000"/>
+            </w:rPr>
+            <w:t>Rosyida</w:t>
+          </w:r>
+          <w:proofErr w:type="spellEnd"/>
+          <w:r>
+            <w:rPr>
+              <w:color w:val="000000"/>
+            </w:rPr>
+            <w:t xml:space="preserve">, I. D. Ana, and A. A. Alhasyimi, “The Use of Polymers to Enhance Post-Orthodontic Tooth Stability,” </w:t>
           </w:r>
           <w:r>
             <w:rPr>
@@ -13117,7 +15364,21 @@
             <w:rPr>
               <w:color w:val="000000"/>
             </w:rPr>
-            <w:t>, vol. 15, no. 1, p. 103, 2023, doi: 10.3390/polym15010103.</w:t>
+            <w:t xml:space="preserve">, vol. 15, no. 1, p. 103, 2023, </w:t>
+          </w:r>
+          <w:proofErr w:type="spellStart"/>
+          <w:r>
+            <w:rPr>
+              <w:color w:val="000000"/>
+            </w:rPr>
+            <w:t>doi</w:t>
+          </w:r>
+          <w:proofErr w:type="spellEnd"/>
+          <w:r>
+            <w:rPr>
+              <w:color w:val="000000"/>
+            </w:rPr>
+            <w:t>: 10.3390/polym15010103.</w:t>
           </w:r>
         </w:p>
         <w:p>
@@ -13157,7 +15418,21 @@
             <w:rPr>
               <w:color w:val="000000"/>
             </w:rPr>
-            <w:t>, 2022, doi: 10.1155/2022/9668610.</w:t>
+            <w:t xml:space="preserve">, 2022, </w:t>
+          </w:r>
+          <w:proofErr w:type="spellStart"/>
+          <w:r>
+            <w:rPr>
+              <w:color w:val="000000"/>
+            </w:rPr>
+            <w:t>doi</w:t>
+          </w:r>
+          <w:proofErr w:type="spellEnd"/>
+          <w:r>
+            <w:rPr>
+              <w:color w:val="000000"/>
+            </w:rPr>
+            <w:t>: 10.1155/2022/9668610.</w:t>
           </w:r>
         </w:p>
         <w:p>
@@ -13183,7 +15458,21 @@
               <w:color w:val="000000"/>
             </w:rPr>
             <w:tab/>
-            <w:t xml:space="preserve">A. Anwar, L. Sapra, and N. Gupta, “Fine-tuning osteoclastogenesis,” </w:t>
+            <w:t xml:space="preserve">A. Anwar, L. Sapra, and N. Gupta, “Fine-tuning </w:t>
+          </w:r>
+          <w:proofErr w:type="spellStart"/>
+          <w:r>
+            <w:rPr>
+              <w:color w:val="000000"/>
+            </w:rPr>
+            <w:t>osteoclastogenesis</w:t>
+          </w:r>
+          <w:proofErr w:type="spellEnd"/>
+          <w:r>
+            <w:rPr>
+              <w:color w:val="000000"/>
+            </w:rPr>
+            <w:t xml:space="preserve">,” </w:t>
           </w:r>
           <w:r>
             <w:rPr>
@@ -13197,7 +15486,21 @@
             <w:rPr>
               <w:color w:val="000000"/>
             </w:rPr>
-            <w:t>, vol. 238, no. 10, 2023, doi: 10.1002/jcp.31036.</w:t>
+            <w:t xml:space="preserve">, vol. 238, no. 10, 2023, </w:t>
+          </w:r>
+          <w:proofErr w:type="spellStart"/>
+          <w:r>
+            <w:rPr>
+              <w:color w:val="000000"/>
+            </w:rPr>
+            <w:t>doi</w:t>
+          </w:r>
+          <w:proofErr w:type="spellEnd"/>
+          <w:r>
+            <w:rPr>
+              <w:color w:val="000000"/>
+            </w:rPr>
+            <w:t>: 10.1002/jcp.31036.</w:t>
           </w:r>
         </w:p>
         <w:p>
@@ -13223,7 +15526,21 @@
               <w:color w:val="000000"/>
             </w:rPr>
             <w:tab/>
-            <w:t xml:space="preserve">M. Chen, Y. Li, and J. Hu, “Macrophage-MSCs Interplay in Orthodontic Bone Remodelling,” </w:t>
+            <w:t xml:space="preserve">M. Chen, Y. Li, and J. Hu, “Macrophage-MSCs Interplay in Orthodontic Bone </w:t>
+          </w:r>
+          <w:proofErr w:type="spellStart"/>
+          <w:r>
+            <w:rPr>
+              <w:color w:val="000000"/>
+            </w:rPr>
+            <w:t>Remodelling</w:t>
+          </w:r>
+          <w:proofErr w:type="spellEnd"/>
+          <w:r>
+            <w:rPr>
+              <w:color w:val="000000"/>
+            </w:rPr>
+            <w:t xml:space="preserve">,” </w:t>
           </w:r>
           <w:r>
             <w:rPr>
@@ -13237,7 +15554,21 @@
             <w:rPr>
               <w:color w:val="000000"/>
             </w:rPr>
-            <w:t>, 2026, doi: 10.1016/j.identj.2026.109602.</w:t>
+            <w:t xml:space="preserve">, 2026, </w:t>
+          </w:r>
+          <w:proofErr w:type="spellStart"/>
+          <w:r>
+            <w:rPr>
+              <w:color w:val="000000"/>
+            </w:rPr>
+            <w:t>doi</w:t>
+          </w:r>
+          <w:proofErr w:type="spellEnd"/>
+          <w:r>
+            <w:rPr>
+              <w:color w:val="000000"/>
+            </w:rPr>
+            <w:t>: 10.1016/j.identj.2026.109602.</w:t>
           </w:r>
         </w:p>
         <w:p>
@@ -13263,7 +15594,21 @@
               <w:color w:val="000000"/>
             </w:rPr>
             <w:tab/>
-            <w:t xml:space="preserve">T. S. Agidigbi and C. Kim, “Reactive Oxygen Species in Osteoclast Differentiation,” </w:t>
+            <w:t xml:space="preserve">T. S. </w:t>
+          </w:r>
+          <w:proofErr w:type="spellStart"/>
+          <w:r>
+            <w:rPr>
+              <w:color w:val="000000"/>
+            </w:rPr>
+            <w:t>Agidigbi</w:t>
+          </w:r>
+          <w:proofErr w:type="spellEnd"/>
+          <w:r>
+            <w:rPr>
+              <w:color w:val="000000"/>
+            </w:rPr>
+            <w:t xml:space="preserve"> and C. Kim, “Reactive Oxygen Species in Osteoclast Differentiation,” </w:t>
           </w:r>
           <w:r>
             <w:rPr>
@@ -13277,7 +15622,21 @@
             <w:rPr>
               <w:color w:val="000000"/>
             </w:rPr>
-            <w:t>, vol. 20, no. 14, p. 3576, 2019, doi: 10.3390/ijms20143576.</w:t>
+            <w:t xml:space="preserve">, vol. 20, no. 14, p. 3576, 2019, </w:t>
+          </w:r>
+          <w:proofErr w:type="spellStart"/>
+          <w:r>
+            <w:rPr>
+              <w:color w:val="000000"/>
+            </w:rPr>
+            <w:t>doi</w:t>
+          </w:r>
+          <w:proofErr w:type="spellEnd"/>
+          <w:r>
+            <w:rPr>
+              <w:color w:val="000000"/>
+            </w:rPr>
+            <w:t>: 10.3390/ijms20143576.</w:t>
           </w:r>
         </w:p>
         <w:p>
@@ -13317,7 +15676,21 @@
             <w:rPr>
               <w:color w:val="000000"/>
             </w:rPr>
-            <w:t>, 2026, doi: 10.1016/j.freeradbiomed.2025.11.048.</w:t>
+            <w:t xml:space="preserve">, 2026, </w:t>
+          </w:r>
+          <w:proofErr w:type="spellStart"/>
+          <w:r>
+            <w:rPr>
+              <w:color w:val="000000"/>
+            </w:rPr>
+            <w:t>doi</w:t>
+          </w:r>
+          <w:proofErr w:type="spellEnd"/>
+          <w:r>
+            <w:rPr>
+              <w:color w:val="000000"/>
+            </w:rPr>
+            <w:t>: 10.1016/j.freeradbiomed.2025.11.048.</w:t>
           </w:r>
         </w:p>
         <w:p>
@@ -13351,13 +15724,59 @@
               <w:iCs/>
               <w:color w:val="000000"/>
             </w:rPr>
-            <w:t>Regen. Biomater.</w:t>
-          </w:r>
-          <w:r>
-            <w:rPr>
-              <w:color w:val="000000"/>
-            </w:rPr>
-            <w:t>, 2025, doi: 10.1093/rb/rbaf091.</w:t>
+            <w:t xml:space="preserve">Regen. </w:t>
+          </w:r>
+          <w:proofErr w:type="spellStart"/>
+          <w:r>
+            <w:rPr>
+              <w:i/>
+              <w:iCs/>
+              <w:color w:val="000000"/>
+            </w:rPr>
+            <w:t>Biomater</w:t>
+          </w:r>
+          <w:proofErr w:type="spellEnd"/>
+          <w:r>
+            <w:rPr>
+              <w:i/>
+              <w:iCs/>
+              <w:color w:val="000000"/>
+            </w:rPr>
+            <w:t>.</w:t>
+          </w:r>
+          <w:r>
+            <w:rPr>
+              <w:color w:val="000000"/>
+            </w:rPr>
+            <w:t xml:space="preserve">, 2025, </w:t>
+          </w:r>
+          <w:proofErr w:type="spellStart"/>
+          <w:r>
+            <w:rPr>
+              <w:color w:val="000000"/>
+            </w:rPr>
+            <w:t>doi</w:t>
+          </w:r>
+          <w:proofErr w:type="spellEnd"/>
+          <w:r>
+            <w:rPr>
+              <w:color w:val="000000"/>
+            </w:rPr>
+            <w:t>: 10.1093/</w:t>
+          </w:r>
+          <w:proofErr w:type="spellStart"/>
+          <w:r>
+            <w:rPr>
+              <w:color w:val="000000"/>
+            </w:rPr>
+            <w:t>rb</w:t>
+          </w:r>
+          <w:proofErr w:type="spellEnd"/>
+          <w:r>
+            <w:rPr>
+              <w:color w:val="000000"/>
+            </w:rPr>
+            <w:t>/rbaf091.</w:t>
           </w:r>
         </w:p>
         <w:p>
@@ -13397,7 +15816,21 @@
             <w:rPr>
               <w:color w:val="000000"/>
             </w:rPr>
-            <w:t>, vol. 17, no. 21, p. 3440, 2025, doi: 10.3390/nu17213440.</w:t>
+            <w:t xml:space="preserve">, vol. 17, no. 21, p. 3440, 2025, </w:t>
+          </w:r>
+          <w:proofErr w:type="spellStart"/>
+          <w:r>
+            <w:rPr>
+              <w:color w:val="000000"/>
+            </w:rPr>
+            <w:t>doi</w:t>
+          </w:r>
+          <w:proofErr w:type="spellEnd"/>
+          <w:r>
+            <w:rPr>
+              <w:color w:val="000000"/>
+            </w:rPr>
+            <w:t>: 10.3390/nu17213440.</w:t>
           </w:r>
         </w:p>
         <w:p>
@@ -13437,7 +15870,21 @@
             <w:rPr>
               <w:color w:val="000000"/>
             </w:rPr>
-            <w:t>, vol. 30, no. 21, p. 4154, 2025, doi: 10.3390/molecules30214154.</w:t>
+            <w:t xml:space="preserve">, vol. 30, no. 21, p. 4154, 2025, </w:t>
+          </w:r>
+          <w:proofErr w:type="spellStart"/>
+          <w:r>
+            <w:rPr>
+              <w:color w:val="000000"/>
+            </w:rPr>
+            <w:t>doi</w:t>
+          </w:r>
+          <w:proofErr w:type="spellEnd"/>
+          <w:r>
+            <w:rPr>
+              <w:color w:val="000000"/>
+            </w:rPr>
+            <w:t>: 10.3390/molecules30214154.</w:t>
           </w:r>
         </w:p>
         <w:p>
@@ -13477,7 +15924,21 @@
             <w:rPr>
               <w:color w:val="000000"/>
             </w:rPr>
-            <w:t>, vol. 10, no. 12, p. 1384, 2018, doi: 10.3390/polym10121384.</w:t>
+            <w:t xml:space="preserve">, vol. 10, no. 12, p. 1384, 2018, </w:t>
+          </w:r>
+          <w:proofErr w:type="spellStart"/>
+          <w:r>
+            <w:rPr>
+              <w:color w:val="000000"/>
+            </w:rPr>
+            <w:t>doi</w:t>
+          </w:r>
+          <w:proofErr w:type="spellEnd"/>
+          <w:r>
+            <w:rPr>
+              <w:color w:val="000000"/>
+            </w:rPr>
+            <w:t>: 10.3390/polym10121384.</w:t>
           </w:r>
         </w:p>
         <w:p>
@@ -13503,15 +15964,39 @@
               <w:color w:val="000000"/>
             </w:rPr>
             <w:tab/>
-            <w:t xml:space="preserve">A. F. Putranto, I. B. Narmada, and R. D. Ridwan, “Effect of Combination Electrolyzed Reduced Water and Epigallocatechin-3-Gallate on RANKL Expression and Osteoclast Number in Orthodontic Tooth Relapse,” </w:t>
-          </w:r>
+            <w:t xml:space="preserve">A. F. </w:t>
+          </w:r>
+          <w:proofErr w:type="spellStart"/>
+          <w:r>
+            <w:rPr>
+              <w:color w:val="000000"/>
+            </w:rPr>
+            <w:t>Putranto</w:t>
+          </w:r>
+          <w:proofErr w:type="spellEnd"/>
+          <w:r>
+            <w:rPr>
+              <w:color w:val="000000"/>
+            </w:rPr>
+            <w:t xml:space="preserve">, I. B. Narmada, and R. D. Ridwan, “Effect of Combination Electrolyzed Reduced Water and Epigallocatechin-3-Gallate on RANKL Expression and Osteoclast Number in Orthodontic Tooth Relapse,” </w:t>
+          </w:r>
+          <w:proofErr w:type="spellStart"/>
           <w:r>
             <w:rPr>
               <w:i/>
               <w:iCs/>
               <w:color w:val="000000"/>
             </w:rPr>
-            <w:t>Biochem. Cell. Arch.</w:t>
+            <w:t>Biochem</w:t>
+          </w:r>
+          <w:proofErr w:type="spellEnd"/>
+          <w:r>
+            <w:rPr>
+              <w:i/>
+              <w:iCs/>
+              <w:color w:val="000000"/>
+            </w:rPr>
+            <w:t>. Cell. Arch.</w:t>
           </w:r>
           <w:r>
             <w:rPr>
@@ -13551,13 +16036,45 @@
               <w:iCs/>
               <w:color w:val="000000"/>
             </w:rPr>
-            <w:t>Front. Pharmacol.</w:t>
-          </w:r>
-          <w:r>
-            <w:rPr>
-              <w:color w:val="000000"/>
-            </w:rPr>
-            <w:t>, 2025, doi: 10.3389/fphar.2025.1569141.</w:t>
+            <w:t xml:space="preserve">Front. </w:t>
+          </w:r>
+          <w:proofErr w:type="spellStart"/>
+          <w:r>
+            <w:rPr>
+              <w:i/>
+              <w:iCs/>
+              <w:color w:val="000000"/>
+            </w:rPr>
+            <w:t>Pharmacol</w:t>
+          </w:r>
+          <w:proofErr w:type="spellEnd"/>
+          <w:r>
+            <w:rPr>
+              <w:i/>
+              <w:iCs/>
+              <w:color w:val="000000"/>
+            </w:rPr>
+            <w:t>.</w:t>
+          </w:r>
+          <w:r>
+            <w:rPr>
+              <w:color w:val="000000"/>
+            </w:rPr>
+            <w:t xml:space="preserve">, 2025, </w:t>
+          </w:r>
+          <w:proofErr w:type="spellStart"/>
+          <w:r>
+            <w:rPr>
+              <w:color w:val="000000"/>
+            </w:rPr>
+            <w:t>doi</w:t>
+          </w:r>
+          <w:proofErr w:type="spellEnd"/>
+          <w:r>
+            <w:rPr>
+              <w:color w:val="000000"/>
+            </w:rPr>
+            <w:t>: 10.3389/fphar.2025.1569141.</w:t>
           </w:r>
         </w:p>
         <w:p>
@@ -13583,7 +16100,49 @@
               <w:color w:val="000000"/>
             </w:rPr>
             <w:tab/>
-            <w:t xml:space="preserve">A. S. Wardhana, I. Nirwana, H. S. Budi, and M. D. C. Surboyo, “Role of Hydroxyapatite and Ellagic Acid in the Osteogenesis,” </w:t>
+            <w:t xml:space="preserve">A. S. </w:t>
+          </w:r>
+          <w:proofErr w:type="spellStart"/>
+          <w:r>
+            <w:rPr>
+              <w:color w:val="000000"/>
+            </w:rPr>
+            <w:t>Wardhana</w:t>
+          </w:r>
+          <w:proofErr w:type="spellEnd"/>
+          <w:r>
+            <w:rPr>
+              <w:color w:val="000000"/>
+            </w:rPr>
+            <w:t xml:space="preserve">, I. </w:t>
+          </w:r>
+          <w:proofErr w:type="spellStart"/>
+          <w:r>
+            <w:rPr>
+              <w:color w:val="000000"/>
+            </w:rPr>
+            <w:t>Nirwana</w:t>
+          </w:r>
+          <w:proofErr w:type="spellEnd"/>
+          <w:r>
+            <w:rPr>
+              <w:color w:val="000000"/>
+            </w:rPr>
+            <w:t xml:space="preserve">, H. S. Budi, and M. D. C. </w:t>
+          </w:r>
+          <w:proofErr w:type="spellStart"/>
+          <w:r>
+            <w:rPr>
+              <w:color w:val="000000"/>
+            </w:rPr>
+            <w:t>Surboyo</w:t>
+          </w:r>
+          <w:proofErr w:type="spellEnd"/>
+          <w:r>
+            <w:rPr>
+              <w:color w:val="000000"/>
+            </w:rPr>
+            <w:t xml:space="preserve">, “Role of Hydroxyapatite and Ellagic Acid in the Osteogenesis,” </w:t>
           </w:r>
           <w:r>
             <w:rPr>
@@ -13597,7 +16156,21 @@
             <w:rPr>
               <w:color w:val="000000"/>
             </w:rPr>
-            <w:t>, vol. 15, 2021, doi: 10.1055/s-0040-1714039.</w:t>
+            <w:t xml:space="preserve">, vol. 15, 2021, </w:t>
+          </w:r>
+          <w:proofErr w:type="spellStart"/>
+          <w:r>
+            <w:rPr>
+              <w:color w:val="000000"/>
+            </w:rPr>
+            <w:t>doi</w:t>
+          </w:r>
+          <w:proofErr w:type="spellEnd"/>
+          <w:r>
+            <w:rPr>
+              <w:color w:val="000000"/>
+            </w:rPr>
+            <w:t>: 10.1055/s-0040-1714039.</w:t>
           </w:r>
         </w:p>
         <w:p>
@@ -13624,7 +16197,49 @@
               <w:color w:val="000000"/>
             </w:rPr>
             <w:tab/>
-            <w:t xml:space="preserve">D. N. Primasari, I. Nirwana, and H. S. Budi, “Cytokine and Bone Protein Expression by Ellagic Acid-Hydroxyapatite in Bone Remodelling Model,” </w:t>
+            <w:t xml:space="preserve">D. N. </w:t>
+          </w:r>
+          <w:proofErr w:type="spellStart"/>
+          <w:r>
+            <w:rPr>
+              <w:color w:val="000000"/>
+            </w:rPr>
+            <w:t>Primasari</w:t>
+          </w:r>
+          <w:proofErr w:type="spellEnd"/>
+          <w:r>
+            <w:rPr>
+              <w:color w:val="000000"/>
+            </w:rPr>
+            <w:t xml:space="preserve">, I. </w:t>
+          </w:r>
+          <w:proofErr w:type="spellStart"/>
+          <w:r>
+            <w:rPr>
+              <w:color w:val="000000"/>
+            </w:rPr>
+            <w:t>Nirwana</w:t>
+          </w:r>
+          <w:proofErr w:type="spellEnd"/>
+          <w:r>
+            <w:rPr>
+              <w:color w:val="000000"/>
+            </w:rPr>
+            <w:t xml:space="preserve">, and H. S. Budi, “Cytokine and Bone Protein Expression by Ellagic Acid-Hydroxyapatite in Bone </w:t>
+          </w:r>
+          <w:proofErr w:type="spellStart"/>
+          <w:r>
+            <w:rPr>
+              <w:color w:val="000000"/>
+            </w:rPr>
+            <w:t>Remodelling</w:t>
+          </w:r>
+          <w:proofErr w:type="spellEnd"/>
+          <w:r>
+            <w:rPr>
+              <w:color w:val="000000"/>
+            </w:rPr>
+            <w:t xml:space="preserve"> Model,” </w:t>
           </w:r>
           <w:r>
             <w:rPr>
@@ -13638,7 +16253,21 @@
             <w:rPr>
               <w:color w:val="000000"/>
             </w:rPr>
-            <w:t>, 2022, doi: 10.1155/2022/6740853.</w:t>
+            <w:t xml:space="preserve">, 2022, </w:t>
+          </w:r>
+          <w:proofErr w:type="spellStart"/>
+          <w:r>
+            <w:rPr>
+              <w:color w:val="000000"/>
+            </w:rPr>
+            <w:t>doi</w:t>
+          </w:r>
+          <w:proofErr w:type="spellEnd"/>
+          <w:r>
+            <w:rPr>
+              <w:color w:val="000000"/>
+            </w:rPr>
+            <w:t>: 10.1155/2022/6740853.</w:t>
           </w:r>
         </w:p>
         <w:p>
@@ -13664,15 +16293,67 @@
               <w:color w:val="000000"/>
             </w:rPr>
             <w:tab/>
-            <w:t xml:space="preserve">D. Saputera, I. Nirwana, and M. J. Kridanto, “Molecular Docking Ellagic Acid and Calcium Phosphate Against Inflammatory Protein TLR2 and TLR4 In Silico,” </w:t>
-          </w:r>
+            <w:t xml:space="preserve">D. </w:t>
+          </w:r>
+          <w:proofErr w:type="spellStart"/>
+          <w:r>
+            <w:rPr>
+              <w:color w:val="000000"/>
+            </w:rPr>
+            <w:t>Saputera</w:t>
+          </w:r>
+          <w:proofErr w:type="spellEnd"/>
+          <w:r>
+            <w:rPr>
+              <w:color w:val="000000"/>
+            </w:rPr>
+            <w:t xml:space="preserve">, I. </w:t>
+          </w:r>
+          <w:proofErr w:type="spellStart"/>
+          <w:r>
+            <w:rPr>
+              <w:color w:val="000000"/>
+            </w:rPr>
+            <w:t>Nirwana</w:t>
+          </w:r>
+          <w:proofErr w:type="spellEnd"/>
+          <w:r>
+            <w:rPr>
+              <w:color w:val="000000"/>
+            </w:rPr>
+            <w:t xml:space="preserve">, and M. J. </w:t>
+          </w:r>
+          <w:proofErr w:type="spellStart"/>
+          <w:r>
+            <w:rPr>
+              <w:color w:val="000000"/>
+            </w:rPr>
+            <w:t>Kridanto</w:t>
+          </w:r>
+          <w:proofErr w:type="spellEnd"/>
+          <w:r>
+            <w:rPr>
+              <w:color w:val="000000"/>
+            </w:rPr>
+            <w:t xml:space="preserve">, “Molecular Docking Ellagic Acid and Calcium Phosphate Against Inflammatory Protein TLR2 and TLR4 In Silico,” </w:t>
+          </w:r>
+          <w:proofErr w:type="spellStart"/>
           <w:r>
             <w:rPr>
               <w:i/>
               <w:iCs/>
               <w:color w:val="000000"/>
             </w:rPr>
-            <w:t>Biochem. Cell. Arch.</w:t>
+            <w:t>Biochem</w:t>
+          </w:r>
+          <w:proofErr w:type="spellEnd"/>
+          <w:r>
+            <w:rPr>
+              <w:i/>
+              <w:iCs/>
+              <w:color w:val="000000"/>
+            </w:rPr>
+            <w:t>. Cell. Arch.</w:t>
           </w:r>
           <w:r>
             <w:rPr>
@@ -13704,7 +16385,35 @@
               <w:color w:val="000000"/>
             </w:rPr>
             <w:tab/>
-            <w:t xml:space="preserve">E. Burhan, B. Thahar, and T. Abidin, “Analysis reactivity of punica granatum polyphenols to osteocalcin, BMP-2, and collagen type-1,” </w:t>
+            <w:t xml:space="preserve">E. Burhan, B. </w:t>
+          </w:r>
+          <w:proofErr w:type="spellStart"/>
+          <w:r>
+            <w:rPr>
+              <w:color w:val="000000"/>
+            </w:rPr>
+            <w:t>Thahar</w:t>
+          </w:r>
+          <w:proofErr w:type="spellEnd"/>
+          <w:r>
+            <w:rPr>
+              <w:color w:val="000000"/>
+            </w:rPr>
+            <w:t xml:space="preserve">, and T. Abidin, “Analysis reactivity of </w:t>
+          </w:r>
+          <w:proofErr w:type="spellStart"/>
+          <w:r>
+            <w:rPr>
+              <w:color w:val="000000"/>
+            </w:rPr>
+            <w:t>punica</w:t>
+          </w:r>
+          <w:proofErr w:type="spellEnd"/>
+          <w:r>
+            <w:rPr>
+              <w:color w:val="000000"/>
+            </w:rPr>
+            <w:t xml:space="preserve"> granatum polyphenols to osteocalcin, BMP-2, and collagen type-1,” </w:t>
           </w:r>
           <w:r>
             <w:rPr>
@@ -13718,7 +16427,35 @@
             <w:rPr>
               <w:color w:val="000000"/>
             </w:rPr>
-            <w:t>, vol. 11, no. 12, 2018, doi: 10.22159/ajpcr.2018.v11i12.29683.</w:t>
+            <w:t xml:space="preserve">, vol. 11, no. 12, 2018, </w:t>
+          </w:r>
+          <w:proofErr w:type="spellStart"/>
+          <w:r>
+            <w:rPr>
+              <w:color w:val="000000"/>
+            </w:rPr>
+            <w:t>doi</w:t>
+          </w:r>
+          <w:proofErr w:type="spellEnd"/>
+          <w:r>
+            <w:rPr>
+              <w:color w:val="000000"/>
+            </w:rPr>
+            <w:t>: 10.22159/</w:t>
+          </w:r>
+          <w:proofErr w:type="gramStart"/>
+          <w:r>
+            <w:rPr>
+              <w:color w:val="000000"/>
+            </w:rPr>
+            <w:t>ajpcr.2018.v</w:t>
+          </w:r>
+          <w:proofErr w:type="gramEnd"/>
+          <w:r>
+            <w:rPr>
+              <w:color w:val="000000"/>
+            </w:rPr>
+            <w:t>11i12.29683.</w:t>
           </w:r>
         </w:p>
         <w:p>
@@ -13758,7 +16495,21 @@
             <w:rPr>
               <w:color w:val="000000"/>
             </w:rPr>
-            <w:t>, 2026, doi: 10.1007/s00289-026-06358-w.</w:t>
+            <w:t xml:space="preserve">, 2026, </w:t>
+          </w:r>
+          <w:proofErr w:type="spellStart"/>
+          <w:r>
+            <w:rPr>
+              <w:color w:val="000000"/>
+            </w:rPr>
+            <w:t>doi</w:t>
+          </w:r>
+          <w:proofErr w:type="spellEnd"/>
+          <w:r>
+            <w:rPr>
+              <w:color w:val="000000"/>
+            </w:rPr>
+            <w:t>: 10.1007/s00289-026-06358-w.</w:t>
           </w:r>
         </w:p>
         <w:p>
@@ -13798,7 +16549,35 @@
             <w:rPr>
               <w:color w:val="000000"/>
             </w:rPr>
-            <w:t>, vol. 372, p. n71, 2021, doi: 10.1136/bmj.n71.</w:t>
+            <w:t xml:space="preserve">, vol. 372, p. n71, 2021, </w:t>
+          </w:r>
+          <w:proofErr w:type="spellStart"/>
+          <w:r>
+            <w:rPr>
+              <w:color w:val="000000"/>
+            </w:rPr>
+            <w:t>doi</w:t>
+          </w:r>
+          <w:proofErr w:type="spellEnd"/>
+          <w:r>
+            <w:rPr>
+              <w:color w:val="000000"/>
+            </w:rPr>
+            <w:t>: 10.1136/</w:t>
+          </w:r>
+          <w:proofErr w:type="gramStart"/>
+          <w:r>
+            <w:rPr>
+              <w:color w:val="000000"/>
+            </w:rPr>
+            <w:t>bmj.n</w:t>
+          </w:r>
+          <w:proofErr w:type="gramEnd"/>
+          <w:r>
+            <w:rPr>
+              <w:color w:val="000000"/>
+            </w:rPr>
+            <w:t>71.</w:t>
           </w:r>
         </w:p>
         <w:p>
@@ -13864,7 +16643,21 @@
               <w:color w:val="000000"/>
             </w:rPr>
             <w:tab/>
-            <w:t xml:space="preserve">E. L. Pakpahan, I. B. Narmada, and R. P. Rahayu, “Effects of Hibiscus sabdariffa calyx extract on IL-10, TNF-α, and woven bone during orthodontic relapse,” </w:t>
+            <w:t xml:space="preserve">E. L. </w:t>
+          </w:r>
+          <w:proofErr w:type="spellStart"/>
+          <w:r>
+            <w:rPr>
+              <w:color w:val="000000"/>
+            </w:rPr>
+            <w:t>Pakpahan</w:t>
+          </w:r>
+          <w:proofErr w:type="spellEnd"/>
+          <w:r>
+            <w:rPr>
+              <w:color w:val="000000"/>
+            </w:rPr>
+            <w:t xml:space="preserve">, I. B. Narmada, and R. P. Rahayu, “Effects of Hibiscus sabdariffa calyx extract on IL-10, TNF-α, and woven bone during orthodontic relapse,” </w:t>
           </w:r>
           <w:r>
             <w:rPr>
@@ -13878,7 +16671,21 @@
             <w:rPr>
               <w:color w:val="000000"/>
             </w:rPr>
-            <w:t>, 2025, doi: 10.1016/j.jtumed.2025.11.001.</w:t>
+            <w:t xml:space="preserve">, 2025, </w:t>
+          </w:r>
+          <w:proofErr w:type="spellStart"/>
+          <w:r>
+            <w:rPr>
+              <w:color w:val="000000"/>
+            </w:rPr>
+            <w:t>doi</w:t>
+          </w:r>
+          <w:proofErr w:type="spellEnd"/>
+          <w:r>
+            <w:rPr>
+              <w:color w:val="000000"/>
+            </w:rPr>
+            <w:t>: 10.1016/j.jtumed.2025.11.001.</w:t>
           </w:r>
         </w:p>
         <w:p>
@@ -13904,7 +16711,35 @@
               <w:color w:val="000000"/>
             </w:rPr>
             <w:tab/>
-            <w:t xml:space="preserve">R. Sutjiati, L. S. Devi, and Herniyati, “OPG and RANKL Expression on Orthodontic Tooth Movement after Cacao Bean Extract Administration,” </w:t>
+            <w:t xml:space="preserve">R. </w:t>
+          </w:r>
+          <w:proofErr w:type="spellStart"/>
+          <w:r>
+            <w:rPr>
+              <w:color w:val="000000"/>
+            </w:rPr>
+            <w:t>Sutjiati</w:t>
+          </w:r>
+          <w:proofErr w:type="spellEnd"/>
+          <w:r>
+            <w:rPr>
+              <w:color w:val="000000"/>
+            </w:rPr>
+            <w:t xml:space="preserve">, L. S. Devi, and </w:t>
+          </w:r>
+          <w:proofErr w:type="spellStart"/>
+          <w:r>
+            <w:rPr>
+              <w:color w:val="000000"/>
+            </w:rPr>
+            <w:t>Herniyati</w:t>
+          </w:r>
+          <w:proofErr w:type="spellEnd"/>
+          <w:r>
+            <w:rPr>
+              <w:color w:val="000000"/>
+            </w:rPr>
+            <w:t xml:space="preserve">, “OPG and RANKL Expression on Orthodontic Tooth Movement after Cacao Bean Extract Administration,” </w:t>
           </w:r>
           <w:r>
             <w:rPr>
@@ -13944,7 +16779,21 @@
               <w:color w:val="000000"/>
             </w:rPr>
             <w:tab/>
-            <w:t xml:space="preserve">N. Hikmah, M. Hidayat, and N. Permatasari, “Role of cacao extracts in alveolar bone remodeling in diabetic rats during OTM,” </w:t>
+            <w:t xml:space="preserve">N. Hikmah, M. Hidayat, and N. </w:t>
+          </w:r>
+          <w:proofErr w:type="spellStart"/>
+          <w:r>
+            <w:rPr>
+              <w:color w:val="000000"/>
+            </w:rPr>
+            <w:t>Permatasari</w:t>
+          </w:r>
+          <w:proofErr w:type="spellEnd"/>
+          <w:r>
+            <w:rPr>
+              <w:color w:val="000000"/>
+            </w:rPr>
+            <w:t xml:space="preserve">, “Role of cacao extracts in alveolar bone remodeling in diabetic rats during OTM,” </w:t>
           </w:r>
           <w:r>
             <w:rPr>
@@ -13958,7 +16807,21 @@
             <w:rPr>
               <w:color w:val="000000"/>
             </w:rPr>
-            <w:t>, 2024, doi: 10.4103/JAPTR.JAPTR_166_24.</w:t>
+            <w:t xml:space="preserve">, 2024, </w:t>
+          </w:r>
+          <w:proofErr w:type="spellStart"/>
+          <w:r>
+            <w:rPr>
+              <w:color w:val="000000"/>
+            </w:rPr>
+            <w:t>doi</w:t>
+          </w:r>
+          <w:proofErr w:type="spellEnd"/>
+          <w:r>
+            <w:rPr>
+              <w:color w:val="000000"/>
+            </w:rPr>
+            <w:t>: 10.4103/JAPTR.JAPTR_166_24.</w:t>
           </w:r>
         </w:p>
         <w:p>
@@ -13984,7 +16847,21 @@
               <w:color w:val="000000"/>
             </w:rPr>
             <w:tab/>
-            <w:t xml:space="preserve">F. Öngöz Dede, Ş. Bozkurt Doğan, and U. Balli, “The effect of ellagic acid on repair of periodontal defects in experimental periodontitis in rats,” </w:t>
+            <w:t xml:space="preserve">F. </w:t>
+          </w:r>
+          <w:proofErr w:type="spellStart"/>
+          <w:r>
+            <w:rPr>
+              <w:color w:val="000000"/>
+            </w:rPr>
+            <w:t>Öngöz</w:t>
+          </w:r>
+          <w:proofErr w:type="spellEnd"/>
+          <w:r>
+            <w:rPr>
+              <w:color w:val="000000"/>
+            </w:rPr>
+            <w:t xml:space="preserve"> Dede, Ş. Bozkurt Doğan, and U. Balli, “The effect of ellagic acid on repair of periodontal defects in experimental periodontitis in rats,” </w:t>
           </w:r>
           <w:r>
             <w:rPr>
@@ -13998,7 +16875,21 @@
             <w:rPr>
               <w:color w:val="000000"/>
             </w:rPr>
-            <w:t>, 2021, doi: 10.1590/1678-7757-2021-0160.</w:t>
+            <w:t xml:space="preserve">, 2021, </w:t>
+          </w:r>
+          <w:proofErr w:type="spellStart"/>
+          <w:r>
+            <w:rPr>
+              <w:color w:val="000000"/>
+            </w:rPr>
+            <w:t>doi</w:t>
+          </w:r>
+          <w:proofErr w:type="spellEnd"/>
+          <w:r>
+            <w:rPr>
+              <w:color w:val="000000"/>
+            </w:rPr>
+            <w:t>: 10.1590/1678-7757-2021-0160.</w:t>
           </w:r>
         </w:p>
         <w:p>
@@ -14038,7 +16929,21 @@
             <w:rPr>
               <w:color w:val="000000"/>
             </w:rPr>
-            <w:t>, 2023, doi: 10.1016/j.archoralbio.2023.105691.</w:t>
+            <w:t xml:space="preserve">, 2023, </w:t>
+          </w:r>
+          <w:proofErr w:type="spellStart"/>
+          <w:r>
+            <w:rPr>
+              <w:color w:val="000000"/>
+            </w:rPr>
+            <w:t>doi</w:t>
+          </w:r>
+          <w:proofErr w:type="spellEnd"/>
+          <w:r>
+            <w:rPr>
+              <w:color w:val="000000"/>
+            </w:rPr>
+            <w:t>: 10.1016/j.archoralbio.2023.105691.</w:t>
           </w:r>
         </w:p>
         <w:p>
@@ -14064,7 +16969,35 @@
               <w:color w:val="000000"/>
             </w:rPr>
             <w:tab/>
-            <w:t xml:space="preserve">M. Spilmont, L. Léotoing, and M.-J. Davicco, “Pomegranate seed oil prevents bone loss in a mice model of osteoporosis, through osteoblastic stimulation, osteoclastic inhibition and decreased inflammatory status,” </w:t>
+            <w:t xml:space="preserve">M. Spilmont, L. </w:t>
+          </w:r>
+          <w:proofErr w:type="spellStart"/>
+          <w:r>
+            <w:rPr>
+              <w:color w:val="000000"/>
+            </w:rPr>
+            <w:t>Léotoing</w:t>
+          </w:r>
+          <w:proofErr w:type="spellEnd"/>
+          <w:r>
+            <w:rPr>
+              <w:color w:val="000000"/>
+            </w:rPr>
+            <w:t xml:space="preserve">, and M.-J. </w:t>
+          </w:r>
+          <w:proofErr w:type="spellStart"/>
+          <w:r>
+            <w:rPr>
+              <w:color w:val="000000"/>
+            </w:rPr>
+            <w:t>Davicco</w:t>
+          </w:r>
+          <w:proofErr w:type="spellEnd"/>
+          <w:r>
+            <w:rPr>
+              <w:color w:val="000000"/>
+            </w:rPr>
+            <w:t xml:space="preserve">, “Pomegranate seed oil prevents bone loss in a mice model of osteoporosis, through osteoblastic stimulation, osteoclastic inhibition and decreased inflammatory status,” </w:t>
           </w:r>
           <w:r>
             <w:rPr>
@@ -14078,7 +17011,21 @@
             <w:rPr>
               <w:color w:val="000000"/>
             </w:rPr>
-            <w:t>, vol. 24, no. 10, pp. 1840–1848, 2013, doi: 10.1016/j.jnutbio.2013.04.005.</w:t>
+            <w:t xml:space="preserve">, vol. 24, no. 10, pp. 1840–1848, 2013, </w:t>
+          </w:r>
+          <w:proofErr w:type="spellStart"/>
+          <w:r>
+            <w:rPr>
+              <w:color w:val="000000"/>
+            </w:rPr>
+            <w:t>doi</w:t>
+          </w:r>
+          <w:proofErr w:type="spellEnd"/>
+          <w:r>
+            <w:rPr>
+              <w:color w:val="000000"/>
+            </w:rPr>
+            <w:t>: 10.1016/j.jnutbio.2013.04.005.</w:t>
           </w:r>
         </w:p>
         <w:p>
@@ -14104,7 +17051,35 @@
               <w:color w:val="000000"/>
             </w:rPr>
             <w:tab/>
-            <w:t xml:space="preserve">M. Spilmont, L. Léotoing, and M.-J. Davicco, “Pomegranate peel extract prevents bone loss in a preclinical model of osteoporosis and stimulates osteoblastic differentiation in vitro,” </w:t>
+            <w:t xml:space="preserve">M. Spilmont, L. </w:t>
+          </w:r>
+          <w:proofErr w:type="spellStart"/>
+          <w:r>
+            <w:rPr>
+              <w:color w:val="000000"/>
+            </w:rPr>
+            <w:t>Léotoing</w:t>
+          </w:r>
+          <w:proofErr w:type="spellEnd"/>
+          <w:r>
+            <w:rPr>
+              <w:color w:val="000000"/>
+            </w:rPr>
+            <w:t xml:space="preserve">, and M.-J. </w:t>
+          </w:r>
+          <w:proofErr w:type="spellStart"/>
+          <w:r>
+            <w:rPr>
+              <w:color w:val="000000"/>
+            </w:rPr>
+            <w:t>Davicco</w:t>
+          </w:r>
+          <w:proofErr w:type="spellEnd"/>
+          <w:r>
+            <w:rPr>
+              <w:color w:val="000000"/>
+            </w:rPr>
+            <w:t xml:space="preserve">, “Pomegranate peel extract prevents bone loss in a preclinical model of osteoporosis and stimulates osteoblastic differentiation in vitro,” </w:t>
           </w:r>
           <w:r>
             <w:rPr>
@@ -14118,7 +17093,21 @@
             <w:rPr>
               <w:color w:val="000000"/>
             </w:rPr>
-            <w:t>, vol. 7, no. 11, pp. 9265–9284, 2015, doi: 10.3390/nu7115465.</w:t>
+            <w:t xml:space="preserve">, vol. 7, no. 11, pp. 9265–9284, 2015, </w:t>
+          </w:r>
+          <w:proofErr w:type="spellStart"/>
+          <w:r>
+            <w:rPr>
+              <w:color w:val="000000"/>
+            </w:rPr>
+            <w:t>doi</w:t>
+          </w:r>
+          <w:proofErr w:type="spellEnd"/>
+          <w:r>
+            <w:rPr>
+              <w:color w:val="000000"/>
+            </w:rPr>
+            <w:t>: 10.3390/nu7115465.</w:t>
           </w:r>
         </w:p>
         <w:p>
@@ -14144,7 +17133,21 @@
               <w:color w:val="000000"/>
             </w:rPr>
             <w:tab/>
-            <w:t xml:space="preserve">S. J. Kang, B. R. Choi, and S. H. Kim, “Anti-climacterium effects of pomegranate concentrated solutions in ovariectomized ddY mice,” </w:t>
+            <w:t xml:space="preserve">S. J. Kang, B. R. Choi, and S. H. Kim, “Anti-climacterium effects of pomegranate concentrated solutions in ovariectomized </w:t>
+          </w:r>
+          <w:proofErr w:type="spellStart"/>
+          <w:r>
+            <w:rPr>
+              <w:color w:val="000000"/>
+            </w:rPr>
+            <w:t>ddY</w:t>
+          </w:r>
+          <w:proofErr w:type="spellEnd"/>
+          <w:r>
+            <w:rPr>
+              <w:color w:val="000000"/>
+            </w:rPr>
+            <w:t xml:space="preserve"> mice,” </w:t>
           </w:r>
           <w:r>
             <w:rPr>
@@ -14158,7 +17161,21 @@
             <w:rPr>
               <w:color w:val="000000"/>
             </w:rPr>
-            <w:t>, vol. 13, no. 4, pp. 1249–1266, 2017, doi: 10.3892/etm.2017.4109.</w:t>
+            <w:t xml:space="preserve">, vol. 13, no. 4, pp. 1249–1266, 2017, </w:t>
+          </w:r>
+          <w:proofErr w:type="spellStart"/>
+          <w:r>
+            <w:rPr>
+              <w:color w:val="000000"/>
+            </w:rPr>
+            <w:t>doi</w:t>
+          </w:r>
+          <w:proofErr w:type="spellEnd"/>
+          <w:r>
+            <w:rPr>
+              <w:color w:val="000000"/>
+            </w:rPr>
+            <w:t>: 10.3892/etm.2017.4109.</w:t>
           </w:r>
         </w:p>
         <w:p>
@@ -14198,7 +17215,21 @@
             <w:rPr>
               <w:color w:val="000000"/>
             </w:rPr>
-            <w:t>, vol. 388, p. 110852, 2024, doi: 10.1016/j.cbi.2023.110852.</w:t>
+            <w:t xml:space="preserve">, vol. 388, p. 110852, 2024, </w:t>
+          </w:r>
+          <w:proofErr w:type="spellStart"/>
+          <w:r>
+            <w:rPr>
+              <w:color w:val="000000"/>
+            </w:rPr>
+            <w:t>doi</w:t>
+          </w:r>
+          <w:proofErr w:type="spellEnd"/>
+          <w:r>
+            <w:rPr>
+              <w:color w:val="000000"/>
+            </w:rPr>
+            <w:t>: 10.1016/j.cbi.2023.110852.</w:t>
           </w:r>
         </w:p>
         <w:p>
@@ -14238,7 +17269,21 @@
             <w:rPr>
               <w:color w:val="000000"/>
             </w:rPr>
-            <w:t>, vol. 25, no. 9, p. 5047, 2024, doi: 10.3390/ijms25095047.</w:t>
+            <w:t xml:space="preserve">, vol. 25, no. 9, p. 5047, 2024, </w:t>
+          </w:r>
+          <w:proofErr w:type="spellStart"/>
+          <w:r>
+            <w:rPr>
+              <w:color w:val="000000"/>
+            </w:rPr>
+            <w:t>doi</w:t>
+          </w:r>
+          <w:proofErr w:type="spellEnd"/>
+          <w:r>
+            <w:rPr>
+              <w:color w:val="000000"/>
+            </w:rPr>
+            <w:t>: 10.3390/ijms25095047.</w:t>
           </w:r>
         </w:p>
         <w:p>
@@ -14278,7 +17323,21 @@
             <w:rPr>
               <w:color w:val="000000"/>
             </w:rPr>
-            <w:t>, vol. 15, no. 10, p. 1541, 2026, doi: 10.3390/plants15101541.</w:t>
+            <w:t xml:space="preserve">, vol. 15, no. 10, p. 1541, 2026, </w:t>
+          </w:r>
+          <w:proofErr w:type="spellStart"/>
+          <w:r>
+            <w:rPr>
+              <w:color w:val="000000"/>
+            </w:rPr>
+            <w:t>doi</w:t>
+          </w:r>
+          <w:proofErr w:type="spellEnd"/>
+          <w:r>
+            <w:rPr>
+              <w:color w:val="000000"/>
+            </w:rPr>
+            <w:t>: 10.3390/plants15101541.</w:t>
           </w:r>
         </w:p>
         <w:p>
@@ -14304,7 +17363,21 @@
               <w:color w:val="000000"/>
             </w:rPr>
             <w:tab/>
-            <w:t xml:space="preserve">Edrizal, T. Abidin, and D. P. Putra, “Phyto Effect of Punica granatum on the Remodelling of Maxilla Bone, Study of Osteoblast and Osteoclast,” </w:t>
+            <w:t xml:space="preserve">Edrizal, T. Abidin, and D. P. Putra, “Phyto Effect of Punica granatum on the </w:t>
+          </w:r>
+          <w:proofErr w:type="spellStart"/>
+          <w:r>
+            <w:rPr>
+              <w:color w:val="000000"/>
+            </w:rPr>
+            <w:t>Remodelling</w:t>
+          </w:r>
+          <w:proofErr w:type="spellEnd"/>
+          <w:r>
+            <w:rPr>
+              <w:color w:val="000000"/>
+            </w:rPr>
+            <w:t xml:space="preserve"> of Maxilla Bone, Study of Osteoblast and Osteoclast,” </w:t>
           </w:r>
           <w:r>
             <w:rPr>
@@ -14318,7 +17391,21 @@
             <w:rPr>
               <w:color w:val="000000"/>
             </w:rPr>
-            <w:t>, vol. 48, pp. 54–61, 2020, doi: 10.4028/www.scientific.net/JBBBE.48.54.</w:t>
+            <w:t xml:space="preserve">, vol. 48, pp. 54–61, 2020, </w:t>
+          </w:r>
+          <w:proofErr w:type="spellStart"/>
+          <w:r>
+            <w:rPr>
+              <w:color w:val="000000"/>
+            </w:rPr>
+            <w:t>doi</w:t>
+          </w:r>
+          <w:proofErr w:type="spellEnd"/>
+          <w:r>
+            <w:rPr>
+              <w:color w:val="000000"/>
+            </w:rPr>
+            <w:t>: 10.4028/www.scientific.net/JBBBE.48.54.</w:t>
           </w:r>
         </w:p>
         <w:p>
@@ -15177,8 +18264,10 @@
   </w:compat>
   <w:rsids>
     <w:rsidRoot w:val="00424298"/>
+    <w:rsid w:val="0004219E"/>
     <w:rsid w:val="003344E8"/>
     <w:rsid w:val="00424298"/>
+    <w:rsid w:val="0051787B"/>
     <w:rsid w:val="00574160"/>
     <w:rsid w:val="007A67B4"/>
     <w:rsid w:val="00A043BD"/>
